--- a/Modul01 DesainPCB/Tugas_Video.docx
+++ b/Modul01 DesainPCB/Tugas_Video.docx
@@ -3,35 +3,42 @@
 <w:document xmlns:wpc="http://schemas.microsoft.com/office/word/2010/wordprocessingCanvas" xmlns:mo="http://schemas.microsoft.com/office/mac/office/2008/main" xmlns:mc="http://schemas.openxmlformats.org/markup-compatibility/2006" xmlns:mv="urn:schemas-microsoft-com:mac:vml" xmlns:o="urn:schemas-microsoft-com:office:office" xmlns:r="http://schemas.openxmlformats.org/officeDocument/2006/relationships" xmlns:m="http://schemas.openxmlformats.org/officeDocument/2006/math" xmlns:v="urn:schemas-microsoft-com:vml" xmlns:wp14="http://schemas.microsoft.com/office/word/2010/wordprocessingDrawing" xmlns:wp="http://schemas.openxmlformats.org/drawingml/2006/wordprocessingDrawing" xmlns:w10="urn:schemas-microsoft-com:office:word" xmlns:w="http://schemas.openxmlformats.org/wordprocessingml/2006/main" xmlns:w14="http://schemas.microsoft.com/office/word/2010/wordml" xmlns:wpg="http://schemas.microsoft.com/office/word/2010/wordprocessingGroup" xmlns:wpi="http://schemas.microsoft.com/office/word/2010/wordprocessingInk" xmlns:wne="http://schemas.microsoft.com/office/word/2006/wordml" xmlns:wps="http://schemas.microsoft.com/office/word/2010/wordprocessingShape" mc:Ignorable="w14 wp14">
   <w:body>
     <w:p>
+      <w:pPr>
+        <w:spacing w:line="276" w:lineRule="auto" w:before="0" w:after="60"/>
+        <w:ind w:firstLine="0"/>
+        <w:jc w:val="center"/>
+      </w:pPr>
       <w:bookmarkStart w:id="1" w:name="judul_tugas"/>
+      <w:r>
+        <w:rPr>
+          <w:rFonts w:ascii="Times New Roman" w:hAnsi="Times New Roman"/>
+          <w:b/>
+          <w:sz w:val="28"/>
+        </w:rPr>
+        <w:t>TUGAS VIDEO MODUL 01</w:t>
+      </w:r>
+      <w:bookmarkEnd w:id="1"/>
+    </w:p>
+    <w:p>
       <w:pPr>
-        <w:pStyle w:val="Heading1"/>
-        <w:spacing w:before="0" w:after="120"/>
+        <w:spacing w:line="276" w:lineRule="auto" w:before="0" w:after="60"/>
+        <w:ind w:firstLine="0"/>
         <w:jc w:val="center"/>
       </w:pPr>
       <w:r>
         <w:rPr>
-          <w:rFonts w:ascii="Times New Roman" w:hAnsi="Times New Roman" w:eastAsia="Times New Roman"/>
+          <w:rFonts w:ascii="Times New Roman" w:hAnsi="Times New Roman"/>
           <w:b/>
           <w:sz w:val="28"/>
         </w:rPr>
-        <w:t>TUGAS VIDEO MODUL 01: PERANCANGAN PCB DARI SKEMATIK HINGGA PRODUKSI</w:t>
+        <w:t>PERANCANGAN PCB DARI SKEMATIK HINGGA PRODUKSI</w:t>
       </w:r>
-      <w:bookmarkEnd w:id="1"/>
     </w:p>
     <w:tbl>
       <w:tblPr>
         <w:tblStyle w:val="TableGrid"/>
         <w:tblW w:type="auto" w:w="0"/>
         <w:tblLook w:firstColumn="1" w:firstRow="1" w:lastColumn="0" w:lastRow="0" w:noHBand="0" w:noVBand="1" w:val="04A0"/>
-        <w:tblBorders>
-          <w:top w:val="single" w:sz="4" w:color="2E4057"/>
-          <w:bottom w:val="single" w:sz="4" w:color="2E4057"/>
-          <w:left w:val="single" w:sz="4" w:color="2E4057"/>
-          <w:right w:val="single" w:sz="4" w:color="2E4057"/>
-          <w:insideH w:val="single" w:sz="4" w:color="2E4057"/>
-          <w:insideV w:val="single" w:sz="4" w:color="2E4057"/>
-        </w:tblBorders>
       </w:tblPr>
       <w:tblGrid>
         <w:gridCol w:w="4419"/>
@@ -41,13 +48,63 @@
         <w:tc>
           <w:tcPr>
             <w:tcW w:type="dxa" w:w="4419"/>
-            <w:shd w:fill="2E4057"/>
+            <w:shd w:val="clear" w:color="auto" w:fill="2E4057"/>
           </w:tcPr>
           <w:p>
+            <w:pPr>
+              <w:spacing w:before="40" w:after="40"/>
+              <w:ind w:firstLine="0"/>
+            </w:pPr>
+            <w:r/>
             <w:r>
               <w:rPr>
+                <w:rFonts w:ascii="Times New Roman" w:hAnsi="Times New Roman"/>
                 <w:b/>
                 <w:color w:val="FFFFFF"/>
+                <w:sz w:val="22"/>
+              </w:rPr>
+              <w:t>Keterangan</w:t>
+            </w:r>
+          </w:p>
+        </w:tc>
+        <w:tc>
+          <w:tcPr>
+            <w:tcW w:type="dxa" w:w="4419"/>
+            <w:shd w:val="clear" w:color="auto" w:fill="2E4057"/>
+          </w:tcPr>
+          <w:p>
+            <w:pPr>
+              <w:spacing w:before="40" w:after="40"/>
+              <w:ind w:firstLine="0"/>
+            </w:pPr>
+            <w:r/>
+            <w:r>
+              <w:rPr>
+                <w:rFonts w:ascii="Times New Roman" w:hAnsi="Times New Roman"/>
+                <w:b/>
+                <w:color w:val="FFFFFF"/>
+                <w:sz w:val="22"/>
+              </w:rPr>
+              <w:t>Detail</w:t>
+            </w:r>
+          </w:p>
+        </w:tc>
+      </w:tr>
+      <w:tr>
+        <w:tc>
+          <w:tcPr>
+            <w:tcW w:type="dxa" w:w="4419"/>
+          </w:tcPr>
+          <w:p>
+            <w:pPr>
+              <w:spacing w:before="40" w:after="40"/>
+              <w:ind w:firstLine="0"/>
+            </w:pPr>
+            <w:r/>
+            <w:r>
+              <w:rPr>
+                <w:rFonts w:ascii="Times New Roman" w:hAnsi="Times New Roman"/>
+                <w:sz w:val="22"/>
               </w:rPr>
               <w:t>Program Studi</w:t>
             </w:r>
@@ -56,13 +113,17 @@
         <w:tc>
           <w:tcPr>
             <w:tcW w:type="dxa" w:w="4419"/>
-            <w:shd w:fill="2E4057"/>
           </w:tcPr>
           <w:p>
+            <w:pPr>
+              <w:spacing w:before="40" w:after="40"/>
+              <w:ind w:firstLine="0"/>
+            </w:pPr>
+            <w:r/>
             <w:r>
               <w:rPr>
-                <w:b/>
-                <w:color w:val="FFFFFF"/>
+                <w:rFonts w:ascii="Times New Roman" w:hAnsi="Times New Roman"/>
+                <w:sz w:val="22"/>
               </w:rPr>
               <w:t>Teknik Mekatronika dan Robotika</w:t>
             </w:r>
@@ -73,9 +134,19 @@
         <w:tc>
           <w:tcPr>
             <w:tcW w:type="dxa" w:w="4419"/>
+            <w:shd w:val="clear" w:color="auto" w:fill="EBF0FA"/>
           </w:tcPr>
           <w:p>
+            <w:pPr>
+              <w:spacing w:before="40" w:after="40"/>
+              <w:ind w:firstLine="0"/>
+            </w:pPr>
+            <w:r/>
             <w:r>
+              <w:rPr>
+                <w:rFonts w:ascii="Times New Roman" w:hAnsi="Times New Roman"/>
+                <w:sz w:val="22"/>
+              </w:rPr>
               <w:t>Mata Kuliah</w:t>
             </w:r>
           </w:p>
@@ -83,9 +154,19 @@
         <w:tc>
           <w:tcPr>
             <w:tcW w:type="dxa" w:w="4419"/>
+            <w:shd w:val="clear" w:color="auto" w:fill="EBF0FA"/>
           </w:tcPr>
           <w:p>
+            <w:pPr>
+              <w:spacing w:before="40" w:after="40"/>
+              <w:ind w:firstLine="0"/>
+            </w:pPr>
+            <w:r/>
             <w:r>
+              <w:rPr>
+                <w:rFonts w:ascii="Times New Roman" w:hAnsi="Times New Roman"/>
+                <w:sz w:val="22"/>
+              </w:rPr>
               <w:t>Praktikum Mekatronika dan Robotika</w:t>
             </w:r>
           </w:p>
@@ -97,7 +178,16 @@
             <w:tcW w:type="dxa" w:w="4419"/>
           </w:tcPr>
           <w:p>
+            <w:pPr>
+              <w:spacing w:before="40" w:after="40"/>
+              <w:ind w:firstLine="0"/>
+            </w:pPr>
+            <w:r/>
             <w:r>
+              <w:rPr>
+                <w:rFonts w:ascii="Times New Roman" w:hAnsi="Times New Roman"/>
+                <w:sz w:val="22"/>
+              </w:rPr>
               <w:t>Modul</w:t>
             </w:r>
           </w:p>
@@ -107,8 +197,17 @@
             <w:tcW w:type="dxa" w:w="4419"/>
           </w:tcPr>
           <w:p>
+            <w:pPr>
+              <w:spacing w:before="40" w:after="40"/>
+              <w:ind w:firstLine="0"/>
+            </w:pPr>
+            <w:r/>
             <w:r>
-              <w:t>01 – Desain PCB</w:t>
+              <w:rPr>
+                <w:rFonts w:ascii="Times New Roman" w:hAnsi="Times New Roman"/>
+                <w:sz w:val="22"/>
+              </w:rPr>
+              <w:t>01 - Desain PCB</w:t>
             </w:r>
           </w:p>
         </w:tc>
@@ -117,9 +216,19 @@
         <w:tc>
           <w:tcPr>
             <w:tcW w:type="dxa" w:w="4419"/>
+            <w:shd w:val="clear" w:color="auto" w:fill="EBF0FA"/>
           </w:tcPr>
           <w:p>
+            <w:pPr>
+              <w:spacing w:before="40" w:after="40"/>
+              <w:ind w:firstLine="0"/>
+            </w:pPr>
+            <w:r/>
             <w:r>
+              <w:rPr>
+                <w:rFonts w:ascii="Times New Roman" w:hAnsi="Times New Roman"/>
+                <w:sz w:val="22"/>
+              </w:rPr>
               <w:t>Software</w:t>
             </w:r>
           </w:p>
@@ -127,9 +236,19 @@
         <w:tc>
           <w:tcPr>
             <w:tcW w:type="dxa" w:w="4419"/>
+            <w:shd w:val="clear" w:color="auto" w:fill="EBF0FA"/>
           </w:tcPr>
           <w:p>
+            <w:pPr>
+              <w:spacing w:before="40" w:after="40"/>
+              <w:ind w:firstLine="0"/>
+            </w:pPr>
+            <w:r/>
             <w:r>
+              <w:rPr>
+                <w:rFonts w:ascii="Times New Roman" w:hAnsi="Times New Roman"/>
+                <w:sz w:val="22"/>
+              </w:rPr>
               <w:t>EasyEDA Standard / Pro</w:t>
             </w:r>
           </w:p>
@@ -141,7 +260,16 @@
             <w:tcW w:type="dxa" w:w="4419"/>
           </w:tcPr>
           <w:p>
+            <w:pPr>
+              <w:spacing w:before="40" w:after="40"/>
+              <w:ind w:firstLine="0"/>
+            </w:pPr>
+            <w:r/>
             <w:r>
+              <w:rPr>
+                <w:rFonts w:ascii="Times New Roman" w:hAnsi="Times New Roman"/>
+                <w:sz w:val="22"/>
+              </w:rPr>
               <w:t>Manufaktur</w:t>
             </w:r>
           </w:p>
@@ -151,7 +279,16 @@
             <w:tcW w:type="dxa" w:w="4419"/>
           </w:tcPr>
           <w:p>
+            <w:pPr>
+              <w:spacing w:before="40" w:after="40"/>
+              <w:ind w:firstLine="0"/>
+            </w:pPr>
+            <w:r/>
             <w:r>
+              <w:rPr>
+                <w:rFonts w:ascii="Times New Roman" w:hAnsi="Times New Roman"/>
+                <w:sz w:val="22"/>
+              </w:rPr>
               <w:t>JLCPCB</w:t>
             </w:r>
           </w:p>
@@ -161,9 +298,19 @@
         <w:tc>
           <w:tcPr>
             <w:tcW w:type="dxa" w:w="4419"/>
+            <w:shd w:val="clear" w:color="auto" w:fill="EBF0FA"/>
           </w:tcPr>
           <w:p>
+            <w:pPr>
+              <w:spacing w:before="40" w:after="40"/>
+              <w:ind w:firstLine="0"/>
+            </w:pPr>
+            <w:r/>
             <w:r>
+              <w:rPr>
+                <w:rFonts w:ascii="Times New Roman" w:hAnsi="Times New Roman"/>
+                <w:sz w:val="22"/>
+              </w:rPr>
               <w:t>Batas Upload</w:t>
             </w:r>
           </w:p>
@@ -171,9 +318,19 @@
         <w:tc>
           <w:tcPr>
             <w:tcW w:type="dxa" w:w="4419"/>
+            <w:shd w:val="clear" w:color="auto" w:fill="EBF0FA"/>
           </w:tcPr>
           <w:p>
+            <w:pPr>
+              <w:spacing w:before="40" w:after="40"/>
+              <w:ind w:firstLine="0"/>
+            </w:pPr>
+            <w:r/>
             <w:r>
+              <w:rPr>
+                <w:rFonts w:ascii="Times New Roman" w:hAnsi="Times New Roman"/>
+                <w:sz w:val="22"/>
+              </w:rPr>
               <w:t>Sesuai jadwal dosen</w:t>
             </w:r>
           </w:p>
@@ -185,7 +342,16 @@
             <w:tcW w:type="dxa" w:w="4419"/>
           </w:tcPr>
           <w:p>
+            <w:pPr>
+              <w:spacing w:before="40" w:after="40"/>
+              <w:ind w:firstLine="0"/>
+            </w:pPr>
+            <w:r/>
             <w:r>
+              <w:rPr>
+                <w:rFonts w:ascii="Times New Roman" w:hAnsi="Times New Roman"/>
+                <w:sz w:val="22"/>
+              </w:rPr>
               <w:t>Durasi Video</w:t>
             </w:r>
           </w:p>
@@ -195,8 +361,17 @@
             <w:tcW w:type="dxa" w:w="4419"/>
           </w:tcPr>
           <w:p>
+            <w:pPr>
+              <w:spacing w:before="40" w:after="40"/>
+              <w:ind w:firstLine="0"/>
+            </w:pPr>
+            <w:r/>
             <w:r>
-              <w:t>10–20 menit</w:t>
+              <w:rPr>
+                <w:rFonts w:ascii="Times New Roman" w:hAnsi="Times New Roman"/>
+                <w:sz w:val="22"/>
+              </w:rPr>
+              <w:t>10-20 menit</w:t>
             </w:r>
           </w:p>
         </w:tc>
@@ -205,9 +380,19 @@
         <w:tc>
           <w:tcPr>
             <w:tcW w:type="dxa" w:w="4419"/>
+            <w:shd w:val="clear" w:color="auto" w:fill="EBF0FA"/>
           </w:tcPr>
           <w:p>
+            <w:pPr>
+              <w:spacing w:before="40" w:after="40"/>
+              <w:ind w:firstLine="0"/>
+            </w:pPr>
+            <w:r/>
             <w:r>
+              <w:rPr>
+                <w:rFonts w:ascii="Times New Roman" w:hAnsi="Times New Roman"/>
+                <w:sz w:val="22"/>
+              </w:rPr>
               <w:t>Format</w:t>
             </w:r>
           </w:p>
@@ -215,9 +400,19 @@
         <w:tc>
           <w:tcPr>
             <w:tcW w:type="dxa" w:w="4419"/>
+            <w:shd w:val="clear" w:color="auto" w:fill="EBF0FA"/>
           </w:tcPr>
           <w:p>
+            <w:pPr>
+              <w:spacing w:before="40" w:after="40"/>
+              <w:ind w:firstLine="0"/>
+            </w:pPr>
+            <w:r/>
             <w:r>
+              <w:rPr>
+                <w:rFonts w:ascii="Times New Roman" w:hAnsi="Times New Roman"/>
+                <w:sz w:val="22"/>
+              </w:rPr>
               <w:t>MP4, resolusi minimal HD 720p</w:t>
             </w:r>
           </w:p>
@@ -229,7 +424,16 @@
             <w:tcW w:type="dxa" w:w="4419"/>
           </w:tcPr>
           <w:p>
+            <w:pPr>
+              <w:spacing w:before="40" w:after="40"/>
+              <w:ind w:firstLine="0"/>
+            </w:pPr>
+            <w:r/>
             <w:r>
+              <w:rPr>
+                <w:rFonts w:ascii="Times New Roman" w:hAnsi="Times New Roman"/>
+                <w:sz w:val="22"/>
+              </w:rPr>
               <w:t>Platform Upload</w:t>
             </w:r>
           </w:p>
@@ -239,7 +443,16 @@
             <w:tcW w:type="dxa" w:w="4419"/>
           </w:tcPr>
           <w:p>
+            <w:pPr>
+              <w:spacing w:before="40" w:after="40"/>
+              <w:ind w:firstLine="0"/>
+            </w:pPr>
+            <w:r/>
             <w:r>
+              <w:rPr>
+                <w:rFonts w:ascii="Times New Roman" w:hAnsi="Times New Roman"/>
+                <w:sz w:val="22"/>
+              </w:rPr>
               <w:t>Google Drive / YouTube (unlisted) / LMS</w:t>
             </w:r>
           </w:p>
@@ -249,35 +462,56 @@
         <w:tc>
           <w:tcPr>
             <w:tcW w:type="dxa" w:w="4419"/>
+            <w:shd w:val="clear" w:color="auto" w:fill="EBF0FA"/>
           </w:tcPr>
           <w:p>
+            <w:pPr>
+              <w:spacing w:before="40" w:after="40"/>
+              <w:ind w:firstLine="0"/>
+            </w:pPr>
+            <w:r/>
             <w:r>
-              <w:t>Tanggal Dibuat</w:t>
+              <w:rPr>
+                <w:rFonts w:ascii="Times New Roman" w:hAnsi="Times New Roman"/>
+                <w:sz w:val="22"/>
+              </w:rPr>
+              <w:t>Tanggal</w:t>
             </w:r>
           </w:p>
         </w:tc>
         <w:tc>
           <w:tcPr>
             <w:tcW w:type="dxa" w:w="4419"/>
+            <w:shd w:val="clear" w:color="auto" w:fill="EBF0FA"/>
           </w:tcPr>
           <w:p>
+            <w:pPr>
+              <w:spacing w:before="40" w:after="40"/>
+              <w:ind w:firstLine="0"/>
+            </w:pPr>
+            <w:r/>
             <w:r>
+              <w:rPr>
+                <w:rFonts w:ascii="Times New Roman" w:hAnsi="Times New Roman"/>
+                <w:sz w:val="22"/>
+              </w:rPr>
               <w:t>20 Februari 2026</w:t>
             </w:r>
           </w:p>
         </w:tc>
       </w:tr>
     </w:tbl>
+    <w:p/>
     <w:p>
-      <w:bookmarkStart w:id="2" w:name="bagian_A"/>
       <w:pPr>
-        <w:pStyle w:val="Heading2"/>
-        <w:spacing w:before="120" w:after="60"/>
+        <w:spacing w:line="276" w:lineRule="auto" w:before="120" w:after="60"/>
+        <w:ind w:firstLine="0"/>
         <w:jc w:val="left"/>
       </w:pPr>
+      <w:bookmarkStart w:id="2" w:name="bagian_A"/>
       <w:r>
         <w:rPr>
-          <w:rFonts w:ascii="Times New Roman" w:hAnsi="Times New Roman" w:eastAsia="Times New Roman"/>
+          <w:rFonts w:ascii="Times New Roman" w:hAnsi="Times New Roman"/>
           <w:b/>
           <w:sz w:val="24"/>
         </w:rPr>
@@ -287,25 +521,28 @@
     </w:p>
     <w:p>
       <w:pPr>
-        <w:pStyle w:val="ListBullet"/>
         <w:spacing w:line="276" w:lineRule="auto" w:before="60" w:after="60"/>
+        <w:ind w:firstLine="0"/>
+        <w:jc w:val="center"/>
       </w:pPr>
       <w:r>
         <w:rPr>
-          <w:rFonts w:ascii="Times New Roman" w:hAnsi="Times New Roman" w:eastAsia="Times New Roman"/>
+          <w:rFonts w:ascii="Times New Roman" w:hAnsi="Times New Roman"/>
+          <w:b/>
           <w:sz w:val="24"/>
         </w:rPr>
-        <w:t>⚠️  TUGAS VIDEO DIKERJAKAN SECARA INDIVIDUAL (PER ORANG)</w:t>
+        <w:t>PERHATIAN: TUGAS VIDEO DIKERJAKAN SECARA INDIVIDUAL (PER ORANG)</w:t>
       </w:r>
     </w:p>
     <w:p>
       <w:pPr>
         <w:pStyle w:val="ListNumber"/>
         <w:spacing w:line="276" w:lineRule="auto" w:before="60" w:after="60"/>
+        <w:ind w:firstLine="0"/>
       </w:pPr>
       <w:r>
         <w:rPr>
-          <w:rFonts w:ascii="Times New Roman" w:hAnsi="Times New Roman" w:eastAsia="Times New Roman"/>
+          <w:rFonts w:ascii="Times New Roman" w:hAnsi="Times New Roman"/>
           <w:sz w:val="24"/>
         </w:rPr>
         <w:t>Setiap mahasiswa wajib membuat video sendiri-sendiri (bukan per kelompok).</w:t>
@@ -315,10 +552,11 @@
       <w:pPr>
         <w:pStyle w:val="ListNumber"/>
         <w:spacing w:line="276" w:lineRule="auto" w:before="60" w:after="60"/>
+        <w:ind w:firstLine="0"/>
       </w:pPr>
       <w:r>
         <w:rPr>
-          <w:rFonts w:ascii="Times New Roman" w:hAnsi="Times New Roman" w:eastAsia="Times New Roman"/>
+          <w:rFonts w:ascii="Times New Roman" w:hAnsi="Times New Roman"/>
           <w:sz w:val="24"/>
         </w:rPr>
         <w:t>Video menampilkan proses desain PCB milik Anda sendiri menggunakan EasyEDA.</w:t>
@@ -328,10 +566,11 @@
       <w:pPr>
         <w:pStyle w:val="ListNumber"/>
         <w:spacing w:line="276" w:lineRule="auto" w:before="60" w:after="60"/>
+        <w:ind w:firstLine="0"/>
       </w:pPr>
       <w:r>
         <w:rPr>
-          <w:rFonts w:ascii="Times New Roman" w:hAnsi="Times New Roman" w:eastAsia="Times New Roman"/>
+          <w:rFonts w:ascii="Times New Roman" w:hAnsi="Times New Roman"/>
           <w:sz w:val="24"/>
         </w:rPr>
         <w:t>Desain yang direkam boleh bagian dari proyek kelompok (PCB MAIN atau PCB Sensor Line yang menjadi tanggung jawab Anda).</w:t>
@@ -341,10 +580,11 @@
       <w:pPr>
         <w:pStyle w:val="ListNumber"/>
         <w:spacing w:line="276" w:lineRule="auto" w:before="60" w:after="60"/>
+        <w:ind w:firstLine="0"/>
       </w:pPr>
       <w:r>
         <w:rPr>
-          <w:rFonts w:ascii="Times New Roman" w:hAnsi="Times New Roman" w:eastAsia="Times New Roman"/>
+          <w:rFonts w:ascii="Times New Roman" w:hAnsi="Times New Roman"/>
           <w:sz w:val="24"/>
         </w:rPr>
         <w:t>Tampilkan nama lengkap dan NIM di awal video.</w:t>
@@ -354,23 +594,25 @@
       <w:pPr>
         <w:pStyle w:val="ListNumber"/>
         <w:spacing w:line="276" w:lineRule="auto" w:before="60" w:after="60"/>
+        <w:ind w:firstLine="0"/>
       </w:pPr>
       <w:r>
         <w:rPr>
-          <w:rFonts w:ascii="Times New Roman" w:hAnsi="Times New Roman" w:eastAsia="Times New Roman"/>
+          <w:rFonts w:ascii="Times New Roman" w:hAnsi="Times New Roman"/>
           <w:sz w:val="24"/>
         </w:rPr>
-        <w:t>Gunakan screen recording yang jelas — proses nyata, bukan slideshow.</w:t>
+        <w:t>Gunakan screen recording yang jelas - proses nyata, bukan slideshow.</w:t>
       </w:r>
     </w:p>
     <w:p>
       <w:pPr>
         <w:pStyle w:val="ListNumber"/>
         <w:spacing w:line="276" w:lineRule="auto" w:before="60" w:after="60"/>
+        <w:ind w:firstLine="0"/>
       </w:pPr>
       <w:r>
         <w:rPr>
-          <w:rFonts w:ascii="Times New Roman" w:hAnsi="Times New Roman" w:eastAsia="Times New Roman"/>
+          <w:rFonts w:ascii="Times New Roman" w:hAnsi="Times New Roman"/>
           <w:sz w:val="24"/>
         </w:rPr>
         <w:t>Penjelasan dalam Bahasa Indonesia yang baik dan benar.</w:t>
@@ -380,25 +622,26 @@
       <w:pPr>
         <w:pStyle w:val="ListNumber"/>
         <w:spacing w:line="276" w:lineRule="auto" w:before="60" w:after="60"/>
+        <w:ind w:firstLine="0"/>
       </w:pPr>
       <w:r>
         <w:rPr>
-          <w:rFonts w:ascii="Times New Roman" w:hAnsi="Times New Roman" w:eastAsia="Times New Roman"/>
+          <w:rFonts w:ascii="Times New Roman" w:hAnsi="Times New Roman"/>
           <w:sz w:val="24"/>
         </w:rPr>
         <w:t>Setiap poin yang dijelaskan harus didukung dengan demonstrasi di EasyEDA.</w:t>
       </w:r>
     </w:p>
     <w:p>
-      <w:bookmarkStart w:id="3" w:name="bagian_B"/>
       <w:pPr>
-        <w:pStyle w:val="Heading2"/>
-        <w:spacing w:before="120" w:after="60"/>
+        <w:spacing w:line="276" w:lineRule="auto" w:before="120" w:after="60"/>
+        <w:ind w:firstLine="0"/>
         <w:jc w:val="left"/>
       </w:pPr>
+      <w:bookmarkStart w:id="3" w:name="bagian_B"/>
       <w:r>
         <w:rPr>
-          <w:rFonts w:ascii="Times New Roman" w:hAnsi="Times New Roman" w:eastAsia="Times New Roman"/>
+          <w:rFonts w:ascii="Times New Roman" w:hAnsi="Times New Roman"/>
           <w:b/>
           <w:sz w:val="24"/>
         </w:rPr>
@@ -407,19 +650,19 @@
       <w:bookmarkEnd w:id="3"/>
     </w:p>
     <w:p>
-      <w:bookmarkStart w:id="4" w:name="bagian_1"/>
       <w:pPr>
-        <w:pStyle w:val="Heading3"/>
-        <w:spacing w:before="120" w:after="60"/>
+        <w:spacing w:line="276" w:lineRule="auto" w:before="80" w:after="60"/>
+        <w:ind w:firstLine="0"/>
         <w:jc w:val="left"/>
       </w:pPr>
+      <w:bookmarkStart w:id="4" w:name="bagian_1"/>
       <w:r>
         <w:rPr>
-          <w:rFonts w:ascii="Times New Roman" w:hAnsi="Times New Roman" w:eastAsia="Times New Roman"/>
+          <w:rFonts w:ascii="Times New Roman" w:hAnsi="Times New Roman"/>
           <w:b/>
           <w:sz w:val="24"/>
         </w:rPr>
-        <w:t>BAGIAN 1: PENDAHULUAN \u2013 KONSEP DASAR PCB (Maks. 3 menit)</w:t>
+        <w:t>BAGIAN 1: PENDAHULUAN - KONSEP DASAR PCB (Maks. 3 Menit)</w:t>
       </w:r>
       <w:bookmarkEnd w:id="4"/>
     </w:p>
@@ -427,10 +670,11 @@
       <w:pPr>
         <w:pStyle w:val="ListBullet"/>
         <w:spacing w:line="276" w:lineRule="auto" w:before="60" w:after="60"/>
+        <w:ind w:firstLine="0"/>
       </w:pPr>
       <w:r>
         <w:rPr>
-          <w:rFonts w:ascii="Times New Roman" w:hAnsi="Times New Roman" w:eastAsia="Times New Roman"/>
+          <w:rFonts w:ascii="Times New Roman" w:hAnsi="Times New Roman"/>
           <w:sz w:val="24"/>
         </w:rPr>
         <w:t>[1.1] Definisi PCB dan fungsinya dalam sistem elektronika (robot, IoT, dsb.)</w:t>
@@ -440,23 +684,25 @@
       <w:pPr>
         <w:pStyle w:val="ListBullet"/>
         <w:spacing w:line="276" w:lineRule="auto" w:before="60" w:after="60"/>
+        <w:ind w:firstLine="0"/>
       </w:pPr>
       <w:r>
         <w:rPr>
-          <w:rFonts w:ascii="Times New Roman" w:hAnsi="Times New Roman" w:eastAsia="Times New Roman"/>
+          <w:rFonts w:ascii="Times New Roman" w:hAnsi="Times New Roman"/>
           <w:sz w:val="24"/>
         </w:rPr>
-        <w:t>[1.2] Perbedaan Single Layer, Double Layer, dan Multilayer — kapan masing-masing digunakan.</w:t>
+        <w:t>[1.2] Perbedaan Single Layer, Double Layer, dan Multilayer - kapan masing-masing digunakan.</w:t>
       </w:r>
     </w:p>
     <w:p>
       <w:pPr>
         <w:pStyle w:val="ListBullet"/>
         <w:spacing w:line="276" w:lineRule="auto" w:before="60" w:after="60"/>
+        <w:ind w:firstLine="0"/>
       </w:pPr>
       <w:r>
         <w:rPr>
-          <w:rFonts w:ascii="Times New Roman" w:hAnsi="Times New Roman" w:eastAsia="Times New Roman"/>
+          <w:rFonts w:ascii="Times New Roman" w:hAnsi="Times New Roman"/>
           <w:sz w:val="24"/>
         </w:rPr>
         <w:t>[1.3] Material FR4: apa itu, karakteristiknya, mengapa dipakai di JLCPCB.</w:t>
@@ -466,10 +712,11 @@
       <w:pPr>
         <w:pStyle w:val="ListBullet"/>
         <w:spacing w:line="276" w:lineRule="auto" w:before="60" w:after="60"/>
+        <w:ind w:firstLine="0"/>
       </w:pPr>
       <w:r>
         <w:rPr>
-          <w:rFonts w:ascii="Times New Roman" w:hAnsi="Times New Roman" w:eastAsia="Times New Roman"/>
+          <w:rFonts w:ascii="Times New Roman" w:hAnsi="Times New Roman"/>
           <w:sz w:val="24"/>
         </w:rPr>
         <w:t>[1.4] Ketebalan copper (oz): perbedaan 1 oz dan 2 oz, pengaruh terhadap kapasitas arus.</w:t>
@@ -479,10 +726,11 @@
       <w:pPr>
         <w:pStyle w:val="ListBullet"/>
         <w:spacing w:line="276" w:lineRule="auto" w:before="60" w:after="60"/>
+        <w:ind w:firstLine="0"/>
       </w:pPr>
       <w:r>
         <w:rPr>
-          <w:rFonts w:ascii="Times New Roman" w:hAnsi="Times New Roman" w:eastAsia="Times New Roman"/>
+          <w:rFonts w:ascii="Times New Roman" w:hAnsi="Times New Roman"/>
           <w:sz w:val="24"/>
         </w:rPr>
         <w:t>[1.5] Perbedaan antara Skematik (logika) dan Layout PCB (fisik).</w:t>
@@ -492,29 +740,30 @@
       <w:pPr>
         <w:pStyle w:val="ListBullet"/>
         <w:spacing w:line="276" w:lineRule="auto" w:before="60" w:after="60"/>
+        <w:ind w:firstLine="0"/>
       </w:pPr>
       <w:r>
         <w:rPr>
-          <w:rFonts w:ascii="Times New Roman" w:hAnsi="Times New Roman" w:eastAsia="Times New Roman"/>
+          <w:rFonts w:ascii="Times New Roman" w:hAnsi="Times New Roman"/>
           <w:sz w:val="24"/>
         </w:rPr>
-        <w:t>[1.6] Alur kerja desain PCB: dari spesifikasi → skematik → layout → Gerber → JLCPCB.</w:t>
+        <w:t>[1.6] Alur kerja desain PCB: dari spesifikasi =&gt; skematik =&gt; layout =&gt; Gerber =&gt; JLCPCB.</w:t>
       </w:r>
     </w:p>
     <w:p>
-      <w:bookmarkStart w:id="5" w:name="bagian_2"/>
       <w:pPr>
-        <w:pStyle w:val="Heading3"/>
-        <w:spacing w:before="120" w:after="60"/>
+        <w:spacing w:line="276" w:lineRule="auto" w:before="80" w:after="60"/>
+        <w:ind w:firstLine="0"/>
         <w:jc w:val="left"/>
       </w:pPr>
+      <w:bookmarkStart w:id="5" w:name="bagian_2"/>
       <w:r>
         <w:rPr>
-          <w:rFonts w:ascii="Times New Roman" w:hAnsi="Times New Roman" w:eastAsia="Times New Roman"/>
+          <w:rFonts w:ascii="Times New Roman" w:hAnsi="Times New Roman"/>
           <w:b/>
           <w:sz w:val="24"/>
         </w:rPr>
-        <w:t>BAGIAN 2: PENGENALAN EASYEDA (Maks. 2 menit)</w:t>
+        <w:t>BAGIAN 2: PENGENALAN EASYEDA (Maks. 2 Menit)</w:t>
       </w:r>
       <w:bookmarkEnd w:id="5"/>
     </w:p>
@@ -522,10 +771,11 @@
       <w:pPr>
         <w:pStyle w:val="ListBullet"/>
         <w:spacing w:line="276" w:lineRule="auto" w:before="60" w:after="60"/>
+        <w:ind w:firstLine="0"/>
       </w:pPr>
       <w:r>
         <w:rPr>
-          <w:rFonts w:ascii="Times New Roman" w:hAnsi="Times New Roman" w:eastAsia="Times New Roman"/>
+          <w:rFonts w:ascii="Times New Roman" w:hAnsi="Times New Roman"/>
           <w:sz w:val="24"/>
         </w:rPr>
         <w:t>[2.1] Penjelasan EasyEDA: apa itu, mengapa dipakai, hubungannya dengan LCSC dan JLCPCB.</w:t>
@@ -535,10 +785,11 @@
       <w:pPr>
         <w:pStyle w:val="ListBullet"/>
         <w:spacing w:line="276" w:lineRule="auto" w:before="60" w:after="60"/>
+        <w:ind w:firstLine="0"/>
       </w:pPr>
       <w:r>
         <w:rPr>
-          <w:rFonts w:ascii="Times New Roman" w:hAnsi="Times New Roman" w:eastAsia="Times New Roman"/>
+          <w:rFonts w:ascii="Times New Roman" w:hAnsi="Times New Roman"/>
           <w:sz w:val="24"/>
         </w:rPr>
         <w:t>[2.2] Perbedaan EasyEDA Standard (browser) vs EasyEDA Pro (desktop).</w:t>
@@ -548,10 +799,11 @@
       <w:pPr>
         <w:pStyle w:val="ListBullet"/>
         <w:spacing w:line="276" w:lineRule="auto" w:before="60" w:after="60"/>
+        <w:ind w:firstLine="0"/>
       </w:pPr>
       <w:r>
         <w:rPr>
-          <w:rFonts w:ascii="Times New Roman" w:hAnsi="Times New Roman" w:eastAsia="Times New Roman"/>
+          <w:rFonts w:ascii="Times New Roman" w:hAnsi="Times New Roman"/>
           <w:sz w:val="24"/>
         </w:rPr>
         <w:t>[2.3] Tampilkan antarmuka EasyEDA: menu bar, panel library kiri, canvas, panel properti kanan.</w:t>
@@ -561,42 +813,44 @@
       <w:pPr>
         <w:pStyle w:val="ListBullet"/>
         <w:spacing w:line="276" w:lineRule="auto" w:before="60" w:after="60"/>
+        <w:ind w:firstLine="0"/>
       </w:pPr>
       <w:r>
         <w:rPr>
-          <w:rFonts w:ascii="Times New Roman" w:hAnsi="Times New Roman" w:eastAsia="Times New Roman"/>
+          <w:rFonts w:ascii="Times New Roman" w:hAnsi="Times New Roman"/>
           <w:sz w:val="24"/>
         </w:rPr>
-        <w:t>[2.4] Demonstrasikan fitur Half Offline Mode (Settings &gt; Offline Mode) — jelaskan fungsinya.</w:t>
+        <w:t>[2.4] Demonstrasikan fitur Half Offline Mode (Settings &gt; Offline Mode) - jelaskan fungsinya.</w:t>
       </w:r>
     </w:p>
     <w:p>
       <w:pPr>
         <w:pStyle w:val="ListBullet"/>
         <w:spacing w:line="276" w:lineRule="auto" w:before="60" w:after="60"/>
+        <w:ind w:firstLine="0"/>
       </w:pPr>
       <w:r>
         <w:rPr>
-          <w:rFonts w:ascii="Times New Roman" w:hAnsi="Times New Roman" w:eastAsia="Times New Roman"/>
+          <w:rFonts w:ascii="Times New Roman" w:hAnsi="Times New Roman"/>
           <w:sz w:val="24"/>
         </w:rPr>
-        <w:t>[2.5] Tunjukkan minimal 5 fitur EasyEDA: Schematic Editor, PCB Editor, LCSC Library, ERC, DRC, Net Inspector, Auto Router, Copper Area, 3D View, Photo View, Gerber Export / Order at JLCPCB, Symbol Wizard / Footprint Manager.</w:t>
+        <w:t>[2.5] Tunjukkan minimal 5 fitur EasyEDA: Schematic Editor, PCB Editor, LCSC Library, ERC, DRC, Net Inspector, Auto Router, Copper Area, 3D View, Photo View, Gerber Export, Symbol Wizard / Footprint Manager.</w:t>
       </w:r>
     </w:p>
     <w:p>
-      <w:bookmarkStart w:id="6" w:name="bagian_3"/>
       <w:pPr>
-        <w:pStyle w:val="Heading3"/>
-        <w:spacing w:before="120" w:after="60"/>
+        <w:spacing w:line="276" w:lineRule="auto" w:before="80" w:after="60"/>
+        <w:ind w:firstLine="0"/>
         <w:jc w:val="left"/>
       </w:pPr>
+      <w:bookmarkStart w:id="6" w:name="bagian_3"/>
       <w:r>
         <w:rPr>
-          <w:rFonts w:ascii="Times New Roman" w:hAnsi="Times New Roman" w:eastAsia="Times New Roman"/>
+          <w:rFonts w:ascii="Times New Roman" w:hAnsi="Times New Roman"/>
           <w:b/>
           <w:sz w:val="24"/>
         </w:rPr>
-        <w:t>BAGIAN 3: SPESIFIKASI PROYEK (Maks. 1 menit)</w:t>
+        <w:t>BAGIAN 3: SPESIFIKASI PROYEK (Maks. 1 Menit)</w:t>
       </w:r>
       <w:bookmarkEnd w:id="6"/>
     </w:p>
@@ -604,10 +858,11 @@
       <w:pPr>
         <w:pStyle w:val="ListBullet"/>
         <w:spacing w:line="276" w:lineRule="auto" w:before="60" w:after="60"/>
+        <w:ind w:firstLine="0"/>
       </w:pPr>
       <w:r>
         <w:rPr>
-          <w:rFonts w:ascii="Times New Roman" w:hAnsi="Times New Roman" w:eastAsia="Times New Roman"/>
+          <w:rFonts w:ascii="Times New Roman" w:hAnsi="Times New Roman"/>
           <w:sz w:val="24"/>
         </w:rPr>
         <w:t>[3.1] Judul dan deskripsi PCB yang Anda desain (PCB MAIN atau PCB Sensor Line).</w:t>
@@ -617,10 +872,11 @@
       <w:pPr>
         <w:pStyle w:val="ListBullet"/>
         <w:spacing w:line="276" w:lineRule="auto" w:before="60" w:after="60"/>
+        <w:ind w:firstLine="0"/>
       </w:pPr>
       <w:r>
         <w:rPr>
-          <w:rFonts w:ascii="Times New Roman" w:hAnsi="Times New Roman" w:eastAsia="Times New Roman"/>
+          <w:rFonts w:ascii="Times New Roman" w:hAnsi="Times New Roman"/>
           <w:sz w:val="24"/>
         </w:rPr>
         <w:t>[3.2] Tegangan input, tegangan output, arus maksimal.</w:t>
@@ -630,10 +886,11 @@
       <w:pPr>
         <w:pStyle w:val="ListBullet"/>
         <w:spacing w:line="276" w:lineRule="auto" w:before="60" w:after="60"/>
+        <w:ind w:firstLine="0"/>
       </w:pPr>
       <w:r>
         <w:rPr>
-          <w:rFonts w:ascii="Times New Roman" w:hAnsi="Times New Roman" w:eastAsia="Times New Roman"/>
+          <w:rFonts w:ascii="Times New Roman" w:hAnsi="Times New Roman"/>
           <w:sz w:val="24"/>
         </w:rPr>
         <w:t>[3.3] Jumlah layer (2-layer) dan alasannya.</w:t>
@@ -643,42 +900,44 @@
       <w:pPr>
         <w:pStyle w:val="ListBullet"/>
         <w:spacing w:line="276" w:lineRule="auto" w:before="60" w:after="60"/>
+        <w:ind w:firstLine="0"/>
       </w:pPr>
       <w:r>
         <w:rPr>
-          <w:rFonts w:ascii="Times New Roman" w:hAnsi="Times New Roman" w:eastAsia="Times New Roman"/>
+          <w:rFonts w:ascii="Times New Roman" w:hAnsi="Times New Roman"/>
           <w:sz w:val="24"/>
         </w:rPr>
-        <w:t>[3.4] Target dimensi board (mm × mm).</w:t>
+        <w:t>[3.4] Target dimensi board (mm x mm).</w:t>
       </w:r>
     </w:p>
     <w:p>
       <w:pPr>
         <w:pStyle w:val="ListBullet"/>
         <w:spacing w:line="276" w:lineRule="auto" w:before="60" w:after="60"/>
+        <w:ind w:firstLine="0"/>
       </w:pPr>
       <w:r>
         <w:rPr>
-          <w:rFonts w:ascii="Times New Roman" w:hAnsi="Times New Roman" w:eastAsia="Times New Roman"/>
+          <w:rFonts w:ascii="Times New Roman" w:hAnsi="Times New Roman"/>
           <w:sz w:val="24"/>
         </w:rPr>
-        <w:t>[3.5] Target pabrikan: JLCPCB — mengapa JLCPCB dipilih.</w:t>
+        <w:t>[3.5] Target pabrikan: JLCPCB - mengapa JLCPCB dipilih.</w:t>
       </w:r>
     </w:p>
     <w:p>
-      <w:bookmarkStart w:id="7" w:name="bagian_4"/>
       <w:pPr>
-        <w:pStyle w:val="Heading3"/>
-        <w:spacing w:before="120" w:after="60"/>
+        <w:spacing w:line="276" w:lineRule="auto" w:before="80" w:after="60"/>
+        <w:ind w:firstLine="0"/>
         <w:jc w:val="left"/>
       </w:pPr>
+      <w:bookmarkStart w:id="7" w:name="bagian_4"/>
       <w:r>
         <w:rPr>
-          <w:rFonts w:ascii="Times New Roman" w:hAnsi="Times New Roman" w:eastAsia="Times New Roman"/>
+          <w:rFonts w:ascii="Times New Roman" w:hAnsi="Times New Roman"/>
           <w:b/>
           <w:sz w:val="24"/>
         </w:rPr>
-        <w:t>BAGIAN 4: MEMBUAT SKEMATIK DI EASYEDA (Maks. 4 menit)</w:t>
+        <w:t>BAGIAN 4: MEMBUAT SKEMATIK DI EASYEDA (Maks. 4 Menit)</w:t>
       </w:r>
       <w:bookmarkEnd w:id="7"/>
     </w:p>
@@ -686,36 +945,39 @@
       <w:pPr>
         <w:pStyle w:val="ListBullet"/>
         <w:spacing w:line="276" w:lineRule="auto" w:before="60" w:after="60"/>
+        <w:ind w:firstLine="0"/>
       </w:pPr>
       <w:r>
         <w:rPr>
-          <w:rFonts w:ascii="Times New Roman" w:hAnsi="Times New Roman" w:eastAsia="Times New Roman"/>
+          <w:rFonts w:ascii="Times New Roman" w:hAnsi="Times New Roman"/>
           <w:sz w:val="24"/>
         </w:rPr>
-        <w:t>[4.1] Membuat project baru dan schematic baru (tampilkan langkah File &gt; New &gt; Project/Schematic).</w:t>
+        <w:t>[4.1] Membuat project baru dan schematic baru (File &gt; New &gt; Project/Schematic).</w:t>
       </w:r>
     </w:p>
     <w:p>
       <w:pPr>
         <w:pStyle w:val="ListBullet"/>
         <w:spacing w:line="276" w:lineRule="auto" w:before="60" w:after="60"/>
+        <w:ind w:firstLine="0"/>
       </w:pPr>
       <w:r>
         <w:rPr>
-          <w:rFonts w:ascii="Times New Roman" w:hAnsi="Times New Roman" w:eastAsia="Times New Roman"/>
+          <w:rFonts w:ascii="Times New Roman" w:hAnsi="Times New Roman"/>
           <w:sz w:val="24"/>
         </w:rPr>
-        <w:t>[4.2] Mencari dan menambahkan komponen dari library LCSC (demo pencarian, pilih komponen, lihat info stok + harga).</w:t>
+        <w:t>[4.2] Mencari dan menambahkan komponen dari library LCSC (demo pencarian, lihat info stok+harga).</w:t>
       </w:r>
     </w:p>
     <w:p>
       <w:pPr>
         <w:pStyle w:val="ListBullet"/>
         <w:spacing w:line="276" w:lineRule="auto" w:before="60" w:after="60"/>
+        <w:ind w:firstLine="0"/>
       </w:pPr>
       <w:r>
         <w:rPr>
-          <w:rFonts w:ascii="Times New Roman" w:hAnsi="Times New Roman" w:eastAsia="Times New Roman"/>
+          <w:rFonts w:ascii="Times New Roman" w:hAnsi="Times New Roman"/>
           <w:sz w:val="24"/>
         </w:rPr>
         <w:t>[4.3] Menambahkan komponen dari library EasyEDA (tab EasyEDA di panel kiri).</w:t>
@@ -725,10 +987,11 @@
       <w:pPr>
         <w:pStyle w:val="ListBullet"/>
         <w:spacing w:line="276" w:lineRule="auto" w:before="60" w:after="60"/>
+        <w:ind w:firstLine="0"/>
       </w:pPr>
       <w:r>
         <w:rPr>
-          <w:rFonts w:ascii="Times New Roman" w:hAnsi="Times New Roman" w:eastAsia="Times New Roman"/>
+          <w:rFonts w:ascii="Times New Roman" w:hAnsi="Times New Roman"/>
           <w:sz w:val="24"/>
         </w:rPr>
         <w:t>[4.4] Demonstrasikan Symbol Wizard atau Edit Symbol untuk membuat/modifikasi simbol kustom.</w:t>
@@ -738,10 +1001,11 @@
       <w:pPr>
         <w:pStyle w:val="ListBullet"/>
         <w:spacing w:line="276" w:lineRule="auto" w:before="60" w:after="60"/>
+        <w:ind w:firstLine="0"/>
       </w:pPr>
       <w:r>
         <w:rPr>
-          <w:rFonts w:ascii="Times New Roman" w:hAnsi="Times New Roman" w:eastAsia="Times New Roman"/>
+          <w:rFonts w:ascii="Times New Roman" w:hAnsi="Times New Roman"/>
           <w:sz w:val="24"/>
         </w:rPr>
         <w:t>[4.5] Menyimpan komponen ke My Library.</w:t>
@@ -751,10 +1015,11 @@
       <w:pPr>
         <w:pStyle w:val="ListBullet"/>
         <w:spacing w:line="276" w:lineRule="auto" w:before="60" w:after="60"/>
+        <w:ind w:firstLine="0"/>
       </w:pPr>
       <w:r>
         <w:rPr>
-          <w:rFonts w:ascii="Times New Roman" w:hAnsi="Times New Roman" w:eastAsia="Times New Roman"/>
+          <w:rFonts w:ascii="Times New Roman" w:hAnsi="Times New Roman"/>
           <w:sz w:val="24"/>
         </w:rPr>
         <w:t>[4.6] Penggunaan Wire (W) untuk menghubungkan pin.</w:t>
@@ -764,36 +1029,39 @@
       <w:pPr>
         <w:pStyle w:val="ListBullet"/>
         <w:spacing w:line="276" w:lineRule="auto" w:before="60" w:after="60"/>
+        <w:ind w:firstLine="0"/>
       </w:pPr>
       <w:r>
         <w:rPr>
-          <w:rFonts w:ascii="Times New Roman" w:hAnsi="Times New Roman" w:eastAsia="Times New Roman"/>
+          <w:rFonts w:ascii="Times New Roman" w:hAnsi="Times New Roman"/>
           <w:sz w:val="24"/>
         </w:rPr>
-        <w:t>[4.7] Penggunaan Net Label (N) untuk koneksi yang jauh — jelaskan convention penamaan.</w:t>
+        <w:t>[4.7] Penggunaan Net Label (N) untuk koneksi yang jauh - jelaskan convention penamaan.</w:t>
       </w:r>
     </w:p>
     <w:p>
       <w:pPr>
         <w:pStyle w:val="ListBullet"/>
         <w:spacing w:line="276" w:lineRule="auto" w:before="60" w:after="60"/>
+        <w:ind w:firstLine="0"/>
       </w:pPr>
       <w:r>
         <w:rPr>
-          <w:rFonts w:ascii="Times New Roman" w:hAnsi="Times New Roman" w:eastAsia="Times New Roman"/>
+          <w:rFonts w:ascii="Times New Roman" w:hAnsi="Times New Roman"/>
           <w:sz w:val="24"/>
         </w:rPr>
-        <w:t>[4.8] Penggunaan Power Port (P) untuk VCC, GND, +5V — jelaskan bedanya dengan net label biasa.</w:t>
+        <w:t>[4.8] Penggunaan Power Port (P) untuk VCC, GND, +5V - jelaskan bedanya dengan net label biasa.</w:t>
       </w:r>
     </w:p>
     <w:p>
       <w:pPr>
         <w:pStyle w:val="ListBullet"/>
         <w:spacing w:line="276" w:lineRule="auto" w:before="60" w:after="60"/>
+        <w:ind w:firstLine="0"/>
       </w:pPr>
       <w:r>
         <w:rPr>
-          <w:rFonts w:ascii="Times New Roman" w:hAnsi="Times New Roman" w:eastAsia="Times New Roman"/>
+          <w:rFonts w:ascii="Times New Roman" w:hAnsi="Times New Roman"/>
           <w:sz w:val="24"/>
         </w:rPr>
         <w:t>[4.9] Penggunaan No Connect mark untuk pin yang tidak digunakan.</w:t>
@@ -803,29 +1071,30 @@
       <w:pPr>
         <w:pStyle w:val="ListBullet"/>
         <w:spacing w:line="276" w:lineRule="auto" w:before="60" w:after="60"/>
+        <w:ind w:firstLine="0"/>
       </w:pPr>
       <w:r>
         <w:rPr>
-          <w:rFonts w:ascii="Times New Roman" w:hAnsi="Times New Roman" w:eastAsia="Times New Roman"/>
+          <w:rFonts w:ascii="Times New Roman" w:hAnsi="Times New Roman"/>
           <w:sz w:val="24"/>
         </w:rPr>
-        <w:t>[4.10] Menjalankan ERC (Design &gt; ERC) — tampilkan error yang muncul, jelaskan penyebab, dan perbaiki.</w:t>
+        <w:t>[4.10] Menjalankan ERC (Design &gt; ERC) - tampilkan error yang muncul, jelaskan, dan perbaiki.</w:t>
       </w:r>
     </w:p>
     <w:p>
-      <w:bookmarkStart w:id="8" w:name="bagian_5"/>
       <w:pPr>
-        <w:pStyle w:val="Heading3"/>
-        <w:spacing w:before="120" w:after="60"/>
+        <w:spacing w:line="276" w:lineRule="auto" w:before="80" w:after="60"/>
+        <w:ind w:firstLine="0"/>
         <w:jc w:val="left"/>
       </w:pPr>
+      <w:bookmarkStart w:id="8" w:name="bagian_5"/>
       <w:r>
         <w:rPr>
-          <w:rFonts w:ascii="Times New Roman" w:hAnsi="Times New Roman" w:eastAsia="Times New Roman"/>
+          <w:rFonts w:ascii="Times New Roman" w:hAnsi="Times New Roman"/>
           <w:b/>
           <w:sz w:val="24"/>
         </w:rPr>
-        <w:t>BAGIAN 5: FOOTPRINT DAN PACKAGING (Maks. 2 menit)</w:t>
+        <w:t>BAGIAN 5: FOOTPRINT DAN PACKAGING (Maks. 2 Menit)</w:t>
       </w:r>
       <w:bookmarkEnd w:id="8"/>
     </w:p>
@@ -833,23 +1102,25 @@
       <w:pPr>
         <w:pStyle w:val="ListBullet"/>
         <w:spacing w:line="276" w:lineRule="auto" w:before="60" w:after="60"/>
+        <w:ind w:firstLine="0"/>
       </w:pPr>
       <w:r>
         <w:rPr>
-          <w:rFonts w:ascii="Times New Roman" w:hAnsi="Times New Roman" w:eastAsia="Times New Roman"/>
+          <w:rFonts w:ascii="Times New Roman" w:hAnsi="Times New Roman"/>
           <w:sz w:val="24"/>
         </w:rPr>
-        <w:t>[5.1] Perbedaan SMD dan Through Hole — kapan masing-masing digunakan di proyek ini.</w:t>
+        <w:t>[5.1] Perbedaan SMD dan Through Hole - kapan masing-masing digunakan di proyek ini.</w:t>
       </w:r>
     </w:p>
     <w:p>
       <w:pPr>
         <w:pStyle w:val="ListBullet"/>
         <w:spacing w:line="276" w:lineRule="auto" w:before="60" w:after="60"/>
+        <w:ind w:firstLine="0"/>
       </w:pPr>
       <w:r>
         <w:rPr>
-          <w:rFonts w:ascii="Times New Roman" w:hAnsi="Times New Roman" w:eastAsia="Times New Roman"/>
+          <w:rFonts w:ascii="Times New Roman" w:hAnsi="Times New Roman"/>
           <w:sz w:val="24"/>
         </w:rPr>
         <w:t>[5.2] Sebutkan minimal 3 package yang digunakan (contoh: 0805, SOIC-16, TO-263-5) dan jelaskan alasan pemilihan.</w:t>
@@ -859,23 +1130,25 @@
       <w:pPr>
         <w:pStyle w:val="ListBullet"/>
         <w:spacing w:line="276" w:lineRule="auto" w:before="60" w:after="60"/>
+        <w:ind w:firstLine="0"/>
       </w:pPr>
       <w:r>
         <w:rPr>
-          <w:rFonts w:ascii="Times New Roman" w:hAnsi="Times New Roman" w:eastAsia="Times New Roman"/>
+          <w:rFonts w:ascii="Times New Roman" w:hAnsi="Times New Roman"/>
           <w:sz w:val="24"/>
         </w:rPr>
-        <w:t>[5.3] Demonstrasikan Footprint Manager (Tools &gt; Footprint Manager) — tunjukkan daftar komponen dan footprint-nya.</w:t>
+        <w:t>[5.3] Demonstrasikan Footprint Manager (Tools &gt; Footprint Manager) - tunjukkan daftar komponen dan footprint-nya.</w:t>
       </w:r>
     </w:p>
     <w:p>
       <w:pPr>
         <w:pStyle w:val="ListBullet"/>
         <w:spacing w:line="276" w:lineRule="auto" w:before="60" w:after="60"/>
+        <w:ind w:firstLine="0"/>
       </w:pPr>
       <w:r>
         <w:rPr>
-          <w:rFonts w:ascii="Times New Roman" w:hAnsi="Times New Roman" w:eastAsia="Times New Roman"/>
+          <w:rFonts w:ascii="Times New Roman" w:hAnsi="Times New Roman"/>
           <w:sz w:val="24"/>
         </w:rPr>
         <w:t>[5.4] Tunjukkan cara mengubah footprint komponen via Footprint Manager.</w:t>
@@ -885,29 +1158,30 @@
       <w:pPr>
         <w:pStyle w:val="ListBullet"/>
         <w:spacing w:line="276" w:lineRule="auto" w:before="60" w:after="60"/>
+        <w:ind w:firstLine="0"/>
       </w:pPr>
       <w:r>
         <w:rPr>
-          <w:rFonts w:ascii="Times New Roman" w:hAnsi="Times New Roman" w:eastAsia="Times New Roman"/>
+          <w:rFonts w:ascii="Times New Roman" w:hAnsi="Times New Roman"/>
           <w:sz w:val="24"/>
         </w:rPr>
-        <w:t>[5.5] Demonstrasikan membuat footprint kustom (Tools &gt; New Footprint) — minimal tunjukkan langkah Place &gt; Pad dan atur ukuran.</w:t>
+        <w:t>[5.5] Demonstrasikan membuat footprint kustom (Tools &gt; New Footprint) - langkah Place &gt; Pad dan atur ukuran.</w:t>
       </w:r>
     </w:p>
     <w:p>
-      <w:bookmarkStart w:id="9" w:name="bagian_6"/>
       <w:pPr>
-        <w:pStyle w:val="Heading3"/>
-        <w:spacing w:before="120" w:after="60"/>
+        <w:spacing w:line="276" w:lineRule="auto" w:before="80" w:after="60"/>
+        <w:ind w:firstLine="0"/>
         <w:jc w:val="left"/>
       </w:pPr>
+      <w:bookmarkStart w:id="9" w:name="bagian_6"/>
       <w:r>
         <w:rPr>
-          <w:rFonts w:ascii="Times New Roman" w:hAnsi="Times New Roman" w:eastAsia="Times New Roman"/>
+          <w:rFonts w:ascii="Times New Roman" w:hAnsi="Times New Roman"/>
           <w:b/>
           <w:sz w:val="24"/>
         </w:rPr>
-        <w:t>BAGIAN 6: KONVERSI KE PCB LAYOUT (Maks. 1 menit)</w:t>
+        <w:t>BAGIAN 6: KONVERSI KE PCB LAYOUT (Maks. 1 Menit)</w:t>
       </w:r>
       <w:bookmarkEnd w:id="9"/>
     </w:p>
@@ -915,36 +1189,39 @@
       <w:pPr>
         <w:pStyle w:val="ListBullet"/>
         <w:spacing w:line="276" w:lineRule="auto" w:before="60" w:after="60"/>
+        <w:ind w:firstLine="0"/>
       </w:pPr>
       <w:r>
         <w:rPr>
-          <w:rFonts w:ascii="Times New Roman" w:hAnsi="Times New Roman" w:eastAsia="Times New Roman"/>
+          <w:rFonts w:ascii="Times New Roman" w:hAnsi="Times New Roman"/>
           <w:sz w:val="24"/>
         </w:rPr>
-        <w:t>[6.1] Proses Update PCB dari skematik (Design &gt; Update PCB) — tampilkan hasil footprint + ratsnest.</w:t>
+        <w:t>[6.1] Proses Update PCB dari skematik (Design &gt; Update PCB) - tampilkan hasil footprint + ratsnest.</w:t>
       </w:r>
     </w:p>
     <w:p>
       <w:pPr>
         <w:pStyle w:val="ListBullet"/>
         <w:spacing w:line="276" w:lineRule="auto" w:before="60" w:after="60"/>
+        <w:ind w:firstLine="0"/>
       </w:pPr>
       <w:r>
         <w:rPr>
-          <w:rFonts w:ascii="Times New Roman" w:hAnsi="Times New Roman" w:eastAsia="Times New Roman"/>
+          <w:rFonts w:ascii="Times New Roman" w:hAnsi="Times New Roman"/>
           <w:sz w:val="24"/>
         </w:rPr>
-        <w:t>[6.2] Membuat Board Outline (Place &gt; Board Outline &gt; Rect) — tunjukkan dimensi yang dipilih.</w:t>
+        <w:t>[6.2] Membuat Board Outline (Place &gt; Board Outline &gt; Rect) - tunjukkan dimensi yang dipilih.</w:t>
       </w:r>
     </w:p>
     <w:p>
       <w:pPr>
         <w:pStyle w:val="ListBullet"/>
         <w:spacing w:line="276" w:lineRule="auto" w:before="60" w:after="60"/>
+        <w:ind w:firstLine="0"/>
       </w:pPr>
       <w:r>
         <w:rPr>
-          <w:rFonts w:ascii="Times New Roman" w:hAnsi="Times New Roman" w:eastAsia="Times New Roman"/>
+          <w:rFonts w:ascii="Times New Roman" w:hAnsi="Times New Roman"/>
           <w:sz w:val="24"/>
         </w:rPr>
         <w:t>[6.3] Penjelasan layer PCB di EasyEDA: Top/Bottom Cu, SilkS, Mask, Board Outline (panel layer).</w:t>
@@ -954,29 +1231,30 @@
       <w:pPr>
         <w:pStyle w:val="ListBullet"/>
         <w:spacing w:line="276" w:lineRule="auto" w:before="60" w:after="60"/>
+        <w:ind w:firstLine="0"/>
       </w:pPr>
       <w:r>
         <w:rPr>
-          <w:rFonts w:ascii="Times New Roman" w:hAnsi="Times New Roman" w:eastAsia="Times New Roman"/>
+          <w:rFonts w:ascii="Times New Roman" w:hAnsi="Times New Roman"/>
           <w:sz w:val="24"/>
         </w:rPr>
-        <w:t>[6.4] Setup Design Rules (Design &gt; Design Rule) — tampilkan nilai yang diisi dan kaitkan dengan kemampuan JLCPCB.</w:t>
+        <w:t>[6.4] Setup Design Rules (Design &gt; Design Rule) - tampilkan nilai yang diisi dan kaitkan dengan JLCPCB.</w:t>
       </w:r>
     </w:p>
     <w:p>
-      <w:bookmarkStart w:id="10" w:name="bagian_7"/>
       <w:pPr>
-        <w:pStyle w:val="Heading3"/>
-        <w:spacing w:before="120" w:after="60"/>
+        <w:spacing w:line="276" w:lineRule="auto" w:before="80" w:after="60"/>
+        <w:ind w:firstLine="0"/>
         <w:jc w:val="left"/>
       </w:pPr>
+      <w:bookmarkStart w:id="10" w:name="bagian_7"/>
       <w:r>
         <w:rPr>
-          <w:rFonts w:ascii="Times New Roman" w:hAnsi="Times New Roman" w:eastAsia="Times New Roman"/>
+          <w:rFonts w:ascii="Times New Roman" w:hAnsi="Times New Roman"/>
           <w:b/>
           <w:sz w:val="24"/>
         </w:rPr>
-        <w:t>BAGIAN 7: PLACEMENT DAN ROUTING PCB (Maks. 4 menit)</w:t>
+        <w:t>BAGIAN 7: PLACEMENT DAN ROUTING PCB (Maks. 4 Menit)</w:t>
       </w:r>
       <w:bookmarkEnd w:id="10"/>
     </w:p>
@@ -984,62 +1262,67 @@
       <w:pPr>
         <w:pStyle w:val="ListBullet"/>
         <w:spacing w:line="276" w:lineRule="auto" w:before="60" w:after="60"/>
+        <w:ind w:firstLine="0"/>
       </w:pPr>
       <w:r>
         <w:rPr>
-          <w:rFonts w:ascii="Times New Roman" w:hAnsi="Times New Roman" w:eastAsia="Times New Roman"/>
+          <w:rFonts w:ascii="Times New Roman" w:hAnsi="Times New Roman"/>
           <w:sz w:val="24"/>
         </w:rPr>
-        <w:t>[7.1] Strategi placement: tunjukkan posisi komponen utama dan jelaskan alasannya (konektor di tepi, decoupling cap dekat IC, power section terpisah).</w:t>
+        <w:t>[7.1] Strategi placement: posisi komponen utama dan alasannya (konektor di tepi, decoupling cap dekat IC, power section terpisah).</w:t>
       </w:r>
     </w:p>
     <w:p>
       <w:pPr>
         <w:pStyle w:val="ListBullet"/>
         <w:spacing w:line="276" w:lineRule="auto" w:before="60" w:after="60"/>
+        <w:ind w:firstLine="0"/>
       </w:pPr>
       <w:r>
         <w:rPr>
-          <w:rFonts w:ascii="Times New Roman" w:hAnsi="Times New Roman" w:eastAsia="Times New Roman"/>
+          <w:rFonts w:ascii="Times New Roman" w:hAnsi="Times New Roman"/>
           <w:sz w:val="24"/>
         </w:rPr>
-        <w:t>[7.2] Perhitungan track width untuk jalur power — tampilkan kalkulator online JLCPCB atau perhitungan manual.</w:t>
+        <w:t>[7.2] Perhitungan track width untuk jalur power - tampilkan kalkulator online JLCPCB atau perhitungan manual.</w:t>
       </w:r>
     </w:p>
     <w:p>
       <w:pPr>
         <w:pStyle w:val="ListBullet"/>
         <w:spacing w:line="276" w:lineRule="auto" w:before="60" w:after="60"/>
+        <w:ind w:firstLine="0"/>
       </w:pPr>
       <w:r>
         <w:rPr>
-          <w:rFonts w:ascii="Times New Roman" w:hAnsi="Times New Roman" w:eastAsia="Times New Roman"/>
+          <w:rFonts w:ascii="Times New Roman" w:hAnsi="Times New Roman"/>
           <w:sz w:val="24"/>
         </w:rPr>
-        <w:t>[7.3] Demonstrasikan routing manual (Route &gt; Route Single Track / W) — tunjukkan sudut 45°, bukan 90°.</w:t>
+        <w:t>[7.3] Demonstrasikan routing manual (Route &gt; Route Single Track / W) - tunjukkan sudut 45 derajat, bukan 90 derajat.</w:t>
       </w:r>
     </w:p>
     <w:p>
       <w:pPr>
         <w:pStyle w:val="ListBullet"/>
         <w:spacing w:line="276" w:lineRule="auto" w:before="60" w:after="60"/>
+        <w:ind w:firstLine="0"/>
       </w:pPr>
       <w:r>
         <w:rPr>
-          <w:rFonts w:ascii="Times New Roman" w:hAnsi="Times New Roman" w:eastAsia="Times New Roman"/>
+          <w:rFonts w:ascii="Times New Roman" w:hAnsi="Times New Roman"/>
           <w:sz w:val="24"/>
         </w:rPr>
-        <w:t>[7.4] Tunjukkan cara ganti layer saat routing dengan Space → via otomatis terbentuk.</w:t>
+        <w:t>[7.4] Tunjukkan cara ganti layer saat routing dengan Space - via otomatis terbentuk.</w:t>
       </w:r>
     </w:p>
     <w:p>
       <w:pPr>
         <w:pStyle w:val="ListBullet"/>
         <w:spacing w:line="276" w:lineRule="auto" w:before="60" w:after="60"/>
+        <w:ind w:firstLine="0"/>
       </w:pPr>
       <w:r>
         <w:rPr>
-          <w:rFonts w:ascii="Times New Roman" w:hAnsi="Times New Roman" w:eastAsia="Times New Roman"/>
+          <w:rFonts w:ascii="Times New Roman" w:hAnsi="Times New Roman"/>
           <w:sz w:val="24"/>
         </w:rPr>
         <w:t>[7.5] Tunjukkan penggunaan Interactive Router (mode Walk Around/Shove).</w:t>
@@ -1049,23 +1332,25 @@
       <w:pPr>
         <w:pStyle w:val="ListBullet"/>
         <w:spacing w:line="276" w:lineRule="auto" w:before="60" w:after="60"/>
+        <w:ind w:firstLine="0"/>
       </w:pPr>
       <w:r>
         <w:rPr>
-          <w:rFonts w:ascii="Times New Roman" w:hAnsi="Times New Roman" w:eastAsia="Times New Roman"/>
+          <w:rFonts w:ascii="Times New Roman" w:hAnsi="Times New Roman"/>
           <w:sz w:val="24"/>
         </w:rPr>
-        <w:t>[7.6] Demonstrasikan Auto Router (Route &gt; Auto Router) — jalankan, tampilkan hasilnya, jelaskan kelebihan dan kekurangannya.</w:t>
+        <w:t>[7.6] Demonstrasikan Auto Router (Route &gt; Auto Router) - jalankan, tampilkan hasilnya, jelaskan kelebihan dan kekurangannya.</w:t>
       </w:r>
     </w:p>
     <w:p>
       <w:pPr>
         <w:pStyle w:val="ListBullet"/>
         <w:spacing w:line="276" w:lineRule="auto" w:before="60" w:after="60"/>
+        <w:ind w:firstLine="0"/>
       </w:pPr>
       <w:r>
         <w:rPr>
-          <w:rFonts w:ascii="Times New Roman" w:hAnsi="Times New Roman" w:eastAsia="Times New Roman"/>
+          <w:rFonts w:ascii="Times New Roman" w:hAnsi="Times New Roman"/>
           <w:sz w:val="24"/>
         </w:rPr>
         <w:t>[7.7] Demonstrasikan pembuatan Copper Area (Place &gt; Copper Area / E) untuk ground plane: pilih layer B.Cu, set Net = GND, aktifkan Thermal Relief, Rebuild Copper Area.</w:t>
@@ -1075,42 +1360,44 @@
       <w:pPr>
         <w:pStyle w:val="ListBullet"/>
         <w:spacing w:line="276" w:lineRule="auto" w:before="60" w:after="60"/>
+        <w:ind w:firstLine="0"/>
       </w:pPr>
       <w:r>
         <w:rPr>
-          <w:rFonts w:ascii="Times New Roman" w:hAnsi="Times New Roman" w:eastAsia="Times New Roman"/>
+          <w:rFonts w:ascii="Times New Roman" w:hAnsi="Times New Roman"/>
           <w:sz w:val="24"/>
         </w:rPr>
-        <w:t>[7.8] Demonstrasikan Highlight Net (klik trace) dan Cross Probe (klik komponen di schematic → cek di PCB).</w:t>
+        <w:t>[7.8] Demonstrasikan Highlight Net (klik trace) dan Cross Probe (klik komponen di schematic =&gt; cek di PCB).</w:t>
       </w:r>
     </w:p>
     <w:p>
       <w:pPr>
         <w:pStyle w:val="ListBullet"/>
         <w:spacing w:line="276" w:lineRule="auto" w:before="60" w:after="60"/>
+        <w:ind w:firstLine="0"/>
       </w:pPr>
       <w:r>
         <w:rPr>
-          <w:rFonts w:ascii="Times New Roman" w:hAnsi="Times New Roman" w:eastAsia="Times New Roman"/>
+          <w:rFonts w:ascii="Times New Roman" w:hAnsi="Times New Roman"/>
           <w:sz w:val="24"/>
         </w:rPr>
-        <w:t>[7.9] Buka Net Inspector (Design &gt; Net Inspector) — tunjukkan status routing semua net.</w:t>
+        <w:t>[7.9] Buka Net Inspector (Design &gt; Net Inspector) - tunjukkan status routing semua net.</w:t>
       </w:r>
     </w:p>
     <w:p>
-      <w:bookmarkStart w:id="11" w:name="bagian_8_drc"/>
       <w:pPr>
-        <w:pStyle w:val="Heading3"/>
-        <w:spacing w:before="120" w:after="60"/>
+        <w:spacing w:line="276" w:lineRule="auto" w:before="80" w:after="60"/>
+        <w:ind w:firstLine="0"/>
         <w:jc w:val="left"/>
       </w:pPr>
+      <w:bookmarkStart w:id="11" w:name="bagian_8"/>
       <w:r>
         <w:rPr>
-          <w:rFonts w:ascii="Times New Roman" w:hAnsi="Times New Roman" w:eastAsia="Times New Roman"/>
+          <w:rFonts w:ascii="Times New Roman" w:hAnsi="Times New Roman"/>
           <w:b/>
           <w:sz w:val="24"/>
         </w:rPr>
-        <w:t>BAGIAN 8: DRC (DESIGN RULE CHECK) (Maks. 2 menit)</w:t>
+        <w:t>BAGIAN 8: DRC (DESIGN RULE CHECK) (Maks. 2 Menit)</w:t>
       </w:r>
       <w:bookmarkEnd w:id="11"/>
     </w:p>
@@ -1118,10 +1405,11 @@
       <w:pPr>
         <w:pStyle w:val="ListBullet"/>
         <w:spacing w:line="276" w:lineRule="auto" w:before="60" w:after="60"/>
+        <w:ind w:firstLine="0"/>
       </w:pPr>
       <w:r>
         <w:rPr>
-          <w:rFonts w:ascii="Times New Roman" w:hAnsi="Times New Roman" w:eastAsia="Times New Roman"/>
+          <w:rFonts w:ascii="Times New Roman" w:hAnsi="Times New Roman"/>
           <w:sz w:val="24"/>
         </w:rPr>
         <w:t>[8.1] Menjalankan DRC (Design &gt; DRC &gt; Run DRC Check).</w:t>
@@ -1131,10 +1419,11 @@
       <w:pPr>
         <w:pStyle w:val="ListBullet"/>
         <w:spacing w:line="276" w:lineRule="auto" w:before="60" w:after="60"/>
+        <w:ind w:firstLine="0"/>
       </w:pPr>
       <w:r>
         <w:rPr>
-          <w:rFonts w:ascii="Times New Roman" w:hAnsi="Times New Roman" w:eastAsia="Times New Roman"/>
+          <w:rFonts w:ascii="Times New Roman" w:hAnsi="Times New Roman"/>
           <w:sz w:val="24"/>
         </w:rPr>
         <w:t>[8.2] Tampilkan error yang muncul (screenshot sebelum diperbaiki).</w:t>
@@ -1144,23 +1433,25 @@
       <w:pPr>
         <w:pStyle w:val="ListBullet"/>
         <w:spacing w:line="276" w:lineRule="auto" w:before="60" w:after="60"/>
+        <w:ind w:firstLine="0"/>
       </w:pPr>
       <w:r>
         <w:rPr>
-          <w:rFonts w:ascii="Times New Roman" w:hAnsi="Times New Roman" w:eastAsia="Times New Roman"/>
+          <w:rFonts w:ascii="Times New Roman" w:hAnsi="Times New Roman"/>
           <w:sz w:val="24"/>
         </w:rPr>
-        <w:t>[8.3] Demonstrasikan cara membaca error: klik error di panel → canvas zoom ke lokasi.</w:t>
+        <w:t>[8.3] Demonstrasikan cara membaca error: klik error di panel =&gt; canvas zoom ke lokasi.</w:t>
       </w:r>
     </w:p>
     <w:p>
       <w:pPr>
         <w:pStyle w:val="ListBullet"/>
         <w:spacing w:line="276" w:lineRule="auto" w:before="60" w:after="60"/>
+        <w:ind w:firstLine="0"/>
       </w:pPr>
       <w:r>
         <w:rPr>
-          <w:rFonts w:ascii="Times New Roman" w:hAnsi="Times New Roman" w:eastAsia="Times New Roman"/>
+          <w:rFonts w:ascii="Times New Roman" w:hAnsi="Times New Roman"/>
           <w:sz w:val="24"/>
         </w:rPr>
         <w:t>[8.4] Perbaiki minimal 1 error secara live (rekam prosesnya).</w:t>
@@ -1170,10 +1461,11 @@
       <w:pPr>
         <w:pStyle w:val="ListBullet"/>
         <w:spacing w:line="276" w:lineRule="auto" w:before="60" w:after="60"/>
+        <w:ind w:firstLine="0"/>
       </w:pPr>
       <w:r>
         <w:rPr>
-          <w:rFonts w:ascii="Times New Roman" w:hAnsi="Times New Roman" w:eastAsia="Times New Roman"/>
+          <w:rFonts w:ascii="Times New Roman" w:hAnsi="Times New Roman"/>
           <w:sz w:val="24"/>
         </w:rPr>
         <w:t>[8.5] Tampilkan DRC result akhir (0 error kritis).</w:t>
@@ -1183,29 +1475,30 @@
       <w:pPr>
         <w:pStyle w:val="ListBullet"/>
         <w:spacing w:line="276" w:lineRule="auto" w:before="60" w:after="60"/>
+        <w:ind w:firstLine="0"/>
       </w:pPr>
       <w:r>
         <w:rPr>
-          <w:rFonts w:ascii="Times New Roman" w:hAnsi="Times New Roman" w:eastAsia="Times New Roman"/>
+          <w:rFonts w:ascii="Times New Roman" w:hAnsi="Times New Roman"/>
           <w:sz w:val="24"/>
         </w:rPr>
         <w:t>[8.6] Buka Design Manager (Design &gt; Design Manager) dan jelaskan overview yang ditampilkan.</w:t>
       </w:r>
     </w:p>
     <w:p>
-      <w:bookmarkStart w:id="12" w:name="bagian_9"/>
       <w:pPr>
-        <w:pStyle w:val="Heading3"/>
-        <w:spacing w:before="120" w:after="60"/>
+        <w:spacing w:line="276" w:lineRule="auto" w:before="80" w:after="60"/>
+        <w:ind w:firstLine="0"/>
         <w:jc w:val="left"/>
       </w:pPr>
+      <w:bookmarkStart w:id="12" w:name="bagian_9"/>
       <w:r>
         <w:rPr>
-          <w:rFonts w:ascii="Times New Roman" w:hAnsi="Times New Roman" w:eastAsia="Times New Roman"/>
+          <w:rFonts w:ascii="Times New Roman" w:hAnsi="Times New Roman"/>
           <w:b/>
           <w:sz w:val="24"/>
         </w:rPr>
-        <w:t>BAGIAN 9: SILKSCREEN, PHOTO VIEW, DAN 3D VIEW (Maks. 2 menit)</w:t>
+        <w:t>BAGIAN 9: SILKSCREEN, PHOTO VIEW, DAN 3D VIEW (Maks. 2 Menit)</w:t>
       </w:r>
       <w:bookmarkEnd w:id="12"/>
     </w:p>
@@ -1213,10 +1506,11 @@
       <w:pPr>
         <w:pStyle w:val="ListBullet"/>
         <w:spacing w:line="276" w:lineRule="auto" w:before="60" w:after="60"/>
+        <w:ind w:firstLine="0"/>
       </w:pPr>
       <w:r>
         <w:rPr>
-          <w:rFonts w:ascii="Times New Roman" w:hAnsi="Times New Roman" w:eastAsia="Times New Roman"/>
+          <w:rFonts w:ascii="Times New Roman" w:hAnsi="Times New Roman"/>
           <w:sz w:val="24"/>
         </w:rPr>
         <w:t>[9.1] Tampilkan silkscreen PCB: reference designator, label konektor, versi board, nama kelompok.</w:t>
@@ -1226,10 +1520,11 @@
       <w:pPr>
         <w:pStyle w:val="ListBullet"/>
         <w:spacing w:line="276" w:lineRule="auto" w:before="60" w:after="60"/>
+        <w:ind w:firstLine="0"/>
       </w:pPr>
       <w:r>
         <w:rPr>
-          <w:rFonts w:ascii="Times New Roman" w:hAnsi="Times New Roman" w:eastAsia="Times New Roman"/>
+          <w:rFonts w:ascii="Times New Roman" w:hAnsi="Times New Roman"/>
           <w:sz w:val="24"/>
         </w:rPr>
         <w:t>[9.2] Demonstrasikan cara menambah teks di silkscreen (Place &gt; Text, layer F.SilkS).</w:t>
@@ -1239,55 +1534,58 @@
       <w:pPr>
         <w:pStyle w:val="ListBullet"/>
         <w:spacing w:line="276" w:lineRule="auto" w:before="60" w:after="60"/>
+        <w:ind w:firstLine="0"/>
       </w:pPr>
       <w:r>
         <w:rPr>
-          <w:rFonts w:ascii="Times New Roman" w:hAnsi="Times New Roman" w:eastAsia="Times New Roman"/>
+          <w:rFonts w:ascii="Times New Roman" w:hAnsi="Times New Roman"/>
           <w:sz w:val="24"/>
         </w:rPr>
-        <w:t>[9.3] Buka Photo View (View &gt; Photo View) — jelaskan apa yang ditampilkan dan kegunaannya.</w:t>
+        <w:t>[9.3] Buka Photo View (View &gt; Photo View) - jelaskan apa yang ditampilkan dan kegunaannya.</w:t>
       </w:r>
     </w:p>
     <w:p>
       <w:pPr>
         <w:pStyle w:val="ListBullet"/>
         <w:spacing w:line="276" w:lineRule="auto" w:before="60" w:after="60"/>
+        <w:ind w:firstLine="0"/>
       </w:pPr>
       <w:r>
         <w:rPr>
-          <w:rFonts w:ascii="Times New Roman" w:hAnsi="Times New Roman" w:eastAsia="Times New Roman"/>
+          <w:rFonts w:ascii="Times New Roman" w:hAnsi="Times New Roman"/>
           <w:sz w:val="24"/>
         </w:rPr>
-        <w:t>[9.4] Buka 3D View (View &gt; 3D View) — tampilkan dari sudut atas dan isometrik.</w:t>
+        <w:t>[9.4] Buka 3D View (View &gt; 3D View) - tampilkan dari sudut atas dan isometrik.</w:t>
       </w:r>
     </w:p>
     <w:p>
       <w:pPr>
         <w:pStyle w:val="ListBullet"/>
         <w:spacing w:line="276" w:lineRule="auto" w:before="60" w:after="60"/>
+        <w:ind w:firstLine="0"/>
       </w:pPr>
       <w:r>
         <w:rPr>
-          <w:rFonts w:ascii="Times New Roman" w:hAnsi="Times New Roman" w:eastAsia="Times New Roman"/>
+          <w:rFonts w:ascii="Times New Roman" w:hAnsi="Times New Roman"/>
           <w:sz w:val="24"/>
         </w:rPr>
         <w:t>[9.5] Komentari kondisi board dari 3D View: orientasi komponen, tinggi, clearance.</w:t>
       </w:r>
     </w:p>
     <w:p>
-      <w:bookmarkStart w:id="13" w:name="bagian_10"/>
       <w:pPr>
-        <w:pStyle w:val="Heading3"/>
-        <w:spacing w:before="120" w:after="60"/>
+        <w:spacing w:line="276" w:lineRule="auto" w:before="80" w:after="60"/>
+        <w:ind w:firstLine="0"/>
         <w:jc w:val="left"/>
       </w:pPr>
+      <w:bookmarkStart w:id="13" w:name="bagian_10"/>
       <w:r>
         <w:rPr>
-          <w:rFonts w:ascii="Times New Roman" w:hAnsi="Times New Roman" w:eastAsia="Times New Roman"/>
+          <w:rFonts w:ascii="Times New Roman" w:hAnsi="Times New Roman"/>
           <w:b/>
           <w:sz w:val="24"/>
         </w:rPr>
-        <w:t>BAGIAN 10: GENERATE GERBER, BOM, DAN PICK &amp;amp; PLACE (Maks. 2 menit)</w:t>
+        <w:t>BAGIAN 10: GENERATE GERBER, BOM, DAN PICK &amp; PLACE (Maks. 2 Menit)</w:t>
       </w:r>
       <w:bookmarkEnd w:id="13"/>
     </w:p>
@@ -1295,94 +1593,100 @@
       <w:pPr>
         <w:pStyle w:val="ListBullet"/>
         <w:spacing w:line="276" w:lineRule="auto" w:before="60" w:after="60"/>
+        <w:ind w:firstLine="0"/>
       </w:pPr>
       <w:r>
         <w:rPr>
-          <w:rFonts w:ascii="Times New Roman" w:hAnsi="Times New Roman" w:eastAsia="Times New Roman"/>
+          <w:rFonts w:ascii="Times New Roman" w:hAnsi="Times New Roman"/>
           <w:sz w:val="24"/>
         </w:rPr>
-        <w:t>[10.1] Buka dialog Fabrication &gt; PCB Fabrication File (Gerber) — jelaskan layer yang diekspor.</w:t>
+        <w:t>[10.1] Buka dialog Fabrication &gt; PCB Fabrication File (Gerber) - jelaskan layer yang diekspor.</w:t>
       </w:r>
     </w:p>
     <w:p>
       <w:pPr>
         <w:pStyle w:val="ListBullet"/>
         <w:spacing w:line="276" w:lineRule="auto" w:before="60" w:after="60"/>
+        <w:ind w:firstLine="0"/>
       </w:pPr>
       <w:r>
         <w:rPr>
-          <w:rFonts w:ascii="Times New Roman" w:hAnsi="Times New Roman" w:eastAsia="Times New Roman"/>
+          <w:rFonts w:ascii="Times New Roman" w:hAnsi="Times New Roman"/>
           <w:sz w:val="24"/>
         </w:rPr>
-        <w:t>[10.2] Klik Generate Gerber → tampilkan file ZIP yang ter-download.</w:t>
+        <w:t>[10.2] Klik Generate Gerber =&gt; tampilkan file ZIP yang ter-download.</w:t>
       </w:r>
     </w:p>
     <w:p>
       <w:pPr>
         <w:pStyle w:val="ListBullet"/>
         <w:spacing w:line="276" w:lineRule="auto" w:before="60" w:after="60"/>
+        <w:ind w:firstLine="0"/>
       </w:pPr>
       <w:r>
         <w:rPr>
-          <w:rFonts w:ascii="Times New Roman" w:hAnsi="Times New Roman" w:eastAsia="Times New Roman"/>
+          <w:rFonts w:ascii="Times New Roman" w:hAnsi="Times New Roman"/>
           <w:sz w:val="24"/>
         </w:rPr>
-        <w:t>[10.3] Buka Fabrication &gt; BOM — tampilkan kolom LCSC Part Number yang penting.</w:t>
+        <w:t>[10.3] Buka Fabrication &gt; BOM - tampilkan kolom LCSC Part Number yang penting.</w:t>
       </w:r>
     </w:p>
     <w:p>
       <w:pPr>
         <w:pStyle w:val="ListBullet"/>
         <w:spacing w:line="276" w:lineRule="auto" w:before="60" w:after="60"/>
+        <w:ind w:firstLine="0"/>
       </w:pPr>
       <w:r>
         <w:rPr>
-          <w:rFonts w:ascii="Times New Roman" w:hAnsi="Times New Roman" w:eastAsia="Times New Roman"/>
+          <w:rFonts w:ascii="Times New Roman" w:hAnsi="Times New Roman"/>
           <w:sz w:val="24"/>
         </w:rPr>
-        <w:t>[10.4] Klik Export BOM → tampilkan file CSV hasil.</w:t>
+        <w:t>[10.4] Klik Export BOM =&gt; tampilkan file CSV hasil.</w:t>
       </w:r>
     </w:p>
     <w:p>
       <w:pPr>
         <w:pStyle w:val="ListBullet"/>
         <w:spacing w:line="276" w:lineRule="auto" w:before="60" w:after="60"/>
+        <w:ind w:firstLine="0"/>
       </w:pPr>
       <w:r>
         <w:rPr>
-          <w:rFonts w:ascii="Times New Roman" w:hAnsi="Times New Roman" w:eastAsia="Times New Roman"/>
+          <w:rFonts w:ascii="Times New Roman" w:hAnsi="Times New Roman"/>
           <w:sz w:val="24"/>
         </w:rPr>
-        <w:t>[10.5] Buka Fabrication &gt; Pick and Place File — jelaskan fungsinya untuk JLCPCB SMT Assembly.</w:t>
+        <w:t>[10.5] Buka Fabrication &gt; Pick and Place File - jelaskan fungsinya untuk JLCPCB SMT Assembly.</w:t>
       </w:r>
     </w:p>
     <w:p>
       <w:pPr>
         <w:pStyle w:val="ListBullet"/>
         <w:spacing w:line="276" w:lineRule="auto" w:before="60" w:after="60"/>
+        <w:ind w:firstLine="0"/>
       </w:pPr>
       <w:r>
         <w:rPr>
-          <w:rFonts w:ascii="Times New Roman" w:hAnsi="Times New Roman" w:eastAsia="Times New Roman"/>
+          <w:rFonts w:ascii="Times New Roman" w:hAnsi="Times New Roman"/>
           <w:sz w:val="24"/>
         </w:rPr>
         <w:t>[10.6] Jelaskan perbedaan antara hanya order PCB vs order PCB + SMT Assembly di JLCPCB.</w:t>
       </w:r>
     </w:p>
     <w:p>
-      <w:bookmarkStart w:id="14" w:name="bagian_11"/>
       <w:pPr>
-        <w:pStyle w:val="Heading3"/>
-        <w:spacing w:before="120" w:after="60"/>
+        <w:spacing w:line="276" w:lineRule="auto" w:before="80" w:after="60"/>
+        <w:ind w:firstLine="0"/>
         <w:jc w:val="left"/>
       </w:pPr>
+      <w:bookmarkStart w:id="14" w:name="bagian_11"/>
       <w:r>
         <w:rPr>
-          <w:rFonts w:ascii="Times New Roman" w:hAnsi="Times New Roman" w:eastAsia="Times New Roman"/>
+          <w:rFonts w:ascii="Times New Roman" w:hAnsi="Times New Roman"/>
           <w:b/>
           <w:sz w:val="24"/>
         </w:rPr>
-        <w:t>BAGIAN 11: VALIDASI GERBER DAN ORDER JLCPCB (Maks. 2 menit)</w:t>
+        <w:t>BAGIAN 11: VALIDASI GERBER DAN ORDER JLCPCB (Maks. 2 Menit)</w:t>
       </w:r>
       <w:bookmarkEnd w:id="14"/>
     </w:p>
@@ -1390,23 +1694,25 @@
       <w:pPr>
         <w:pStyle w:val="ListBullet"/>
         <w:spacing w:line="276" w:lineRule="auto" w:before="60" w:after="60"/>
+        <w:ind w:firstLine="0"/>
       </w:pPr>
       <w:r>
         <w:rPr>
-          <w:rFonts w:ascii="Times New Roman" w:hAnsi="Times New Roman" w:eastAsia="Times New Roman"/>
+          <w:rFonts w:ascii="Times New Roman" w:hAnsi="Times New Roman"/>
           <w:sz w:val="24"/>
         </w:rPr>
-        <w:t>[11.1] Upload ZIP Gerber ke https://gerber-viewer.jlcpcb.com — tampilkan prosesnya.</w:t>
+        <w:t>[11.1] Upload ZIP Gerber ke https://gerber-viewer.jlcpcb.com - tampilkan prosesnya.</w:t>
       </w:r>
     </w:p>
     <w:p>
       <w:pPr>
         <w:pStyle w:val="ListBullet"/>
         <w:spacing w:line="276" w:lineRule="auto" w:before="60" w:after="60"/>
+        <w:ind w:firstLine="0"/>
       </w:pPr>
       <w:r>
         <w:rPr>
-          <w:rFonts w:ascii="Times New Roman" w:hAnsi="Times New Roman" w:eastAsia="Times New Roman"/>
+          <w:rFonts w:ascii="Times New Roman" w:hAnsi="Times New Roman"/>
           <w:sz w:val="24"/>
         </w:rPr>
         <w:t>[11.2] Cek setiap layer di Gerber Viewer (top copper, bottom copper, soldermask, silkscreen, outline, drill).</w:t>
@@ -1416,51 +1722,54 @@
       <w:pPr>
         <w:pStyle w:val="ListBullet"/>
         <w:spacing w:line="276" w:lineRule="auto" w:before="60" w:after="60"/>
+        <w:ind w:firstLine="0"/>
       </w:pPr>
       <w:r>
         <w:rPr>
-          <w:rFonts w:ascii="Times New Roman" w:hAnsi="Times New Roman" w:eastAsia="Times New Roman"/>
+          <w:rFonts w:ascii="Times New Roman" w:hAnsi="Times New Roman"/>
           <w:sz w:val="24"/>
         </w:rPr>
-        <w:t>[11.3] Buka Fabrication &gt; Order at JLCPCB dari EasyEDA — tampilkan bahwa file terupload otomatis.</w:t>
+        <w:t>[11.3] Buka Fabrication &gt; Order at JLCPCB dari EasyEDA - tampilkan file terupload otomatis.</w:t>
       </w:r>
     </w:p>
     <w:p>
       <w:pPr>
         <w:pStyle w:val="ListBullet"/>
         <w:spacing w:line="276" w:lineRule="auto" w:before="60" w:after="60"/>
+        <w:ind w:firstLine="0"/>
       </w:pPr>
       <w:r>
         <w:rPr>
-          <w:rFonts w:ascii="Times New Roman" w:hAnsi="Times New Roman" w:eastAsia="Times New Roman"/>
+          <w:rFonts w:ascii="Times New Roman" w:hAnsi="Times New Roman"/>
           <w:sz w:val="24"/>
         </w:rPr>
-        <w:t>[11.4] Di halaman JLCPCB, tampilkan dan jelaskan setiap parameter: PCB Thickness 1.6 mm, PCB Color Green, Surface Finish HASL Lead-free (vs ENIG), Copper Weight 1 oz, Quantity 5 pcs.</w:t>
+        <w:t>[11.4] Di halaman JLCPCB, jelaskan setiap parameter: PCB Thickness 1.6 mm, PCB Color Green, Surface Finish HASL Lead-free (vs ENIG), Copper Weight 1 oz, Quantity 5 pcs.</w:t>
       </w:r>
     </w:p>
     <w:p>
       <w:pPr>
         <w:pStyle w:val="ListBullet"/>
         <w:spacing w:line="276" w:lineRule="auto" w:before="60" w:after="60"/>
+        <w:ind w:firstLine="0"/>
       </w:pPr>
       <w:r>
         <w:rPr>
-          <w:rFonts w:ascii="Times New Roman" w:hAnsi="Times New Roman" w:eastAsia="Times New Roman"/>
+          <w:rFonts w:ascii="Times New Roman" w:hAnsi="Times New Roman"/>
           <w:sz w:val="24"/>
         </w:rPr>
         <w:t>[11.5] Tampilkan estimasi harga dan estimasi waktu produksi.</w:t>
       </w:r>
     </w:p>
     <w:p>
-      <w:bookmarkStart w:id="15" w:name="bagian_C"/>
       <w:pPr>
-        <w:pStyle w:val="Heading2"/>
-        <w:spacing w:before="120" w:after="60"/>
+        <w:spacing w:line="276" w:lineRule="auto" w:before="120" w:after="60"/>
+        <w:ind w:firstLine="0"/>
         <w:jc w:val="left"/>
       </w:pPr>
+      <w:bookmarkStart w:id="15" w:name="bagian_C"/>
       <w:r>
         <w:rPr>
-          <w:rFonts w:ascii="Times New Roman" w:hAnsi="Times New Roman" w:eastAsia="Times New Roman"/>
+          <w:rFonts w:ascii="Times New Roman" w:hAnsi="Times New Roman"/>
           <w:b/>
           <w:sz w:val="24"/>
         </w:rPr>
@@ -1469,15 +1778,15 @@
       <w:bookmarkEnd w:id="15"/>
     </w:p>
     <w:p>
-      <w:bookmarkStart w:id="16" w:name="rubrik_C1"/>
       <w:pPr>
-        <w:pStyle w:val="Heading3"/>
-        <w:spacing w:before="120" w:after="60"/>
+        <w:spacing w:line="276" w:lineRule="auto" w:before="80" w:after="60"/>
+        <w:ind w:firstLine="0"/>
         <w:jc w:val="left"/>
       </w:pPr>
+      <w:bookmarkStart w:id="16" w:name="rubrik_C1"/>
       <w:r>
         <w:rPr>
-          <w:rFonts w:ascii="Times New Roman" w:hAnsi="Times New Roman" w:eastAsia="Times New Roman"/>
+          <w:rFonts w:ascii="Times New Roman" w:hAnsi="Times New Roman"/>
           <w:b/>
           <w:sz w:val="24"/>
         </w:rPr>
@@ -1502,14 +1811,20 @@
         <w:tc>
           <w:tcPr>
             <w:tcW w:type="dxa" w:w="1768"/>
-            <w:shd w:fill="2E4057"/>
-            <w:shd w:fill="FFFFFF"/>
+            <w:shd w:val="clear" w:color="auto" w:fill="2E4057"/>
           </w:tcPr>
           <w:p>
+            <w:pPr>
+              <w:spacing w:before="40" w:after="40"/>
+              <w:ind w:firstLine="0"/>
+            </w:pPr>
+            <w:r/>
             <w:r>
               <w:rPr>
+                <w:rFonts w:ascii="Times New Roman" w:hAnsi="Times New Roman"/>
                 <w:b/>
                 <w:color w:val="FFFFFF"/>
+                <w:sz w:val="22"/>
               </w:rPr>
               <w:t>No</w:t>
             </w:r>
@@ -1518,14 +1833,20 @@
         <w:tc>
           <w:tcPr>
             <w:tcW w:type="dxa" w:w="1768"/>
-            <w:shd w:fill="2E4057"/>
-            <w:shd w:fill="FFFFFF"/>
+            <w:shd w:val="clear" w:color="auto" w:fill="2E4057"/>
           </w:tcPr>
           <w:p>
+            <w:pPr>
+              <w:spacing w:before="40" w:after="40"/>
+              <w:ind w:firstLine="0"/>
+            </w:pPr>
+            <w:r/>
             <w:r>
               <w:rPr>
+                <w:rFonts w:ascii="Times New Roman" w:hAnsi="Times New Roman"/>
                 <w:b/>
                 <w:color w:val="FFFFFF"/>
+                <w:sz w:val="22"/>
               </w:rPr>
               <w:t>Bagian</w:t>
             </w:r>
@@ -1534,14 +1855,20 @@
         <w:tc>
           <w:tcPr>
             <w:tcW w:type="dxa" w:w="1768"/>
-            <w:shd w:fill="2E4057"/>
-            <w:shd w:fill="FFFFFF"/>
+            <w:shd w:val="clear" w:color="auto" w:fill="2E4057"/>
           </w:tcPr>
           <w:p>
+            <w:pPr>
+              <w:spacing w:before="40" w:after="40"/>
+              <w:ind w:firstLine="0"/>
+            </w:pPr>
+            <w:r/>
             <w:r>
               <w:rPr>
+                <w:rFonts w:ascii="Times New Roman" w:hAnsi="Times New Roman"/>
                 <w:b/>
                 <w:color w:val="FFFFFF"/>
+                <w:sz w:val="22"/>
               </w:rPr>
               <w:t>Bobot</w:t>
             </w:r>
@@ -1550,30 +1877,42 @@
         <w:tc>
           <w:tcPr>
             <w:tcW w:type="dxa" w:w="1768"/>
-            <w:shd w:fill="2E4057"/>
-            <w:shd w:fill="FFFFFF"/>
+            <w:shd w:val="clear" w:color="auto" w:fill="2E4057"/>
           </w:tcPr>
           <w:p>
+            <w:pPr>
+              <w:spacing w:before="40" w:after="40"/>
+              <w:ind w:firstLine="0"/>
+            </w:pPr>
+            <w:r/>
             <w:r>
               <w:rPr>
+                <w:rFonts w:ascii="Times New Roman" w:hAnsi="Times New Roman"/>
                 <w:b/>
                 <w:color w:val="FFFFFF"/>
+                <w:sz w:val="22"/>
               </w:rPr>
-              <w:t>Skor (0–10)</w:t>
+              <w:t>Skor (0-10)</w:t>
             </w:r>
           </w:p>
         </w:tc>
         <w:tc>
           <w:tcPr>
             <w:tcW w:type="dxa" w:w="1768"/>
-            <w:shd w:fill="2E4057"/>
-            <w:shd w:fill="FFFFFF"/>
+            <w:shd w:val="clear" w:color="auto" w:fill="2E4057"/>
           </w:tcPr>
           <w:p>
+            <w:pPr>
+              <w:spacing w:before="40" w:after="40"/>
+              <w:ind w:firstLine="0"/>
+            </w:pPr>
+            <w:r/>
             <w:r>
               <w:rPr>
+                <w:rFonts w:ascii="Times New Roman" w:hAnsi="Times New Roman"/>
                 <w:b/>
                 <w:color w:val="FFFFFF"/>
+                <w:sz w:val="22"/>
               </w:rPr>
               <w:t>Nilai</w:t>
             </w:r>
@@ -1584,10 +1923,18 @@
         <w:tc>
           <w:tcPr>
             <w:tcW w:type="dxa" w:w="1768"/>
-            <w:shd w:fill="EBF0FA"/>
           </w:tcPr>
           <w:p>
+            <w:pPr>
+              <w:spacing w:before="40" w:after="40"/>
+              <w:ind w:firstLine="0"/>
+            </w:pPr>
+            <w:r/>
             <w:r>
+              <w:rPr>
+                <w:rFonts w:ascii="Times New Roman" w:hAnsi="Times New Roman"/>
+                <w:sz w:val="22"/>
+              </w:rPr>
               <w:t>1</w:t>
             </w:r>
           </w:p>
@@ -1595,21 +1942,37 @@
         <w:tc>
           <w:tcPr>
             <w:tcW w:type="dxa" w:w="1768"/>
-            <w:shd w:fill="EBF0FA"/>
           </w:tcPr>
           <w:p>
+            <w:pPr>
+              <w:spacing w:before="40" w:after="40"/>
+              <w:ind w:firstLine="0"/>
+            </w:pPr>
+            <w:r/>
             <w:r>
-              <w:t>Bag. 1 – Konsep dasar PCB (jenis, material, copper, alur kerja)</w:t>
+              <w:rPr>
+                <w:rFonts w:ascii="Times New Roman" w:hAnsi="Times New Roman"/>
+                <w:sz w:val="22"/>
+              </w:rPr>
+              <w:t>Bag. 1 - Konsep dasar PCB (jenis, material, copper, alur kerja)</w:t>
             </w:r>
           </w:p>
         </w:tc>
         <w:tc>
           <w:tcPr>
             <w:tcW w:type="dxa" w:w="1768"/>
-            <w:shd w:fill="EBF0FA"/>
           </w:tcPr>
           <w:p>
+            <w:pPr>
+              <w:spacing w:before="40" w:after="40"/>
+              <w:ind w:firstLine="0"/>
+            </w:pPr>
+            <w:r/>
             <w:r>
+              <w:rPr>
+                <w:rFonts w:ascii="Times New Roman" w:hAnsi="Times New Roman"/>
+                <w:sz w:val="22"/>
+              </w:rPr>
               <w:t>5</w:t>
             </w:r>
           </w:p>
@@ -1617,19 +1980,37 @@
         <w:tc>
           <w:tcPr>
             <w:tcW w:type="dxa" w:w="1768"/>
-            <w:shd w:fill="EBF0FA"/>
           </w:tcPr>
           <w:p>
+            <w:pPr>
+              <w:spacing w:before="40" w:after="40"/>
+              <w:ind w:firstLine="0"/>
+            </w:pPr>
             <w:r/>
+            <w:r>
+              <w:rPr>
+                <w:rFonts w:ascii="Times New Roman" w:hAnsi="Times New Roman"/>
+                <w:sz w:val="22"/>
+              </w:rPr>
+            </w:r>
           </w:p>
         </w:tc>
         <w:tc>
           <w:tcPr>
             <w:tcW w:type="dxa" w:w="1768"/>
-            <w:shd w:fill="EBF0FA"/>
           </w:tcPr>
           <w:p>
+            <w:pPr>
+              <w:spacing w:before="40" w:after="40"/>
+              <w:ind w:firstLine="0"/>
+            </w:pPr>
             <w:r/>
+            <w:r>
+              <w:rPr>
+                <w:rFonts w:ascii="Times New Roman" w:hAnsi="Times New Roman"/>
+                <w:sz w:val="22"/>
+              </w:rPr>
+            </w:r>
           </w:p>
         </w:tc>
       </w:tr>
@@ -1637,10 +2018,19 @@
         <w:tc>
           <w:tcPr>
             <w:tcW w:type="dxa" w:w="1768"/>
-            <w:shd w:fill="FFFFFF"/>
+            <w:shd w:val="clear" w:color="auto" w:fill="EBF0FA"/>
           </w:tcPr>
           <w:p>
+            <w:pPr>
+              <w:spacing w:before="40" w:after="40"/>
+              <w:ind w:firstLine="0"/>
+            </w:pPr>
+            <w:r/>
             <w:r>
+              <w:rPr>
+                <w:rFonts w:ascii="Times New Roman" w:hAnsi="Times New Roman"/>
+                <w:sz w:val="22"/>
+              </w:rPr>
               <w:t>2</w:t>
             </w:r>
           </w:p>
@@ -1648,21 +2038,39 @@
         <w:tc>
           <w:tcPr>
             <w:tcW w:type="dxa" w:w="1768"/>
-            <w:shd w:fill="FFFFFF"/>
+            <w:shd w:val="clear" w:color="auto" w:fill="EBF0FA"/>
           </w:tcPr>
           <w:p>
+            <w:pPr>
+              <w:spacing w:before="40" w:after="40"/>
+              <w:ind w:firstLine="0"/>
+            </w:pPr>
+            <w:r/>
             <w:r>
-              <w:t>Bag. 2 – Pengenalan EasyEDA (fitur, antarmuka, half offline)</w:t>
+              <w:rPr>
+                <w:rFonts w:ascii="Times New Roman" w:hAnsi="Times New Roman"/>
+                <w:sz w:val="22"/>
+              </w:rPr>
+              <w:t>Bag. 2 - Pengenalan EasyEDA (fitur, antarmuka, half offline)</w:t>
             </w:r>
           </w:p>
         </w:tc>
         <w:tc>
           <w:tcPr>
             <w:tcW w:type="dxa" w:w="1768"/>
-            <w:shd w:fill="FFFFFF"/>
+            <w:shd w:val="clear" w:color="auto" w:fill="EBF0FA"/>
           </w:tcPr>
           <w:p>
+            <w:pPr>
+              <w:spacing w:before="40" w:after="40"/>
+              <w:ind w:firstLine="0"/>
+            </w:pPr>
+            <w:r/>
             <w:r>
+              <w:rPr>
+                <w:rFonts w:ascii="Times New Roman" w:hAnsi="Times New Roman"/>
+                <w:sz w:val="22"/>
+              </w:rPr>
               <w:t>4</w:t>
             </w:r>
           </w:p>
@@ -1670,19 +2078,39 @@
         <w:tc>
           <w:tcPr>
             <w:tcW w:type="dxa" w:w="1768"/>
-            <w:shd w:fill="FFFFFF"/>
+            <w:shd w:val="clear" w:color="auto" w:fill="EBF0FA"/>
           </w:tcPr>
           <w:p>
+            <w:pPr>
+              <w:spacing w:before="40" w:after="40"/>
+              <w:ind w:firstLine="0"/>
+            </w:pPr>
             <w:r/>
+            <w:r>
+              <w:rPr>
+                <w:rFonts w:ascii="Times New Roman" w:hAnsi="Times New Roman"/>
+                <w:sz w:val="22"/>
+              </w:rPr>
+            </w:r>
           </w:p>
         </w:tc>
         <w:tc>
           <w:tcPr>
             <w:tcW w:type="dxa" w:w="1768"/>
-            <w:shd w:fill="FFFFFF"/>
+            <w:shd w:val="clear" w:color="auto" w:fill="EBF0FA"/>
           </w:tcPr>
           <w:p>
+            <w:pPr>
+              <w:spacing w:before="40" w:after="40"/>
+              <w:ind w:firstLine="0"/>
+            </w:pPr>
             <w:r/>
+            <w:r>
+              <w:rPr>
+                <w:rFonts w:ascii="Times New Roman" w:hAnsi="Times New Roman"/>
+                <w:sz w:val="22"/>
+              </w:rPr>
+            </w:r>
           </w:p>
         </w:tc>
       </w:tr>
@@ -1690,10 +2118,18 @@
         <w:tc>
           <w:tcPr>
             <w:tcW w:type="dxa" w:w="1768"/>
-            <w:shd w:fill="EBF0FA"/>
           </w:tcPr>
           <w:p>
+            <w:pPr>
+              <w:spacing w:before="40" w:after="40"/>
+              <w:ind w:firstLine="0"/>
+            </w:pPr>
+            <w:r/>
             <w:r>
+              <w:rPr>
+                <w:rFonts w:ascii="Times New Roman" w:hAnsi="Times New Roman"/>
+                <w:sz w:val="22"/>
+              </w:rPr>
               <w:t>3</w:t>
             </w:r>
           </w:p>
@@ -1701,21 +2137,37 @@
         <w:tc>
           <w:tcPr>
             <w:tcW w:type="dxa" w:w="1768"/>
-            <w:shd w:fill="EBF0FA"/>
           </w:tcPr>
           <w:p>
+            <w:pPr>
+              <w:spacing w:before="40" w:after="40"/>
+              <w:ind w:firstLine="0"/>
+            </w:pPr>
+            <w:r/>
             <w:r>
-              <w:t>Bag. 3 – Spesifikasi proyek</w:t>
+              <w:rPr>
+                <w:rFonts w:ascii="Times New Roman" w:hAnsi="Times New Roman"/>
+                <w:sz w:val="22"/>
+              </w:rPr>
+              <w:t>Bag. 3 - Spesifikasi proyek</w:t>
             </w:r>
           </w:p>
         </w:tc>
         <w:tc>
           <w:tcPr>
             <w:tcW w:type="dxa" w:w="1768"/>
-            <w:shd w:fill="EBF0FA"/>
           </w:tcPr>
           <w:p>
+            <w:pPr>
+              <w:spacing w:before="40" w:after="40"/>
+              <w:ind w:firstLine="0"/>
+            </w:pPr>
+            <w:r/>
             <w:r>
+              <w:rPr>
+                <w:rFonts w:ascii="Times New Roman" w:hAnsi="Times New Roman"/>
+                <w:sz w:val="22"/>
+              </w:rPr>
               <w:t>2</w:t>
             </w:r>
           </w:p>
@@ -1723,19 +2175,37 @@
         <w:tc>
           <w:tcPr>
             <w:tcW w:type="dxa" w:w="1768"/>
-            <w:shd w:fill="EBF0FA"/>
           </w:tcPr>
           <w:p>
+            <w:pPr>
+              <w:spacing w:before="40" w:after="40"/>
+              <w:ind w:firstLine="0"/>
+            </w:pPr>
             <w:r/>
+            <w:r>
+              <w:rPr>
+                <w:rFonts w:ascii="Times New Roman" w:hAnsi="Times New Roman"/>
+                <w:sz w:val="22"/>
+              </w:rPr>
+            </w:r>
           </w:p>
         </w:tc>
         <w:tc>
           <w:tcPr>
             <w:tcW w:type="dxa" w:w="1768"/>
-            <w:shd w:fill="EBF0FA"/>
           </w:tcPr>
           <w:p>
+            <w:pPr>
+              <w:spacing w:before="40" w:after="40"/>
+              <w:ind w:firstLine="0"/>
+            </w:pPr>
             <w:r/>
+            <w:r>
+              <w:rPr>
+                <w:rFonts w:ascii="Times New Roman" w:hAnsi="Times New Roman"/>
+                <w:sz w:val="22"/>
+              </w:rPr>
+            </w:r>
           </w:p>
         </w:tc>
       </w:tr>
@@ -1743,10 +2213,19 @@
         <w:tc>
           <w:tcPr>
             <w:tcW w:type="dxa" w:w="1768"/>
-            <w:shd w:fill="FFFFFF"/>
+            <w:shd w:val="clear" w:color="auto" w:fill="EBF0FA"/>
           </w:tcPr>
           <w:p>
+            <w:pPr>
+              <w:spacing w:before="40" w:after="40"/>
+              <w:ind w:firstLine="0"/>
+            </w:pPr>
+            <w:r/>
             <w:r>
+              <w:rPr>
+                <w:rFonts w:ascii="Times New Roman" w:hAnsi="Times New Roman"/>
+                <w:sz w:val="22"/>
+              </w:rPr>
               <w:t>4</w:t>
             </w:r>
           </w:p>
@@ -1754,21 +2233,39 @@
         <w:tc>
           <w:tcPr>
             <w:tcW w:type="dxa" w:w="1768"/>
-            <w:shd w:fill="FFFFFF"/>
+            <w:shd w:val="clear" w:color="auto" w:fill="EBF0FA"/>
           </w:tcPr>
           <w:p>
+            <w:pPr>
+              <w:spacing w:before="40" w:after="40"/>
+              <w:ind w:firstLine="0"/>
+            </w:pPr>
+            <w:r/>
             <w:r>
-              <w:t>Bag. 4 – Skematik EasyEDA (LCSC search, wire, net label, ERC)</w:t>
+              <w:rPr>
+                <w:rFonts w:ascii="Times New Roman" w:hAnsi="Times New Roman"/>
+                <w:sz w:val="22"/>
+              </w:rPr>
+              <w:t>Bag. 4 - Skematik EasyEDA (LCSC search, wire, net label, ERC)</w:t>
             </w:r>
           </w:p>
         </w:tc>
         <w:tc>
           <w:tcPr>
             <w:tcW w:type="dxa" w:w="1768"/>
-            <w:shd w:fill="FFFFFF"/>
+            <w:shd w:val="clear" w:color="auto" w:fill="EBF0FA"/>
           </w:tcPr>
           <w:p>
+            <w:pPr>
+              <w:spacing w:before="40" w:after="40"/>
+              <w:ind w:firstLine="0"/>
+            </w:pPr>
+            <w:r/>
             <w:r>
+              <w:rPr>
+                <w:rFonts w:ascii="Times New Roman" w:hAnsi="Times New Roman"/>
+                <w:sz w:val="22"/>
+              </w:rPr>
               <w:t>8</w:t>
             </w:r>
           </w:p>
@@ -1776,19 +2273,39 @@
         <w:tc>
           <w:tcPr>
             <w:tcW w:type="dxa" w:w="1768"/>
-            <w:shd w:fill="FFFFFF"/>
+            <w:shd w:val="clear" w:color="auto" w:fill="EBF0FA"/>
           </w:tcPr>
           <w:p>
+            <w:pPr>
+              <w:spacing w:before="40" w:after="40"/>
+              <w:ind w:firstLine="0"/>
+            </w:pPr>
             <w:r/>
+            <w:r>
+              <w:rPr>
+                <w:rFonts w:ascii="Times New Roman" w:hAnsi="Times New Roman"/>
+                <w:sz w:val="22"/>
+              </w:rPr>
+            </w:r>
           </w:p>
         </w:tc>
         <w:tc>
           <w:tcPr>
             <w:tcW w:type="dxa" w:w="1768"/>
-            <w:shd w:fill="FFFFFF"/>
+            <w:shd w:val="clear" w:color="auto" w:fill="EBF0FA"/>
           </w:tcPr>
           <w:p>
+            <w:pPr>
+              <w:spacing w:before="40" w:after="40"/>
+              <w:ind w:firstLine="0"/>
+            </w:pPr>
             <w:r/>
+            <w:r>
+              <w:rPr>
+                <w:rFonts w:ascii="Times New Roman" w:hAnsi="Times New Roman"/>
+                <w:sz w:val="22"/>
+              </w:rPr>
+            </w:r>
           </w:p>
         </w:tc>
       </w:tr>
@@ -1796,10 +2313,18 @@
         <w:tc>
           <w:tcPr>
             <w:tcW w:type="dxa" w:w="1768"/>
-            <w:shd w:fill="EBF0FA"/>
           </w:tcPr>
           <w:p>
+            <w:pPr>
+              <w:spacing w:before="40" w:after="40"/>
+              <w:ind w:firstLine="0"/>
+            </w:pPr>
+            <w:r/>
             <w:r>
+              <w:rPr>
+                <w:rFonts w:ascii="Times New Roman" w:hAnsi="Times New Roman"/>
+                <w:sz w:val="22"/>
+              </w:rPr>
               <w:t>5</w:t>
             </w:r>
           </w:p>
@@ -1807,21 +2332,37 @@
         <w:tc>
           <w:tcPr>
             <w:tcW w:type="dxa" w:w="1768"/>
-            <w:shd w:fill="EBF0FA"/>
           </w:tcPr>
           <w:p>
+            <w:pPr>
+              <w:spacing w:before="40" w:after="40"/>
+              <w:ind w:firstLine="0"/>
+            </w:pPr>
+            <w:r/>
             <w:r>
-              <w:t>Bag. 5 – Footprint dan packaging (Footprint Manager, custom FP)</w:t>
+              <w:rPr>
+                <w:rFonts w:ascii="Times New Roman" w:hAnsi="Times New Roman"/>
+                <w:sz w:val="22"/>
+              </w:rPr>
+              <w:t>Bag. 5 - Footprint dan packaging (Footprint Manager, custom FP)</w:t>
             </w:r>
           </w:p>
         </w:tc>
         <w:tc>
           <w:tcPr>
             <w:tcW w:type="dxa" w:w="1768"/>
-            <w:shd w:fill="EBF0FA"/>
           </w:tcPr>
           <w:p>
+            <w:pPr>
+              <w:spacing w:before="40" w:after="40"/>
+              <w:ind w:firstLine="0"/>
+            </w:pPr>
+            <w:r/>
             <w:r>
+              <w:rPr>
+                <w:rFonts w:ascii="Times New Roman" w:hAnsi="Times New Roman"/>
+                <w:sz w:val="22"/>
+              </w:rPr>
               <w:t>4</w:t>
             </w:r>
           </w:p>
@@ -1829,19 +2370,37 @@
         <w:tc>
           <w:tcPr>
             <w:tcW w:type="dxa" w:w="1768"/>
-            <w:shd w:fill="EBF0FA"/>
           </w:tcPr>
           <w:p>
+            <w:pPr>
+              <w:spacing w:before="40" w:after="40"/>
+              <w:ind w:firstLine="0"/>
+            </w:pPr>
             <w:r/>
+            <w:r>
+              <w:rPr>
+                <w:rFonts w:ascii="Times New Roman" w:hAnsi="Times New Roman"/>
+                <w:sz w:val="22"/>
+              </w:rPr>
+            </w:r>
           </w:p>
         </w:tc>
         <w:tc>
           <w:tcPr>
             <w:tcW w:type="dxa" w:w="1768"/>
-            <w:shd w:fill="EBF0FA"/>
           </w:tcPr>
           <w:p>
+            <w:pPr>
+              <w:spacing w:before="40" w:after="40"/>
+              <w:ind w:firstLine="0"/>
+            </w:pPr>
             <w:r/>
+            <w:r>
+              <w:rPr>
+                <w:rFonts w:ascii="Times New Roman" w:hAnsi="Times New Roman"/>
+                <w:sz w:val="22"/>
+              </w:rPr>
+            </w:r>
           </w:p>
         </w:tc>
       </w:tr>
@@ -1849,10 +2408,19 @@
         <w:tc>
           <w:tcPr>
             <w:tcW w:type="dxa" w:w="1768"/>
-            <w:shd w:fill="FFFFFF"/>
+            <w:shd w:val="clear" w:color="auto" w:fill="EBF0FA"/>
           </w:tcPr>
           <w:p>
+            <w:pPr>
+              <w:spacing w:before="40" w:after="40"/>
+              <w:ind w:firstLine="0"/>
+            </w:pPr>
+            <w:r/>
             <w:r>
+              <w:rPr>
+                <w:rFonts w:ascii="Times New Roman" w:hAnsi="Times New Roman"/>
+                <w:sz w:val="22"/>
+              </w:rPr>
               <w:t>6</w:t>
             </w:r>
           </w:p>
@@ -1860,21 +2428,39 @@
         <w:tc>
           <w:tcPr>
             <w:tcW w:type="dxa" w:w="1768"/>
-            <w:shd w:fill="FFFFFF"/>
+            <w:shd w:val="clear" w:color="auto" w:fill="EBF0FA"/>
           </w:tcPr>
           <w:p>
+            <w:pPr>
+              <w:spacing w:before="40" w:after="40"/>
+              <w:ind w:firstLine="0"/>
+            </w:pPr>
+            <w:r/>
             <w:r>
-              <w:t>Bag. 6 – Konversi ke PCB (Update PCB, board outline, design rules)</w:t>
+              <w:rPr>
+                <w:rFonts w:ascii="Times New Roman" w:hAnsi="Times New Roman"/>
+                <w:sz w:val="22"/>
+              </w:rPr>
+              <w:t>Bag. 6 - Konversi ke PCB (Update PCB, board outline, design rules)</w:t>
             </w:r>
           </w:p>
         </w:tc>
         <w:tc>
           <w:tcPr>
             <w:tcW w:type="dxa" w:w="1768"/>
-            <w:shd w:fill="FFFFFF"/>
+            <w:shd w:val="clear" w:color="auto" w:fill="EBF0FA"/>
           </w:tcPr>
           <w:p>
+            <w:pPr>
+              <w:spacing w:before="40" w:after="40"/>
+              <w:ind w:firstLine="0"/>
+            </w:pPr>
+            <w:r/>
             <w:r>
+              <w:rPr>
+                <w:rFonts w:ascii="Times New Roman" w:hAnsi="Times New Roman"/>
+                <w:sz w:val="22"/>
+              </w:rPr>
               <w:t>3</w:t>
             </w:r>
           </w:p>
@@ -1882,19 +2468,39 @@
         <w:tc>
           <w:tcPr>
             <w:tcW w:type="dxa" w:w="1768"/>
-            <w:shd w:fill="FFFFFF"/>
+            <w:shd w:val="clear" w:color="auto" w:fill="EBF0FA"/>
           </w:tcPr>
           <w:p>
+            <w:pPr>
+              <w:spacing w:before="40" w:after="40"/>
+              <w:ind w:firstLine="0"/>
+            </w:pPr>
             <w:r/>
+            <w:r>
+              <w:rPr>
+                <w:rFonts w:ascii="Times New Roman" w:hAnsi="Times New Roman"/>
+                <w:sz w:val="22"/>
+              </w:rPr>
+            </w:r>
           </w:p>
         </w:tc>
         <w:tc>
           <w:tcPr>
             <w:tcW w:type="dxa" w:w="1768"/>
-            <w:shd w:fill="FFFFFF"/>
+            <w:shd w:val="clear" w:color="auto" w:fill="EBF0FA"/>
           </w:tcPr>
           <w:p>
+            <w:pPr>
+              <w:spacing w:before="40" w:after="40"/>
+              <w:ind w:firstLine="0"/>
+            </w:pPr>
             <w:r/>
+            <w:r>
+              <w:rPr>
+                <w:rFonts w:ascii="Times New Roman" w:hAnsi="Times New Roman"/>
+                <w:sz w:val="22"/>
+              </w:rPr>
+            </w:r>
           </w:p>
         </w:tc>
       </w:tr>
@@ -1902,10 +2508,18 @@
         <w:tc>
           <w:tcPr>
             <w:tcW w:type="dxa" w:w="1768"/>
-            <w:shd w:fill="EBF0FA"/>
           </w:tcPr>
           <w:p>
+            <w:pPr>
+              <w:spacing w:before="40" w:after="40"/>
+              <w:ind w:firstLine="0"/>
+            </w:pPr>
+            <w:r/>
             <w:r>
+              <w:rPr>
+                <w:rFonts w:ascii="Times New Roman" w:hAnsi="Times New Roman"/>
+                <w:sz w:val="22"/>
+              </w:rPr>
               <w:t>7</w:t>
             </w:r>
           </w:p>
@@ -1913,21 +2527,37 @@
         <w:tc>
           <w:tcPr>
             <w:tcW w:type="dxa" w:w="1768"/>
-            <w:shd w:fill="EBF0FA"/>
           </w:tcPr>
           <w:p>
+            <w:pPr>
+              <w:spacing w:before="40" w:after="40"/>
+              <w:ind w:firstLine="0"/>
+            </w:pPr>
+            <w:r/>
             <w:r>
-              <w:t>Bag. 7 – Routing (placement, manual route, auto, copper area, cross probe)</w:t>
+              <w:rPr>
+                <w:rFonts w:ascii="Times New Roman" w:hAnsi="Times New Roman"/>
+                <w:sz w:val="22"/>
+              </w:rPr>
+              <w:t>Bag. 7 - Routing (placement, manual route, auto, copper area, cross probe)</w:t>
             </w:r>
           </w:p>
         </w:tc>
         <w:tc>
           <w:tcPr>
             <w:tcW w:type="dxa" w:w="1768"/>
-            <w:shd w:fill="EBF0FA"/>
           </w:tcPr>
           <w:p>
+            <w:pPr>
+              <w:spacing w:before="40" w:after="40"/>
+              <w:ind w:firstLine="0"/>
+            </w:pPr>
+            <w:r/>
             <w:r>
+              <w:rPr>
+                <w:rFonts w:ascii="Times New Roman" w:hAnsi="Times New Roman"/>
+                <w:sz w:val="22"/>
+              </w:rPr>
               <w:t>7</w:t>
             </w:r>
           </w:p>
@@ -1935,19 +2565,37 @@
         <w:tc>
           <w:tcPr>
             <w:tcW w:type="dxa" w:w="1768"/>
-            <w:shd w:fill="EBF0FA"/>
           </w:tcPr>
           <w:p>
+            <w:pPr>
+              <w:spacing w:before="40" w:after="40"/>
+              <w:ind w:firstLine="0"/>
+            </w:pPr>
             <w:r/>
+            <w:r>
+              <w:rPr>
+                <w:rFonts w:ascii="Times New Roman" w:hAnsi="Times New Roman"/>
+                <w:sz w:val="22"/>
+              </w:rPr>
+            </w:r>
           </w:p>
         </w:tc>
         <w:tc>
           <w:tcPr>
             <w:tcW w:type="dxa" w:w="1768"/>
-            <w:shd w:fill="EBF0FA"/>
           </w:tcPr>
           <w:p>
+            <w:pPr>
+              <w:spacing w:before="40" w:after="40"/>
+              <w:ind w:firstLine="0"/>
+            </w:pPr>
             <w:r/>
+            <w:r>
+              <w:rPr>
+                <w:rFonts w:ascii="Times New Roman" w:hAnsi="Times New Roman"/>
+                <w:sz w:val="22"/>
+              </w:rPr>
+            </w:r>
           </w:p>
         </w:tc>
       </w:tr>
@@ -1955,10 +2603,19 @@
         <w:tc>
           <w:tcPr>
             <w:tcW w:type="dxa" w:w="1768"/>
-            <w:shd w:fill="FFFFFF"/>
+            <w:shd w:val="clear" w:color="auto" w:fill="EBF0FA"/>
           </w:tcPr>
           <w:p>
+            <w:pPr>
+              <w:spacing w:before="40" w:after="40"/>
+              <w:ind w:firstLine="0"/>
+            </w:pPr>
+            <w:r/>
             <w:r>
+              <w:rPr>
+                <w:rFonts w:ascii="Times New Roman" w:hAnsi="Times New Roman"/>
+                <w:sz w:val="22"/>
+              </w:rPr>
               <w:t>8</w:t>
             </w:r>
           </w:p>
@@ -1966,21 +2623,39 @@
         <w:tc>
           <w:tcPr>
             <w:tcW w:type="dxa" w:w="1768"/>
-            <w:shd w:fill="FFFFFF"/>
+            <w:shd w:val="clear" w:color="auto" w:fill="EBF0FA"/>
           </w:tcPr>
           <w:p>
+            <w:pPr>
+              <w:spacing w:before="40" w:after="40"/>
+              <w:ind w:firstLine="0"/>
+            </w:pPr>
+            <w:r/>
             <w:r>
-              <w:t>Bag. 8 – DRC dan Design Manager</w:t>
+              <w:rPr>
+                <w:rFonts w:ascii="Times New Roman" w:hAnsi="Times New Roman"/>
+                <w:sz w:val="22"/>
+              </w:rPr>
+              <w:t>Bag. 8 - DRC dan Design Manager</w:t>
             </w:r>
           </w:p>
         </w:tc>
         <w:tc>
           <w:tcPr>
             <w:tcW w:type="dxa" w:w="1768"/>
-            <w:shd w:fill="FFFFFF"/>
+            <w:shd w:val="clear" w:color="auto" w:fill="EBF0FA"/>
           </w:tcPr>
           <w:p>
+            <w:pPr>
+              <w:spacing w:before="40" w:after="40"/>
+              <w:ind w:firstLine="0"/>
+            </w:pPr>
+            <w:r/>
             <w:r>
+              <w:rPr>
+                <w:rFonts w:ascii="Times New Roman" w:hAnsi="Times New Roman"/>
+                <w:sz w:val="22"/>
+              </w:rPr>
               <w:t>3</w:t>
             </w:r>
           </w:p>
@@ -1988,19 +2663,39 @@
         <w:tc>
           <w:tcPr>
             <w:tcW w:type="dxa" w:w="1768"/>
-            <w:shd w:fill="FFFFFF"/>
+            <w:shd w:val="clear" w:color="auto" w:fill="EBF0FA"/>
           </w:tcPr>
           <w:p>
+            <w:pPr>
+              <w:spacing w:before="40" w:after="40"/>
+              <w:ind w:firstLine="0"/>
+            </w:pPr>
             <w:r/>
+            <w:r>
+              <w:rPr>
+                <w:rFonts w:ascii="Times New Roman" w:hAnsi="Times New Roman"/>
+                <w:sz w:val="22"/>
+              </w:rPr>
+            </w:r>
           </w:p>
         </w:tc>
         <w:tc>
           <w:tcPr>
             <w:tcW w:type="dxa" w:w="1768"/>
-            <w:shd w:fill="FFFFFF"/>
+            <w:shd w:val="clear" w:color="auto" w:fill="EBF0FA"/>
           </w:tcPr>
           <w:p>
+            <w:pPr>
+              <w:spacing w:before="40" w:after="40"/>
+              <w:ind w:firstLine="0"/>
+            </w:pPr>
             <w:r/>
+            <w:r>
+              <w:rPr>
+                <w:rFonts w:ascii="Times New Roman" w:hAnsi="Times New Roman"/>
+                <w:sz w:val="22"/>
+              </w:rPr>
+            </w:r>
           </w:p>
         </w:tc>
       </w:tr>
@@ -2008,10 +2703,18 @@
         <w:tc>
           <w:tcPr>
             <w:tcW w:type="dxa" w:w="1768"/>
-            <w:shd w:fill="EBF0FA"/>
           </w:tcPr>
           <w:p>
+            <w:pPr>
+              <w:spacing w:before="40" w:after="40"/>
+              <w:ind w:firstLine="0"/>
+            </w:pPr>
+            <w:r/>
             <w:r>
+              <w:rPr>
+                <w:rFonts w:ascii="Times New Roman" w:hAnsi="Times New Roman"/>
+                <w:sz w:val="22"/>
+              </w:rPr>
               <w:t>9</w:t>
             </w:r>
           </w:p>
@@ -2019,21 +2722,37 @@
         <w:tc>
           <w:tcPr>
             <w:tcW w:type="dxa" w:w="1768"/>
-            <w:shd w:fill="EBF0FA"/>
           </w:tcPr>
           <w:p>
+            <w:pPr>
+              <w:spacing w:before="40" w:after="40"/>
+              <w:ind w:firstLine="0"/>
+            </w:pPr>
+            <w:r/>
             <w:r>
-              <w:t>Bag. 9 – Silkscreen, Photo View, 3D View</w:t>
+              <w:rPr>
+                <w:rFonts w:ascii="Times New Roman" w:hAnsi="Times New Roman"/>
+                <w:sz w:val="22"/>
+              </w:rPr>
+              <w:t>Bag. 9 - Silkscreen, Photo View, 3D View</w:t>
             </w:r>
           </w:p>
         </w:tc>
         <w:tc>
           <w:tcPr>
             <w:tcW w:type="dxa" w:w="1768"/>
-            <w:shd w:fill="EBF0FA"/>
           </w:tcPr>
           <w:p>
+            <w:pPr>
+              <w:spacing w:before="40" w:after="40"/>
+              <w:ind w:firstLine="0"/>
+            </w:pPr>
+            <w:r/>
             <w:r>
+              <w:rPr>
+                <w:rFonts w:ascii="Times New Roman" w:hAnsi="Times New Roman"/>
+                <w:sz w:val="22"/>
+              </w:rPr>
               <w:t>2</w:t>
             </w:r>
           </w:p>
@@ -2041,19 +2760,37 @@
         <w:tc>
           <w:tcPr>
             <w:tcW w:type="dxa" w:w="1768"/>
-            <w:shd w:fill="EBF0FA"/>
           </w:tcPr>
           <w:p>
+            <w:pPr>
+              <w:spacing w:before="40" w:after="40"/>
+              <w:ind w:firstLine="0"/>
+            </w:pPr>
             <w:r/>
+            <w:r>
+              <w:rPr>
+                <w:rFonts w:ascii="Times New Roman" w:hAnsi="Times New Roman"/>
+                <w:sz w:val="22"/>
+              </w:rPr>
+            </w:r>
           </w:p>
         </w:tc>
         <w:tc>
           <w:tcPr>
             <w:tcW w:type="dxa" w:w="1768"/>
-            <w:shd w:fill="EBF0FA"/>
           </w:tcPr>
           <w:p>
+            <w:pPr>
+              <w:spacing w:before="40" w:after="40"/>
+              <w:ind w:firstLine="0"/>
+            </w:pPr>
             <w:r/>
+            <w:r>
+              <w:rPr>
+                <w:rFonts w:ascii="Times New Roman" w:hAnsi="Times New Roman"/>
+                <w:sz w:val="22"/>
+              </w:rPr>
+            </w:r>
           </w:p>
         </w:tc>
       </w:tr>
@@ -2061,10 +2798,19 @@
         <w:tc>
           <w:tcPr>
             <w:tcW w:type="dxa" w:w="1768"/>
-            <w:shd w:fill="FFFFFF"/>
+            <w:shd w:val="clear" w:color="auto" w:fill="EBF0FA"/>
           </w:tcPr>
           <w:p>
+            <w:pPr>
+              <w:spacing w:before="40" w:after="40"/>
+              <w:ind w:firstLine="0"/>
+            </w:pPr>
+            <w:r/>
             <w:r>
+              <w:rPr>
+                <w:rFonts w:ascii="Times New Roman" w:hAnsi="Times New Roman"/>
+                <w:sz w:val="22"/>
+              </w:rPr>
               <w:t>10</w:t>
             </w:r>
           </w:p>
@@ -2072,21 +2818,39 @@
         <w:tc>
           <w:tcPr>
             <w:tcW w:type="dxa" w:w="1768"/>
-            <w:shd w:fill="FFFFFF"/>
+            <w:shd w:val="clear" w:color="auto" w:fill="EBF0FA"/>
           </w:tcPr>
           <w:p>
+            <w:pPr>
+              <w:spacing w:before="40" w:after="40"/>
+              <w:ind w:firstLine="0"/>
+            </w:pPr>
+            <w:r/>
             <w:r>
-              <w:t>Bag. 10 – Gerber, BOM, Pick &amp; Place export</w:t>
+              <w:rPr>
+                <w:rFonts w:ascii="Times New Roman" w:hAnsi="Times New Roman"/>
+                <w:sz w:val="22"/>
+              </w:rPr>
+              <w:t>Bag. 10 - Gerber, BOM, Pick &amp; Place export</w:t>
             </w:r>
           </w:p>
         </w:tc>
         <w:tc>
           <w:tcPr>
             <w:tcW w:type="dxa" w:w="1768"/>
-            <w:shd w:fill="FFFFFF"/>
+            <w:shd w:val="clear" w:color="auto" w:fill="EBF0FA"/>
           </w:tcPr>
           <w:p>
+            <w:pPr>
+              <w:spacing w:before="40" w:after="40"/>
+              <w:ind w:firstLine="0"/>
+            </w:pPr>
+            <w:r/>
             <w:r>
+              <w:rPr>
+                <w:rFonts w:ascii="Times New Roman" w:hAnsi="Times New Roman"/>
+                <w:sz w:val="22"/>
+              </w:rPr>
               <w:t>2</w:t>
             </w:r>
           </w:p>
@@ -2094,19 +2858,39 @@
         <w:tc>
           <w:tcPr>
             <w:tcW w:type="dxa" w:w="1768"/>
-            <w:shd w:fill="FFFFFF"/>
+            <w:shd w:val="clear" w:color="auto" w:fill="EBF0FA"/>
           </w:tcPr>
           <w:p>
+            <w:pPr>
+              <w:spacing w:before="40" w:after="40"/>
+              <w:ind w:firstLine="0"/>
+            </w:pPr>
             <w:r/>
+            <w:r>
+              <w:rPr>
+                <w:rFonts w:ascii="Times New Roman" w:hAnsi="Times New Roman"/>
+                <w:sz w:val="22"/>
+              </w:rPr>
+            </w:r>
           </w:p>
         </w:tc>
         <w:tc>
           <w:tcPr>
             <w:tcW w:type="dxa" w:w="1768"/>
-            <w:shd w:fill="FFFFFF"/>
+            <w:shd w:val="clear" w:color="auto" w:fill="EBF0FA"/>
           </w:tcPr>
           <w:p>
+            <w:pPr>
+              <w:spacing w:before="40" w:after="40"/>
+              <w:ind w:firstLine="0"/>
+            </w:pPr>
             <w:r/>
+            <w:r>
+              <w:rPr>
+                <w:rFonts w:ascii="Times New Roman" w:hAnsi="Times New Roman"/>
+                <w:sz w:val="22"/>
+              </w:rPr>
+            </w:r>
           </w:p>
         </w:tc>
       </w:tr>
@@ -2114,10 +2898,18 @@
         <w:tc>
           <w:tcPr>
             <w:tcW w:type="dxa" w:w="1768"/>
-            <w:shd w:fill="EBF0FA"/>
           </w:tcPr>
           <w:p>
+            <w:pPr>
+              <w:spacing w:before="40" w:after="40"/>
+              <w:ind w:firstLine="0"/>
+            </w:pPr>
+            <w:r/>
             <w:r>
+              <w:rPr>
+                <w:rFonts w:ascii="Times New Roman" w:hAnsi="Times New Roman"/>
+                <w:sz w:val="22"/>
+              </w:rPr>
               <w:t>11</w:t>
             </w:r>
           </w:p>
@@ -2125,21 +2917,37 @@
         <w:tc>
           <w:tcPr>
             <w:tcW w:type="dxa" w:w="1768"/>
-            <w:shd w:fill="EBF0FA"/>
           </w:tcPr>
           <w:p>
+            <w:pPr>
+              <w:spacing w:before="40" w:after="40"/>
+              <w:ind w:firstLine="0"/>
+            </w:pPr>
+            <w:r/>
             <w:r>
-              <w:t>Bag. 11 – Validasi Gerber + simulasi order JLCPCB</w:t>
+              <w:rPr>
+                <w:rFonts w:ascii="Times New Roman" w:hAnsi="Times New Roman"/>
+                <w:sz w:val="22"/>
+              </w:rPr>
+              <w:t>Bag. 11 - Validasi Gerber + simulasi order JLCPCB</w:t>
             </w:r>
           </w:p>
         </w:tc>
         <w:tc>
           <w:tcPr>
             <w:tcW w:type="dxa" w:w="1768"/>
-            <w:shd w:fill="EBF0FA"/>
           </w:tcPr>
           <w:p>
+            <w:pPr>
+              <w:spacing w:before="40" w:after="40"/>
+              <w:ind w:firstLine="0"/>
+            </w:pPr>
+            <w:r/>
             <w:r>
+              <w:rPr>
+                <w:rFonts w:ascii="Times New Roman" w:hAnsi="Times New Roman"/>
+                <w:sz w:val="22"/>
+              </w:rPr>
               <w:t>0</w:t>
             </w:r>
           </w:p>
@@ -2147,19 +2955,37 @@
         <w:tc>
           <w:tcPr>
             <w:tcW w:type="dxa" w:w="1768"/>
-            <w:shd w:fill="EBF0FA"/>
           </w:tcPr>
           <w:p>
+            <w:pPr>
+              <w:spacing w:before="40" w:after="40"/>
+              <w:ind w:firstLine="0"/>
+            </w:pPr>
             <w:r/>
+            <w:r>
+              <w:rPr>
+                <w:rFonts w:ascii="Times New Roman" w:hAnsi="Times New Roman"/>
+                <w:sz w:val="22"/>
+              </w:rPr>
+            </w:r>
           </w:p>
         </w:tc>
         <w:tc>
           <w:tcPr>
             <w:tcW w:type="dxa" w:w="1768"/>
-            <w:shd w:fill="EBF0FA"/>
           </w:tcPr>
           <w:p>
+            <w:pPr>
+              <w:spacing w:before="40" w:after="40"/>
+              <w:ind w:firstLine="0"/>
+            </w:pPr>
             <w:r/>
+            <w:r>
+              <w:rPr>
+                <w:rFonts w:ascii="Times New Roman" w:hAnsi="Times New Roman"/>
+                <w:sz w:val="22"/>
+              </w:rPr>
+            </w:r>
           </w:p>
         </w:tc>
       </w:tr>
@@ -2167,10 +2993,19 @@
         <w:tc>
           <w:tcPr>
             <w:tcW w:type="dxa" w:w="1768"/>
-            <w:shd w:fill="FFFFFF"/>
+            <w:shd w:val="clear" w:color="auto" w:fill="EBF0FA"/>
           </w:tcPr>
           <w:p>
+            <w:pPr>
+              <w:spacing w:before="40" w:after="40"/>
+              <w:ind w:firstLine="0"/>
+            </w:pPr>
+            <w:r/>
             <w:r>
+              <w:rPr>
+                <w:rFonts w:ascii="Times New Roman" w:hAnsi="Times New Roman"/>
+                <w:sz w:val="22"/>
+              </w:rPr>
               <w:t>TOTAL</w:t>
             </w:r>
           </w:p>
@@ -2178,19 +3013,38 @@
         <w:tc>
           <w:tcPr>
             <w:tcW w:type="dxa" w:w="1768"/>
-            <w:shd w:fill="FFFFFF"/>
+            <w:shd w:val="clear" w:color="auto" w:fill="EBF0FA"/>
           </w:tcPr>
           <w:p>
+            <w:pPr>
+              <w:spacing w:before="40" w:after="40"/>
+              <w:ind w:firstLine="0"/>
+            </w:pPr>
             <w:r/>
+            <w:r>
+              <w:rPr>
+                <w:rFonts w:ascii="Times New Roman" w:hAnsi="Times New Roman"/>
+                <w:sz w:val="22"/>
+              </w:rPr>
+            </w:r>
           </w:p>
         </w:tc>
         <w:tc>
           <w:tcPr>
             <w:tcW w:type="dxa" w:w="1768"/>
-            <w:shd w:fill="FFFFFF"/>
+            <w:shd w:val="clear" w:color="auto" w:fill="EBF0FA"/>
           </w:tcPr>
           <w:p>
+            <w:pPr>
+              <w:spacing w:before="40" w:after="40"/>
+              <w:ind w:firstLine="0"/>
+            </w:pPr>
+            <w:r/>
             <w:r>
+              <w:rPr>
+                <w:rFonts w:ascii="Times New Roman" w:hAnsi="Times New Roman"/>
+                <w:sz w:val="22"/>
+              </w:rPr>
               <w:t>40</w:t>
             </w:r>
           </w:p>
@@ -2198,33 +3052,68 @@
         <w:tc>
           <w:tcPr>
             <w:tcW w:type="dxa" w:w="1768"/>
-            <w:shd w:fill="FFFFFF"/>
+            <w:shd w:val="clear" w:color="auto" w:fill="EBF0FA"/>
           </w:tcPr>
           <w:p>
+            <w:pPr>
+              <w:spacing w:before="40" w:after="40"/>
+              <w:ind w:firstLine="0"/>
+            </w:pPr>
             <w:r/>
+            <w:r>
+              <w:rPr>
+                <w:rFonts w:ascii="Times New Roman" w:hAnsi="Times New Roman"/>
+                <w:sz w:val="22"/>
+              </w:rPr>
+            </w:r>
           </w:p>
         </w:tc>
         <w:tc>
           <w:tcPr>
             <w:tcW w:type="dxa" w:w="1768"/>
-            <w:shd w:fill="FFFFFF"/>
+            <w:shd w:val="clear" w:color="auto" w:fill="EBF0FA"/>
           </w:tcPr>
           <w:p>
+            <w:pPr>
+              <w:spacing w:before="40" w:after="40"/>
+              <w:ind w:firstLine="0"/>
+            </w:pPr>
             <w:r/>
+            <w:r>
+              <w:rPr>
+                <w:rFonts w:ascii="Times New Roman" w:hAnsi="Times New Roman"/>
+                <w:sz w:val="22"/>
+              </w:rPr>
+            </w:r>
           </w:p>
         </w:tc>
       </w:tr>
     </w:tbl>
     <w:p>
-      <w:bookmarkStart w:id="17" w:name="rubrik_C2"/>
       <w:pPr>
-        <w:pStyle w:val="Heading3"/>
-        <w:spacing w:before="120" w:after="60"/>
-        <w:jc w:val="left"/>
+        <w:spacing w:line="276" w:lineRule="auto" w:before="60" w:after="60"/>
+        <w:ind w:firstLine="0"/>
+        <w:jc w:val="both"/>
       </w:pPr>
       <w:r>
         <w:rPr>
-          <w:rFonts w:ascii="Times New Roman" w:hAnsi="Times New Roman" w:eastAsia="Times New Roman"/>
+          <w:rFonts w:ascii="Times New Roman" w:hAnsi="Times New Roman"/>
+          <w:b w:val="0"/>
+          <w:sz w:val="24"/>
+        </w:rPr>
+        <w:t>Skor per bagian: 10 = sempurna; 7-9 = baik; 4-6 = cukup; 1-3 = kurang; 0 = tidak ada</w:t>
+      </w:r>
+    </w:p>
+    <w:p>
+      <w:pPr>
+        <w:spacing w:line="276" w:lineRule="auto" w:before="80" w:after="60"/>
+        <w:ind w:firstLine="0"/>
+        <w:jc w:val="left"/>
+      </w:pPr>
+      <w:bookmarkStart w:id="17" w:name="rubrik_C2"/>
+      <w:r>
+        <w:rPr>
+          <w:rFonts w:ascii="Times New Roman" w:hAnsi="Times New Roman"/>
           <w:b/>
           <w:sz w:val="24"/>
         </w:rPr>
@@ -2248,14 +3137,20 @@
         <w:tc>
           <w:tcPr>
             <w:tcW w:type="dxa" w:w="2209"/>
-            <w:shd w:fill="2E4057"/>
-            <w:shd w:fill="FFFFFF"/>
+            <w:shd w:val="clear" w:color="auto" w:fill="2E4057"/>
           </w:tcPr>
           <w:p>
+            <w:pPr>
+              <w:spacing w:before="40" w:after="40"/>
+              <w:ind w:firstLine="0"/>
+            </w:pPr>
+            <w:r/>
             <w:r>
               <w:rPr>
+                <w:rFonts w:ascii="Times New Roman" w:hAnsi="Times New Roman"/>
                 <w:b/>
                 <w:color w:val="FFFFFF"/>
+                <w:sz w:val="22"/>
               </w:rPr>
               <w:t>No</w:t>
             </w:r>
@@ -2264,14 +3159,20 @@
         <w:tc>
           <w:tcPr>
             <w:tcW w:type="dxa" w:w="2209"/>
-            <w:shd w:fill="2E4057"/>
-            <w:shd w:fill="FFFFFF"/>
+            <w:shd w:val="clear" w:color="auto" w:fill="2E4057"/>
           </w:tcPr>
           <w:p>
+            <w:pPr>
+              <w:spacing w:before="40" w:after="40"/>
+              <w:ind w:firstLine="0"/>
+            </w:pPr>
+            <w:r/>
             <w:r>
               <w:rPr>
+                <w:rFonts w:ascii="Times New Roman" w:hAnsi="Times New Roman"/>
                 <w:b/>
                 <w:color w:val="FFFFFF"/>
+                <w:sz w:val="22"/>
               </w:rPr>
               <w:t>Kriteria</w:t>
             </w:r>
@@ -2280,14 +3181,20 @@
         <w:tc>
           <w:tcPr>
             <w:tcW w:type="dxa" w:w="2209"/>
-            <w:shd w:fill="2E4057"/>
-            <w:shd w:fill="FFFFFF"/>
+            <w:shd w:val="clear" w:color="auto" w:fill="2E4057"/>
           </w:tcPr>
           <w:p>
+            <w:pPr>
+              <w:spacing w:before="40" w:after="40"/>
+              <w:ind w:firstLine="0"/>
+            </w:pPr>
+            <w:r/>
             <w:r>
               <w:rPr>
+                <w:rFonts w:ascii="Times New Roman" w:hAnsi="Times New Roman"/>
                 <w:b/>
                 <w:color w:val="FFFFFF"/>
+                <w:sz w:val="22"/>
               </w:rPr>
               <w:t>Bobot</w:t>
             </w:r>
@@ -2296,16 +3203,22 @@
         <w:tc>
           <w:tcPr>
             <w:tcW w:type="dxa" w:w="2209"/>
-            <w:shd w:fill="2E4057"/>
-            <w:shd w:fill="FFFFFF"/>
+            <w:shd w:val="clear" w:color="auto" w:fill="2E4057"/>
           </w:tcPr>
           <w:p>
+            <w:pPr>
+              <w:spacing w:before="40" w:after="40"/>
+              <w:ind w:firstLine="0"/>
+            </w:pPr>
+            <w:r/>
             <w:r>
               <w:rPr>
+                <w:rFonts w:ascii="Times New Roman" w:hAnsi="Times New Roman"/>
                 <w:b/>
                 <w:color w:val="FFFFFF"/>
+                <w:sz w:val="22"/>
               </w:rPr>
-              <w:t>Skor (0–10)</w:t>
+              <w:t>Skor (0-10)</w:t>
             </w:r>
           </w:p>
         </w:tc>
@@ -2314,10 +3227,18 @@
         <w:tc>
           <w:tcPr>
             <w:tcW w:type="dxa" w:w="2209"/>
-            <w:shd w:fill="EBF0FA"/>
           </w:tcPr>
           <w:p>
+            <w:pPr>
+              <w:spacing w:before="40" w:after="40"/>
+              <w:ind w:firstLine="0"/>
+            </w:pPr>
+            <w:r/>
             <w:r>
+              <w:rPr>
+                <w:rFonts w:ascii="Times New Roman" w:hAnsi="Times New Roman"/>
+                <w:sz w:val="22"/>
+              </w:rPr>
               <w:t>1</w:t>
             </w:r>
           </w:p>
@@ -2325,10 +3246,18 @@
         <w:tc>
           <w:tcPr>
             <w:tcW w:type="dxa" w:w="2209"/>
-            <w:shd w:fill="EBF0FA"/>
           </w:tcPr>
           <w:p>
+            <w:pPr>
+              <w:spacing w:before="40" w:after="40"/>
+              <w:ind w:firstLine="0"/>
+            </w:pPr>
+            <w:r/>
             <w:r>
+              <w:rPr>
+                <w:rFonts w:ascii="Times New Roman" w:hAnsi="Times New Roman"/>
+                <w:sz w:val="22"/>
+              </w:rPr>
               <w:t>Konsep PCB (material, copper weight, layer) dijelaskan secara benar</w:t>
             </w:r>
           </w:p>
@@ -2336,10 +3265,18 @@
         <w:tc>
           <w:tcPr>
             <w:tcW w:type="dxa" w:w="2209"/>
-            <w:shd w:fill="EBF0FA"/>
           </w:tcPr>
           <w:p>
+            <w:pPr>
+              <w:spacing w:before="40" w:after="40"/>
+              <w:ind w:firstLine="0"/>
+            </w:pPr>
+            <w:r/>
             <w:r>
+              <w:rPr>
+                <w:rFonts w:ascii="Times New Roman" w:hAnsi="Times New Roman"/>
+                <w:sz w:val="22"/>
+              </w:rPr>
               <w:t>6</w:t>
             </w:r>
           </w:p>
@@ -2347,10 +3284,19 @@
         <w:tc>
           <w:tcPr>
             <w:tcW w:type="dxa" w:w="2209"/>
-            <w:shd w:fill="EBF0FA"/>
           </w:tcPr>
           <w:p>
+            <w:pPr>
+              <w:spacing w:before="40" w:after="40"/>
+              <w:ind w:firstLine="0"/>
+            </w:pPr>
             <w:r/>
+            <w:r>
+              <w:rPr>
+                <w:rFonts w:ascii="Times New Roman" w:hAnsi="Times New Roman"/>
+                <w:sz w:val="22"/>
+              </w:rPr>
+            </w:r>
           </w:p>
         </w:tc>
       </w:tr>
@@ -2358,10 +3304,19 @@
         <w:tc>
           <w:tcPr>
             <w:tcW w:type="dxa" w:w="2209"/>
-            <w:shd w:fill="FFFFFF"/>
+            <w:shd w:val="clear" w:color="auto" w:fill="EBF0FA"/>
           </w:tcPr>
           <w:p>
+            <w:pPr>
+              <w:spacing w:before="40" w:after="40"/>
+              <w:ind w:firstLine="0"/>
+            </w:pPr>
+            <w:r/>
             <w:r>
+              <w:rPr>
+                <w:rFonts w:ascii="Times New Roman" w:hAnsi="Times New Roman"/>
+                <w:sz w:val="22"/>
+              </w:rPr>
               <w:t>2</w:t>
             </w:r>
           </w:p>
@@ -2369,21 +3324,39 @@
         <w:tc>
           <w:tcPr>
             <w:tcW w:type="dxa" w:w="2209"/>
-            <w:shd w:fill="FFFFFF"/>
+            <w:shd w:val="clear" w:color="auto" w:fill="EBF0FA"/>
           </w:tcPr>
           <w:p>
+            <w:pPr>
+              <w:spacing w:before="40" w:after="40"/>
+              <w:ind w:firstLine="0"/>
+            </w:pPr>
+            <w:r/>
             <w:r>
-              <w:t>Skematik benar secara elektris — ERC bersih, koneksi logis tepat</w:t>
+              <w:rPr>
+                <w:rFonts w:ascii="Times New Roman" w:hAnsi="Times New Roman"/>
+                <w:sz w:val="22"/>
+              </w:rPr>
+              <w:t>Skematik benar secara elektris - ERC bersih, koneksi logis tepat</w:t>
             </w:r>
           </w:p>
         </w:tc>
         <w:tc>
           <w:tcPr>
             <w:tcW w:type="dxa" w:w="2209"/>
-            <w:shd w:fill="FFFFFF"/>
+            <w:shd w:val="clear" w:color="auto" w:fill="EBF0FA"/>
           </w:tcPr>
           <w:p>
+            <w:pPr>
+              <w:spacing w:before="40" w:after="40"/>
+              <w:ind w:firstLine="0"/>
+            </w:pPr>
+            <w:r/>
             <w:r>
+              <w:rPr>
+                <w:rFonts w:ascii="Times New Roman" w:hAnsi="Times New Roman"/>
+                <w:sz w:val="22"/>
+              </w:rPr>
               <w:t>8</w:t>
             </w:r>
           </w:p>
@@ -2391,10 +3364,20 @@
         <w:tc>
           <w:tcPr>
             <w:tcW w:type="dxa" w:w="2209"/>
-            <w:shd w:fill="FFFFFF"/>
+            <w:shd w:val="clear" w:color="auto" w:fill="EBF0FA"/>
           </w:tcPr>
           <w:p>
+            <w:pPr>
+              <w:spacing w:before="40" w:after="40"/>
+              <w:ind w:firstLine="0"/>
+            </w:pPr>
             <w:r/>
+            <w:r>
+              <w:rPr>
+                <w:rFonts w:ascii="Times New Roman" w:hAnsi="Times New Roman"/>
+                <w:sz w:val="22"/>
+              </w:rPr>
+            </w:r>
           </w:p>
         </w:tc>
       </w:tr>
@@ -2402,10 +3385,18 @@
         <w:tc>
           <w:tcPr>
             <w:tcW w:type="dxa" w:w="2209"/>
-            <w:shd w:fill="EBF0FA"/>
           </w:tcPr>
           <w:p>
+            <w:pPr>
+              <w:spacing w:before="40" w:after="40"/>
+              <w:ind w:firstLine="0"/>
+            </w:pPr>
+            <w:r/>
             <w:r>
+              <w:rPr>
+                <w:rFonts w:ascii="Times New Roman" w:hAnsi="Times New Roman"/>
+                <w:sz w:val="22"/>
+              </w:rPr>
               <w:t>3</w:t>
             </w:r>
           </w:p>
@@ -2413,21 +3404,37 @@
         <w:tc>
           <w:tcPr>
             <w:tcW w:type="dxa" w:w="2209"/>
-            <w:shd w:fill="EBF0FA"/>
           </w:tcPr>
           <w:p>
+            <w:pPr>
+              <w:spacing w:before="40" w:after="40"/>
+              <w:ind w:firstLine="0"/>
+            </w:pPr>
+            <w:r/>
             <w:r>
-              <w:t>Routing PCB sesuai aturan: sudut 45°, track width sesuai arus, ground plane</w:t>
+              <w:rPr>
+                <w:rFonts w:ascii="Times New Roman" w:hAnsi="Times New Roman"/>
+                <w:sz w:val="22"/>
+              </w:rPr>
+              <w:t>Routing PCB sesuai aturan: sudut 45 derajat, track width sesuai arus, ground plane</w:t>
             </w:r>
           </w:p>
         </w:tc>
         <w:tc>
           <w:tcPr>
             <w:tcW w:type="dxa" w:w="2209"/>
-            <w:shd w:fill="EBF0FA"/>
           </w:tcPr>
           <w:p>
+            <w:pPr>
+              <w:spacing w:before="40" w:after="40"/>
+              <w:ind w:firstLine="0"/>
+            </w:pPr>
+            <w:r/>
             <w:r>
+              <w:rPr>
+                <w:rFonts w:ascii="Times New Roman" w:hAnsi="Times New Roman"/>
+                <w:sz w:val="22"/>
+              </w:rPr>
               <w:t>8</w:t>
             </w:r>
           </w:p>
@@ -2435,10 +3442,19 @@
         <w:tc>
           <w:tcPr>
             <w:tcW w:type="dxa" w:w="2209"/>
-            <w:shd w:fill="EBF0FA"/>
           </w:tcPr>
           <w:p>
+            <w:pPr>
+              <w:spacing w:before="40" w:after="40"/>
+              <w:ind w:firstLine="0"/>
+            </w:pPr>
             <w:r/>
+            <w:r>
+              <w:rPr>
+                <w:rFonts w:ascii="Times New Roman" w:hAnsi="Times New Roman"/>
+                <w:sz w:val="22"/>
+              </w:rPr>
+            </w:r>
           </w:p>
         </w:tc>
       </w:tr>
@@ -2446,10 +3462,19 @@
         <w:tc>
           <w:tcPr>
             <w:tcW w:type="dxa" w:w="2209"/>
-            <w:shd w:fill="FFFFFF"/>
+            <w:shd w:val="clear" w:color="auto" w:fill="EBF0FA"/>
           </w:tcPr>
           <w:p>
+            <w:pPr>
+              <w:spacing w:before="40" w:after="40"/>
+              <w:ind w:firstLine="0"/>
+            </w:pPr>
+            <w:r/>
             <w:r>
+              <w:rPr>
+                <w:rFonts w:ascii="Times New Roman" w:hAnsi="Times New Roman"/>
+                <w:sz w:val="22"/>
+              </w:rPr>
               <w:t>4</w:t>
             </w:r>
           </w:p>
@@ -2457,21 +3482,39 @@
         <w:tc>
           <w:tcPr>
             <w:tcW w:type="dxa" w:w="2209"/>
-            <w:shd w:fill="FFFFFF"/>
+            <w:shd w:val="clear" w:color="auto" w:fill="EBF0FA"/>
           </w:tcPr>
           <w:p>
+            <w:pPr>
+              <w:spacing w:before="40" w:after="40"/>
+              <w:ind w:firstLine="0"/>
+            </w:pPr>
+            <w:r/>
             <w:r>
-              <w:t>Fitur EasyEDA digunakan dengan benar (bukan hanya dibuka tapi tidak dipahami)</w:t>
+              <w:rPr>
+                <w:rFonts w:ascii="Times New Roman" w:hAnsi="Times New Roman"/>
+                <w:sz w:val="22"/>
+              </w:rPr>
+              <w:t>Fitur EasyEDA digunakan dengan benar (bukan hanya dibuka tanpa dipahami)</w:t>
             </w:r>
           </w:p>
         </w:tc>
         <w:tc>
           <w:tcPr>
             <w:tcW w:type="dxa" w:w="2209"/>
-            <w:shd w:fill="FFFFFF"/>
+            <w:shd w:val="clear" w:color="auto" w:fill="EBF0FA"/>
           </w:tcPr>
           <w:p>
+            <w:pPr>
+              <w:spacing w:before="40" w:after="40"/>
+              <w:ind w:firstLine="0"/>
+            </w:pPr>
+            <w:r/>
             <w:r>
+              <w:rPr>
+                <w:rFonts w:ascii="Times New Roman" w:hAnsi="Times New Roman"/>
+                <w:sz w:val="22"/>
+              </w:rPr>
               <w:t>8</w:t>
             </w:r>
           </w:p>
@@ -2479,10 +3522,20 @@
         <w:tc>
           <w:tcPr>
             <w:tcW w:type="dxa" w:w="2209"/>
-            <w:shd w:fill="FFFFFF"/>
+            <w:shd w:val="clear" w:color="auto" w:fill="EBF0FA"/>
           </w:tcPr>
           <w:p>
+            <w:pPr>
+              <w:spacing w:before="40" w:after="40"/>
+              <w:ind w:firstLine="0"/>
+            </w:pPr>
             <w:r/>
+            <w:r>
+              <w:rPr>
+                <w:rFonts w:ascii="Times New Roman" w:hAnsi="Times New Roman"/>
+                <w:sz w:val="22"/>
+              </w:rPr>
+            </w:r>
           </w:p>
         </w:tc>
       </w:tr>
@@ -2490,10 +3543,18 @@
         <w:tc>
           <w:tcPr>
             <w:tcW w:type="dxa" w:w="2209"/>
-            <w:shd w:fill="EBF0FA"/>
           </w:tcPr>
           <w:p>
+            <w:pPr>
+              <w:spacing w:before="40" w:after="40"/>
+              <w:ind w:firstLine="0"/>
+            </w:pPr>
+            <w:r/>
             <w:r>
+              <w:rPr>
+                <w:rFonts w:ascii="Times New Roman" w:hAnsi="Times New Roman"/>
+                <w:sz w:val="22"/>
+              </w:rPr>
               <w:t>TOTAL</w:t>
             </w:r>
           </w:p>
@@ -2501,19 +3562,36 @@
         <w:tc>
           <w:tcPr>
             <w:tcW w:type="dxa" w:w="2209"/>
-            <w:shd w:fill="EBF0FA"/>
           </w:tcPr>
           <w:p>
+            <w:pPr>
+              <w:spacing w:before="40" w:after="40"/>
+              <w:ind w:firstLine="0"/>
+            </w:pPr>
             <w:r/>
+            <w:r>
+              <w:rPr>
+                <w:rFonts w:ascii="Times New Roman" w:hAnsi="Times New Roman"/>
+                <w:sz w:val="22"/>
+              </w:rPr>
+            </w:r>
           </w:p>
         </w:tc>
         <w:tc>
           <w:tcPr>
             <w:tcW w:type="dxa" w:w="2209"/>
-            <w:shd w:fill="EBF0FA"/>
           </w:tcPr>
           <w:p>
+            <w:pPr>
+              <w:spacing w:before="40" w:after="40"/>
+              <w:ind w:firstLine="0"/>
+            </w:pPr>
+            <w:r/>
             <w:r>
+              <w:rPr>
+                <w:rFonts w:ascii="Times New Roman" w:hAnsi="Times New Roman"/>
+                <w:sz w:val="22"/>
+              </w:rPr>
               <w:t>30</w:t>
             </w:r>
           </w:p>
@@ -2521,24 +3599,33 @@
         <w:tc>
           <w:tcPr>
             <w:tcW w:type="dxa" w:w="2209"/>
-            <w:shd w:fill="EBF0FA"/>
           </w:tcPr>
           <w:p>
+            <w:pPr>
+              <w:spacing w:before="40" w:after="40"/>
+              <w:ind w:firstLine="0"/>
+            </w:pPr>
             <w:r/>
+            <w:r>
+              <w:rPr>
+                <w:rFonts w:ascii="Times New Roman" w:hAnsi="Times New Roman"/>
+                <w:sz w:val="22"/>
+              </w:rPr>
+            </w:r>
           </w:p>
         </w:tc>
       </w:tr>
     </w:tbl>
     <w:p>
-      <w:bookmarkStart w:id="18" w:name="rubrik_C3"/>
       <w:pPr>
-        <w:pStyle w:val="Heading3"/>
-        <w:spacing w:before="120" w:after="60"/>
+        <w:spacing w:line="276" w:lineRule="auto" w:before="80" w:after="60"/>
+        <w:ind w:firstLine="0"/>
         <w:jc w:val="left"/>
       </w:pPr>
+      <w:bookmarkStart w:id="18" w:name="rubrik_C3"/>
       <w:r>
         <w:rPr>
-          <w:rFonts w:ascii="Times New Roman" w:hAnsi="Times New Roman" w:eastAsia="Times New Roman"/>
+          <w:rFonts w:ascii="Times New Roman" w:hAnsi="Times New Roman"/>
           <w:b/>
           <w:sz w:val="24"/>
         </w:rPr>
@@ -2562,14 +3649,20 @@
         <w:tc>
           <w:tcPr>
             <w:tcW w:type="dxa" w:w="2209"/>
-            <w:shd w:fill="2E4057"/>
-            <w:shd w:fill="FFFFFF"/>
+            <w:shd w:val="clear" w:color="auto" w:fill="2E4057"/>
           </w:tcPr>
           <w:p>
+            <w:pPr>
+              <w:spacing w:before="40" w:after="40"/>
+              <w:ind w:firstLine="0"/>
+            </w:pPr>
+            <w:r/>
             <w:r>
               <w:rPr>
+                <w:rFonts w:ascii="Times New Roman" w:hAnsi="Times New Roman"/>
                 <w:b/>
                 <w:color w:val="FFFFFF"/>
+                <w:sz w:val="22"/>
               </w:rPr>
               <w:t>No</w:t>
             </w:r>
@@ -2578,14 +3671,20 @@
         <w:tc>
           <w:tcPr>
             <w:tcW w:type="dxa" w:w="2209"/>
-            <w:shd w:fill="2E4057"/>
-            <w:shd w:fill="FFFFFF"/>
+            <w:shd w:val="clear" w:color="auto" w:fill="2E4057"/>
           </w:tcPr>
           <w:p>
+            <w:pPr>
+              <w:spacing w:before="40" w:after="40"/>
+              <w:ind w:firstLine="0"/>
+            </w:pPr>
+            <w:r/>
             <w:r>
               <w:rPr>
+                <w:rFonts w:ascii="Times New Roman" w:hAnsi="Times New Roman"/>
                 <w:b/>
                 <w:color w:val="FFFFFF"/>
+                <w:sz w:val="22"/>
               </w:rPr>
               <w:t>Kriteria</w:t>
             </w:r>
@@ -2594,14 +3693,20 @@
         <w:tc>
           <w:tcPr>
             <w:tcW w:type="dxa" w:w="2209"/>
-            <w:shd w:fill="2E4057"/>
-            <w:shd w:fill="FFFFFF"/>
+            <w:shd w:val="clear" w:color="auto" w:fill="2E4057"/>
           </w:tcPr>
           <w:p>
+            <w:pPr>
+              <w:spacing w:before="40" w:after="40"/>
+              <w:ind w:firstLine="0"/>
+            </w:pPr>
+            <w:r/>
             <w:r>
               <w:rPr>
+                <w:rFonts w:ascii="Times New Roman" w:hAnsi="Times New Roman"/>
                 <w:b/>
                 <w:color w:val="FFFFFF"/>
+                <w:sz w:val="22"/>
               </w:rPr>
               <w:t>Bobot</w:t>
             </w:r>
@@ -2610,16 +3715,22 @@
         <w:tc>
           <w:tcPr>
             <w:tcW w:type="dxa" w:w="2209"/>
-            <w:shd w:fill="2E4057"/>
-            <w:shd w:fill="FFFFFF"/>
+            <w:shd w:val="clear" w:color="auto" w:fill="2E4057"/>
           </w:tcPr>
           <w:p>
+            <w:pPr>
+              <w:spacing w:before="40" w:after="40"/>
+              <w:ind w:firstLine="0"/>
+            </w:pPr>
+            <w:r/>
             <w:r>
               <w:rPr>
+                <w:rFonts w:ascii="Times New Roman" w:hAnsi="Times New Roman"/>
                 <w:b/>
                 <w:color w:val="FFFFFF"/>
+                <w:sz w:val="22"/>
               </w:rPr>
-              <w:t>Skor (0–5)</w:t>
+              <w:t>Skor (0-5)</w:t>
             </w:r>
           </w:p>
         </w:tc>
@@ -2628,10 +3739,18 @@
         <w:tc>
           <w:tcPr>
             <w:tcW w:type="dxa" w:w="2209"/>
-            <w:shd w:fill="EBF0FA"/>
           </w:tcPr>
           <w:p>
+            <w:pPr>
+              <w:spacing w:before="40" w:after="40"/>
+              <w:ind w:firstLine="0"/>
+            </w:pPr>
+            <w:r/>
             <w:r>
+              <w:rPr>
+                <w:rFonts w:ascii="Times New Roman" w:hAnsi="Times New Roman"/>
+                <w:sz w:val="22"/>
+              </w:rPr>
               <w:t>1</w:t>
             </w:r>
           </w:p>
@@ -2639,10 +3758,18 @@
         <w:tc>
           <w:tcPr>
             <w:tcW w:type="dxa" w:w="2209"/>
-            <w:shd w:fill="EBF0FA"/>
           </w:tcPr>
           <w:p>
+            <w:pPr>
+              <w:spacing w:before="40" w:after="40"/>
+              <w:ind w:firstLine="0"/>
+            </w:pPr>
+            <w:r/>
             <w:r>
+              <w:rPr>
+                <w:rFonts w:ascii="Times New Roman" w:hAnsi="Times New Roman"/>
+                <w:sz w:val="22"/>
+              </w:rPr>
               <w:t>Narasi jelas, tidak terlalu cepat/lambat, mudah dipahami</w:t>
             </w:r>
           </w:p>
@@ -2650,10 +3777,18 @@
         <w:tc>
           <w:tcPr>
             <w:tcW w:type="dxa" w:w="2209"/>
-            <w:shd w:fill="EBF0FA"/>
           </w:tcPr>
           <w:p>
+            <w:pPr>
+              <w:spacing w:before="40" w:after="40"/>
+              <w:ind w:firstLine="0"/>
+            </w:pPr>
+            <w:r/>
             <w:r>
+              <w:rPr>
+                <w:rFonts w:ascii="Times New Roman" w:hAnsi="Times New Roman"/>
+                <w:sz w:val="22"/>
+              </w:rPr>
               <w:t>5</w:t>
             </w:r>
           </w:p>
@@ -2661,10 +3796,19 @@
         <w:tc>
           <w:tcPr>
             <w:tcW w:type="dxa" w:w="2209"/>
-            <w:shd w:fill="EBF0FA"/>
           </w:tcPr>
           <w:p>
+            <w:pPr>
+              <w:spacing w:before="40" w:after="40"/>
+              <w:ind w:firstLine="0"/>
+            </w:pPr>
             <w:r/>
+            <w:r>
+              <w:rPr>
+                <w:rFonts w:ascii="Times New Roman" w:hAnsi="Times New Roman"/>
+                <w:sz w:val="22"/>
+              </w:rPr>
+            </w:r>
           </w:p>
         </w:tc>
       </w:tr>
@@ -2672,10 +3816,19 @@
         <w:tc>
           <w:tcPr>
             <w:tcW w:type="dxa" w:w="2209"/>
-            <w:shd w:fill="FFFFFF"/>
+            <w:shd w:val="clear" w:color="auto" w:fill="EBF0FA"/>
           </w:tcPr>
           <w:p>
+            <w:pPr>
+              <w:spacing w:before="40" w:after="40"/>
+              <w:ind w:firstLine="0"/>
+            </w:pPr>
+            <w:r/>
             <w:r>
+              <w:rPr>
+                <w:rFonts w:ascii="Times New Roman" w:hAnsi="Times New Roman"/>
+                <w:sz w:val="22"/>
+              </w:rPr>
               <w:t>2</w:t>
             </w:r>
           </w:p>
@@ -2683,21 +3836,39 @@
         <w:tc>
           <w:tcPr>
             <w:tcW w:type="dxa" w:w="2209"/>
-            <w:shd w:fill="FFFFFF"/>
+            <w:shd w:val="clear" w:color="auto" w:fill="EBF0FA"/>
           </w:tcPr>
           <w:p>
+            <w:pPr>
+              <w:spacing w:before="40" w:after="40"/>
+              <w:ind w:firstLine="0"/>
+            </w:pPr>
+            <w:r/>
             <w:r>
-              <w:t>Kualitas rekaman layar — resolusi HD, tidak buram, terlihat detail EasyEDA</w:t>
+              <w:rPr>
+                <w:rFonts w:ascii="Times New Roman" w:hAnsi="Times New Roman"/>
+                <w:sz w:val="22"/>
+              </w:rPr>
+              <w:t>Kualitas rekaman layar - resolusi HD, tidak buram, terlihat detail EasyEDA</w:t>
             </w:r>
           </w:p>
         </w:tc>
         <w:tc>
           <w:tcPr>
             <w:tcW w:type="dxa" w:w="2209"/>
-            <w:shd w:fill="FFFFFF"/>
+            <w:shd w:val="clear" w:color="auto" w:fill="EBF0FA"/>
           </w:tcPr>
           <w:p>
+            <w:pPr>
+              <w:spacing w:before="40" w:after="40"/>
+              <w:ind w:firstLine="0"/>
+            </w:pPr>
+            <w:r/>
             <w:r>
+              <w:rPr>
+                <w:rFonts w:ascii="Times New Roman" w:hAnsi="Times New Roman"/>
+                <w:sz w:val="22"/>
+              </w:rPr>
               <w:t>5</w:t>
             </w:r>
           </w:p>
@@ -2705,10 +3876,20 @@
         <w:tc>
           <w:tcPr>
             <w:tcW w:type="dxa" w:w="2209"/>
-            <w:shd w:fill="FFFFFF"/>
+            <w:shd w:val="clear" w:color="auto" w:fill="EBF0FA"/>
           </w:tcPr>
           <w:p>
+            <w:pPr>
+              <w:spacing w:before="40" w:after="40"/>
+              <w:ind w:firstLine="0"/>
+            </w:pPr>
             <w:r/>
+            <w:r>
+              <w:rPr>
+                <w:rFonts w:ascii="Times New Roman" w:hAnsi="Times New Roman"/>
+                <w:sz w:val="22"/>
+              </w:rPr>
+            </w:r>
           </w:p>
         </w:tc>
       </w:tr>
@@ -2716,10 +3897,18 @@
         <w:tc>
           <w:tcPr>
             <w:tcW w:type="dxa" w:w="2209"/>
-            <w:shd w:fill="EBF0FA"/>
           </w:tcPr>
           <w:p>
+            <w:pPr>
+              <w:spacing w:before="40" w:after="40"/>
+              <w:ind w:firstLine="0"/>
+            </w:pPr>
+            <w:r/>
             <w:r>
+              <w:rPr>
+                <w:rFonts w:ascii="Times New Roman" w:hAnsi="Times New Roman"/>
+                <w:sz w:val="22"/>
+              </w:rPr>
               <w:t>3</w:t>
             </w:r>
           </w:p>
@@ -2727,21 +3916,37 @@
         <w:tc>
           <w:tcPr>
             <w:tcW w:type="dxa" w:w="2209"/>
-            <w:shd w:fill="EBF0FA"/>
           </w:tcPr>
           <w:p>
+            <w:pPr>
+              <w:spacing w:before="40" w:after="40"/>
+              <w:ind w:firstLine="0"/>
+            </w:pPr>
+            <w:r/>
             <w:r>
-              <w:t>Struktur video — ada pembukaan, alur logis urut, ada penutup</w:t>
+              <w:rPr>
+                <w:rFonts w:ascii="Times New Roman" w:hAnsi="Times New Roman"/>
+                <w:sz w:val="22"/>
+              </w:rPr>
+              <w:t>Struktur video - ada pembukaan, alur logis urut, ada penutup</w:t>
             </w:r>
           </w:p>
         </w:tc>
         <w:tc>
           <w:tcPr>
             <w:tcW w:type="dxa" w:w="2209"/>
-            <w:shd w:fill="EBF0FA"/>
           </w:tcPr>
           <w:p>
+            <w:pPr>
+              <w:spacing w:before="40" w:after="40"/>
+              <w:ind w:firstLine="0"/>
+            </w:pPr>
+            <w:r/>
             <w:r>
+              <w:rPr>
+                <w:rFonts w:ascii="Times New Roman" w:hAnsi="Times New Roman"/>
+                <w:sz w:val="22"/>
+              </w:rPr>
               <w:t>5</w:t>
             </w:r>
           </w:p>
@@ -2749,10 +3954,19 @@
         <w:tc>
           <w:tcPr>
             <w:tcW w:type="dxa" w:w="2209"/>
-            <w:shd w:fill="EBF0FA"/>
           </w:tcPr>
           <w:p>
+            <w:pPr>
+              <w:spacing w:before="40" w:after="40"/>
+              <w:ind w:firstLine="0"/>
+            </w:pPr>
             <w:r/>
+            <w:r>
+              <w:rPr>
+                <w:rFonts w:ascii="Times New Roman" w:hAnsi="Times New Roman"/>
+                <w:sz w:val="22"/>
+              </w:rPr>
+            </w:r>
           </w:p>
         </w:tc>
       </w:tr>
@@ -2760,10 +3974,19 @@
         <w:tc>
           <w:tcPr>
             <w:tcW w:type="dxa" w:w="2209"/>
-            <w:shd w:fill="FFFFFF"/>
+            <w:shd w:val="clear" w:color="auto" w:fill="EBF0FA"/>
           </w:tcPr>
           <w:p>
+            <w:pPr>
+              <w:spacing w:before="40" w:after="40"/>
+              <w:ind w:firstLine="0"/>
+            </w:pPr>
+            <w:r/>
             <w:r>
+              <w:rPr>
+                <w:rFonts w:ascii="Times New Roman" w:hAnsi="Times New Roman"/>
+                <w:sz w:val="22"/>
+              </w:rPr>
               <w:t>4</w:t>
             </w:r>
           </w:p>
@@ -2771,21 +3994,39 @@
         <w:tc>
           <w:tcPr>
             <w:tcW w:type="dxa" w:w="2209"/>
-            <w:shd w:fill="FFFFFF"/>
+            <w:shd w:val="clear" w:color="auto" w:fill="EBF0FA"/>
           </w:tcPr>
           <w:p>
+            <w:pPr>
+              <w:spacing w:before="40" w:after="40"/>
+              <w:ind w:firstLine="0"/>
+            </w:pPr>
+            <w:r/>
             <w:r>
-              <w:t>Durasi sesuai (10–20 menit) — tidak terlalu singkat maupun terlalu panjang</w:t>
+              <w:rPr>
+                <w:rFonts w:ascii="Times New Roman" w:hAnsi="Times New Roman"/>
+                <w:sz w:val="22"/>
+              </w:rPr>
+              <w:t>Durasi sesuai (10-20 menit) - tidak terlalu singkat maupun terlalu panjang</w:t>
             </w:r>
           </w:p>
         </w:tc>
         <w:tc>
           <w:tcPr>
             <w:tcW w:type="dxa" w:w="2209"/>
-            <w:shd w:fill="FFFFFF"/>
+            <w:shd w:val="clear" w:color="auto" w:fill="EBF0FA"/>
           </w:tcPr>
           <w:p>
+            <w:pPr>
+              <w:spacing w:before="40" w:after="40"/>
+              <w:ind w:firstLine="0"/>
+            </w:pPr>
+            <w:r/>
             <w:r>
+              <w:rPr>
+                <w:rFonts w:ascii="Times New Roman" w:hAnsi="Times New Roman"/>
+                <w:sz w:val="22"/>
+              </w:rPr>
               <w:t>5</w:t>
             </w:r>
           </w:p>
@@ -2793,10 +4034,20 @@
         <w:tc>
           <w:tcPr>
             <w:tcW w:type="dxa" w:w="2209"/>
-            <w:shd w:fill="FFFFFF"/>
+            <w:shd w:val="clear" w:color="auto" w:fill="EBF0FA"/>
           </w:tcPr>
           <w:p>
+            <w:pPr>
+              <w:spacing w:before="40" w:after="40"/>
+              <w:ind w:firstLine="0"/>
+            </w:pPr>
             <w:r/>
+            <w:r>
+              <w:rPr>
+                <w:rFonts w:ascii="Times New Roman" w:hAnsi="Times New Roman"/>
+                <w:sz w:val="22"/>
+              </w:rPr>
+            </w:r>
           </w:p>
         </w:tc>
       </w:tr>
@@ -2804,10 +4055,18 @@
         <w:tc>
           <w:tcPr>
             <w:tcW w:type="dxa" w:w="2209"/>
-            <w:shd w:fill="EBF0FA"/>
           </w:tcPr>
           <w:p>
+            <w:pPr>
+              <w:spacing w:before="40" w:after="40"/>
+              <w:ind w:firstLine="0"/>
+            </w:pPr>
+            <w:r/>
             <w:r>
+              <w:rPr>
+                <w:rFonts w:ascii="Times New Roman" w:hAnsi="Times New Roman"/>
+                <w:sz w:val="22"/>
+              </w:rPr>
               <w:t>TOTAL</w:t>
             </w:r>
           </w:p>
@@ -2815,19 +4074,36 @@
         <w:tc>
           <w:tcPr>
             <w:tcW w:type="dxa" w:w="2209"/>
-            <w:shd w:fill="EBF0FA"/>
           </w:tcPr>
           <w:p>
+            <w:pPr>
+              <w:spacing w:before="40" w:after="40"/>
+              <w:ind w:firstLine="0"/>
+            </w:pPr>
             <w:r/>
+            <w:r>
+              <w:rPr>
+                <w:rFonts w:ascii="Times New Roman" w:hAnsi="Times New Roman"/>
+                <w:sz w:val="22"/>
+              </w:rPr>
+            </w:r>
           </w:p>
         </w:tc>
         <w:tc>
           <w:tcPr>
             <w:tcW w:type="dxa" w:w="2209"/>
-            <w:shd w:fill="EBF0FA"/>
           </w:tcPr>
           <w:p>
+            <w:pPr>
+              <w:spacing w:before="40" w:after="40"/>
+              <w:ind w:firstLine="0"/>
+            </w:pPr>
+            <w:r/>
             <w:r>
+              <w:rPr>
+                <w:rFonts w:ascii="Times New Roman" w:hAnsi="Times New Roman"/>
+                <w:sz w:val="22"/>
+              </w:rPr>
               <w:t>20</w:t>
             </w:r>
           </w:p>
@@ -2835,24 +4111,33 @@
         <w:tc>
           <w:tcPr>
             <w:tcW w:type="dxa" w:w="2209"/>
-            <w:shd w:fill="EBF0FA"/>
           </w:tcPr>
           <w:p>
+            <w:pPr>
+              <w:spacing w:before="40" w:after="40"/>
+              <w:ind w:firstLine="0"/>
+            </w:pPr>
             <w:r/>
+            <w:r>
+              <w:rPr>
+                <w:rFonts w:ascii="Times New Roman" w:hAnsi="Times New Roman"/>
+                <w:sz w:val="22"/>
+              </w:rPr>
+            </w:r>
           </w:p>
         </w:tc>
       </w:tr>
     </w:tbl>
     <w:p>
-      <w:bookmarkStart w:id="19" w:name="rubrik_C4"/>
       <w:pPr>
-        <w:pStyle w:val="Heading3"/>
-        <w:spacing w:before="120" w:after="60"/>
+        <w:spacing w:line="276" w:lineRule="auto" w:before="80" w:after="60"/>
+        <w:ind w:firstLine="0"/>
         <w:jc w:val="left"/>
       </w:pPr>
+      <w:bookmarkStart w:id="19" w:name="rubrik_C4"/>
       <w:r>
         <w:rPr>
-          <w:rFonts w:ascii="Times New Roman" w:hAnsi="Times New Roman" w:eastAsia="Times New Roman"/>
+          <w:rFonts w:ascii="Times New Roman" w:hAnsi="Times New Roman"/>
           <w:b/>
           <w:sz w:val="24"/>
         </w:rPr>
@@ -2875,14 +4160,20 @@
         <w:tc>
           <w:tcPr>
             <w:tcW w:type="dxa" w:w="2946"/>
-            <w:shd w:fill="2E4057"/>
-            <w:shd w:fill="FFFFFF"/>
+            <w:shd w:val="clear" w:color="auto" w:fill="2E4057"/>
           </w:tcPr>
           <w:p>
+            <w:pPr>
+              <w:spacing w:before="40" w:after="40"/>
+              <w:ind w:firstLine="0"/>
+            </w:pPr>
+            <w:r/>
             <w:r>
               <w:rPr>
+                <w:rFonts w:ascii="Times New Roman" w:hAnsi="Times New Roman"/>
                 <w:b/>
                 <w:color w:val="FFFFFF"/>
+                <w:sz w:val="22"/>
               </w:rPr>
               <w:t>No</w:t>
             </w:r>
@@ -2891,14 +4182,20 @@
         <w:tc>
           <w:tcPr>
             <w:tcW w:type="dxa" w:w="2946"/>
-            <w:shd w:fill="2E4057"/>
-            <w:shd w:fill="FFFFFF"/>
+            <w:shd w:val="clear" w:color="auto" w:fill="2E4057"/>
           </w:tcPr>
           <w:p>
+            <w:pPr>
+              <w:spacing w:before="40" w:after="40"/>
+              <w:ind w:firstLine="0"/>
+            </w:pPr>
+            <w:r/>
             <w:r>
               <w:rPr>
+                <w:rFonts w:ascii="Times New Roman" w:hAnsi="Times New Roman"/>
                 <w:b/>
                 <w:color w:val="FFFFFF"/>
+                <w:sz w:val="22"/>
               </w:rPr>
               <w:t>Fitur yang Wajib Didemonstrasikan</w:t>
             </w:r>
@@ -2907,14 +4204,20 @@
         <w:tc>
           <w:tcPr>
             <w:tcW w:type="dxa" w:w="2946"/>
-            <w:shd w:fill="2E4057"/>
-            <w:shd w:fill="FFFFFF"/>
+            <w:shd w:val="clear" w:color="auto" w:fill="2E4057"/>
           </w:tcPr>
           <w:p>
+            <w:pPr>
+              <w:spacing w:before="40" w:after="40"/>
+              <w:ind w:firstLine="0"/>
+            </w:pPr>
+            <w:r/>
             <w:r>
               <w:rPr>
+                <w:rFonts w:ascii="Times New Roman" w:hAnsi="Times New Roman"/>
                 <w:b/>
                 <w:color w:val="FFFFFF"/>
+                <w:sz w:val="22"/>
               </w:rPr>
               <w:t>Skor (0 atau 1)</w:t>
             </w:r>
@@ -2925,10 +4228,18 @@
         <w:tc>
           <w:tcPr>
             <w:tcW w:type="dxa" w:w="2946"/>
-            <w:shd w:fill="EBF0FA"/>
           </w:tcPr>
           <w:p>
+            <w:pPr>
+              <w:spacing w:before="40" w:after="40"/>
+              <w:ind w:firstLine="0"/>
+            </w:pPr>
+            <w:r/>
             <w:r>
+              <w:rPr>
+                <w:rFonts w:ascii="Times New Roman" w:hAnsi="Times New Roman"/>
+                <w:sz w:val="22"/>
+              </w:rPr>
               <w:t>1</w:t>
             </w:r>
           </w:p>
@@ -2936,10 +4247,18 @@
         <w:tc>
           <w:tcPr>
             <w:tcW w:type="dxa" w:w="2946"/>
-            <w:shd w:fill="EBF0FA"/>
           </w:tcPr>
           <w:p>
+            <w:pPr>
+              <w:spacing w:before="40" w:after="40"/>
+              <w:ind w:firstLine="0"/>
+            </w:pPr>
+            <w:r/>
             <w:r>
+              <w:rPr>
+                <w:rFonts w:ascii="Times New Roman" w:hAnsi="Times New Roman"/>
+                <w:sz w:val="22"/>
+              </w:rPr>
               <w:t>LCSC Library Search (cari komponen + lihat info)</w:t>
             </w:r>
           </w:p>
@@ -2947,10 +4266,19 @@
         <w:tc>
           <w:tcPr>
             <w:tcW w:type="dxa" w:w="2946"/>
-            <w:shd w:fill="EBF0FA"/>
           </w:tcPr>
           <w:p>
+            <w:pPr>
+              <w:spacing w:before="40" w:after="40"/>
+              <w:ind w:firstLine="0"/>
+            </w:pPr>
             <w:r/>
+            <w:r>
+              <w:rPr>
+                <w:rFonts w:ascii="Times New Roman" w:hAnsi="Times New Roman"/>
+                <w:sz w:val="22"/>
+              </w:rPr>
+            </w:r>
           </w:p>
         </w:tc>
       </w:tr>
@@ -2958,10 +4286,19 @@
         <w:tc>
           <w:tcPr>
             <w:tcW w:type="dxa" w:w="2946"/>
-            <w:shd w:fill="FFFFFF"/>
+            <w:shd w:val="clear" w:color="auto" w:fill="EBF0FA"/>
           </w:tcPr>
           <w:p>
+            <w:pPr>
+              <w:spacing w:before="40" w:after="40"/>
+              <w:ind w:firstLine="0"/>
+            </w:pPr>
+            <w:r/>
             <w:r>
+              <w:rPr>
+                <w:rFonts w:ascii="Times New Roman" w:hAnsi="Times New Roman"/>
+                <w:sz w:val="22"/>
+              </w:rPr>
               <w:t>2</w:t>
             </w:r>
           </w:p>
@@ -2969,10 +4306,19 @@
         <w:tc>
           <w:tcPr>
             <w:tcW w:type="dxa" w:w="2946"/>
-            <w:shd w:fill="FFFFFF"/>
+            <w:shd w:val="clear" w:color="auto" w:fill="EBF0FA"/>
           </w:tcPr>
           <w:p>
+            <w:pPr>
+              <w:spacing w:before="40" w:after="40"/>
+              <w:ind w:firstLine="0"/>
+            </w:pPr>
+            <w:r/>
             <w:r>
+              <w:rPr>
+                <w:rFonts w:ascii="Times New Roman" w:hAnsi="Times New Roman"/>
+                <w:sz w:val="22"/>
+              </w:rPr>
               <w:t>Symbol Wizard atau Edit Symbol</w:t>
             </w:r>
           </w:p>
@@ -2980,10 +4326,20 @@
         <w:tc>
           <w:tcPr>
             <w:tcW w:type="dxa" w:w="2946"/>
-            <w:shd w:fill="FFFFFF"/>
+            <w:shd w:val="clear" w:color="auto" w:fill="EBF0FA"/>
           </w:tcPr>
           <w:p>
+            <w:pPr>
+              <w:spacing w:before="40" w:after="40"/>
+              <w:ind w:firstLine="0"/>
+            </w:pPr>
             <w:r/>
+            <w:r>
+              <w:rPr>
+                <w:rFonts w:ascii="Times New Roman" w:hAnsi="Times New Roman"/>
+                <w:sz w:val="22"/>
+              </w:rPr>
+            </w:r>
           </w:p>
         </w:tc>
       </w:tr>
@@ -2991,10 +4347,18 @@
         <w:tc>
           <w:tcPr>
             <w:tcW w:type="dxa" w:w="2946"/>
-            <w:shd w:fill="EBF0FA"/>
           </w:tcPr>
           <w:p>
+            <w:pPr>
+              <w:spacing w:before="40" w:after="40"/>
+              <w:ind w:firstLine="0"/>
+            </w:pPr>
+            <w:r/>
             <w:r>
+              <w:rPr>
+                <w:rFonts w:ascii="Times New Roman" w:hAnsi="Times New Roman"/>
+                <w:sz w:val="22"/>
+              </w:rPr>
               <w:t>3</w:t>
             </w:r>
           </w:p>
@@ -3002,10 +4366,18 @@
         <w:tc>
           <w:tcPr>
             <w:tcW w:type="dxa" w:w="2946"/>
-            <w:shd w:fill="EBF0FA"/>
           </w:tcPr>
           <w:p>
+            <w:pPr>
+              <w:spacing w:before="40" w:after="40"/>
+              <w:ind w:firstLine="0"/>
+            </w:pPr>
+            <w:r/>
             <w:r>
+              <w:rPr>
+                <w:rFonts w:ascii="Times New Roman" w:hAnsi="Times New Roman"/>
+                <w:sz w:val="22"/>
+              </w:rPr>
               <w:t>My Library (simpan komponen)</w:t>
             </w:r>
           </w:p>
@@ -3013,10 +4385,19 @@
         <w:tc>
           <w:tcPr>
             <w:tcW w:type="dxa" w:w="2946"/>
-            <w:shd w:fill="EBF0FA"/>
           </w:tcPr>
           <w:p>
+            <w:pPr>
+              <w:spacing w:before="40" w:after="40"/>
+              <w:ind w:firstLine="0"/>
+            </w:pPr>
             <w:r/>
+            <w:r>
+              <w:rPr>
+                <w:rFonts w:ascii="Times New Roman" w:hAnsi="Times New Roman"/>
+                <w:sz w:val="22"/>
+              </w:rPr>
+            </w:r>
           </w:p>
         </w:tc>
       </w:tr>
@@ -3024,10 +4405,19 @@
         <w:tc>
           <w:tcPr>
             <w:tcW w:type="dxa" w:w="2946"/>
-            <w:shd w:fill="FFFFFF"/>
+            <w:shd w:val="clear" w:color="auto" w:fill="EBF0FA"/>
           </w:tcPr>
           <w:p>
+            <w:pPr>
+              <w:spacing w:before="40" w:after="40"/>
+              <w:ind w:firstLine="0"/>
+            </w:pPr>
+            <w:r/>
             <w:r>
+              <w:rPr>
+                <w:rFonts w:ascii="Times New Roman" w:hAnsi="Times New Roman"/>
+                <w:sz w:val="22"/>
+              </w:rPr>
               <w:t>4</w:t>
             </w:r>
           </w:p>
@@ -3035,10 +4425,19 @@
         <w:tc>
           <w:tcPr>
             <w:tcW w:type="dxa" w:w="2946"/>
-            <w:shd w:fill="FFFFFF"/>
+            <w:shd w:val="clear" w:color="auto" w:fill="EBF0FA"/>
           </w:tcPr>
           <w:p>
+            <w:pPr>
+              <w:spacing w:before="40" w:after="40"/>
+              <w:ind w:firstLine="0"/>
+            </w:pPr>
+            <w:r/>
             <w:r>
+              <w:rPr>
+                <w:rFonts w:ascii="Times New Roman" w:hAnsi="Times New Roman"/>
+                <w:sz w:val="22"/>
+              </w:rPr>
               <w:t>ERC (jalankan + perbaiki)</w:t>
             </w:r>
           </w:p>
@@ -3046,10 +4445,20 @@
         <w:tc>
           <w:tcPr>
             <w:tcW w:type="dxa" w:w="2946"/>
-            <w:shd w:fill="FFFFFF"/>
+            <w:shd w:val="clear" w:color="auto" w:fill="EBF0FA"/>
           </w:tcPr>
           <w:p>
+            <w:pPr>
+              <w:spacing w:before="40" w:after="40"/>
+              <w:ind w:firstLine="0"/>
+            </w:pPr>
             <w:r/>
+            <w:r>
+              <w:rPr>
+                <w:rFonts w:ascii="Times New Roman" w:hAnsi="Times New Roman"/>
+                <w:sz w:val="22"/>
+              </w:rPr>
+            </w:r>
           </w:p>
         </w:tc>
       </w:tr>
@@ -3057,10 +4466,18 @@
         <w:tc>
           <w:tcPr>
             <w:tcW w:type="dxa" w:w="2946"/>
-            <w:shd w:fill="EBF0FA"/>
           </w:tcPr>
           <w:p>
+            <w:pPr>
+              <w:spacing w:before="40" w:after="40"/>
+              <w:ind w:firstLine="0"/>
+            </w:pPr>
+            <w:r/>
             <w:r>
+              <w:rPr>
+                <w:rFonts w:ascii="Times New Roman" w:hAnsi="Times New Roman"/>
+                <w:sz w:val="22"/>
+              </w:rPr>
               <w:t>5</w:t>
             </w:r>
           </w:p>
@@ -3068,10 +4485,18 @@
         <w:tc>
           <w:tcPr>
             <w:tcW w:type="dxa" w:w="2946"/>
-            <w:shd w:fill="EBF0FA"/>
           </w:tcPr>
           <w:p>
+            <w:pPr>
+              <w:spacing w:before="40" w:after="40"/>
+              <w:ind w:firstLine="0"/>
+            </w:pPr>
+            <w:r/>
             <w:r>
+              <w:rPr>
+                <w:rFonts w:ascii="Times New Roman" w:hAnsi="Times New Roman"/>
+                <w:sz w:val="22"/>
+              </w:rPr>
               <w:t>Footprint Manager</w:t>
             </w:r>
           </w:p>
@@ -3079,10 +4504,19 @@
         <w:tc>
           <w:tcPr>
             <w:tcW w:type="dxa" w:w="2946"/>
-            <w:shd w:fill="EBF0FA"/>
           </w:tcPr>
           <w:p>
+            <w:pPr>
+              <w:spacing w:before="40" w:after="40"/>
+              <w:ind w:firstLine="0"/>
+            </w:pPr>
             <w:r/>
+            <w:r>
+              <w:rPr>
+                <w:rFonts w:ascii="Times New Roman" w:hAnsi="Times New Roman"/>
+                <w:sz w:val="22"/>
+              </w:rPr>
+            </w:r>
           </w:p>
         </w:tc>
       </w:tr>
@@ -3090,10 +4524,19 @@
         <w:tc>
           <w:tcPr>
             <w:tcW w:type="dxa" w:w="2946"/>
-            <w:shd w:fill="FFFFFF"/>
+            <w:shd w:val="clear" w:color="auto" w:fill="EBF0FA"/>
           </w:tcPr>
           <w:p>
+            <w:pPr>
+              <w:spacing w:before="40" w:after="40"/>
+              <w:ind w:firstLine="0"/>
+            </w:pPr>
+            <w:r/>
             <w:r>
+              <w:rPr>
+                <w:rFonts w:ascii="Times New Roman" w:hAnsi="Times New Roman"/>
+                <w:sz w:val="22"/>
+              </w:rPr>
               <w:t>6</w:t>
             </w:r>
           </w:p>
@@ -3101,10 +4544,19 @@
         <w:tc>
           <w:tcPr>
             <w:tcW w:type="dxa" w:w="2946"/>
-            <w:shd w:fill="FFFFFF"/>
+            <w:shd w:val="clear" w:color="auto" w:fill="EBF0FA"/>
           </w:tcPr>
           <w:p>
+            <w:pPr>
+              <w:spacing w:before="40" w:after="40"/>
+              <w:ind w:firstLine="0"/>
+            </w:pPr>
+            <w:r/>
             <w:r>
+              <w:rPr>
+                <w:rFonts w:ascii="Times New Roman" w:hAnsi="Times New Roman"/>
+                <w:sz w:val="22"/>
+              </w:rPr>
               <w:t>Update PCB dari Schematic</w:t>
             </w:r>
           </w:p>
@@ -3112,10 +4564,20 @@
         <w:tc>
           <w:tcPr>
             <w:tcW w:type="dxa" w:w="2946"/>
-            <w:shd w:fill="FFFFFF"/>
+            <w:shd w:val="clear" w:color="auto" w:fill="EBF0FA"/>
           </w:tcPr>
           <w:p>
+            <w:pPr>
+              <w:spacing w:before="40" w:after="40"/>
+              <w:ind w:firstLine="0"/>
+            </w:pPr>
             <w:r/>
+            <w:r>
+              <w:rPr>
+                <w:rFonts w:ascii="Times New Roman" w:hAnsi="Times New Roman"/>
+                <w:sz w:val="22"/>
+              </w:rPr>
+            </w:r>
           </w:p>
         </w:tc>
       </w:tr>
@@ -3123,10 +4585,18 @@
         <w:tc>
           <w:tcPr>
             <w:tcW w:type="dxa" w:w="2946"/>
-            <w:shd w:fill="EBF0FA"/>
           </w:tcPr>
           <w:p>
+            <w:pPr>
+              <w:spacing w:before="40" w:after="40"/>
+              <w:ind w:firstLine="0"/>
+            </w:pPr>
+            <w:r/>
             <w:r>
+              <w:rPr>
+                <w:rFonts w:ascii="Times New Roman" w:hAnsi="Times New Roman"/>
+                <w:sz w:val="22"/>
+              </w:rPr>
               <w:t>7</w:t>
             </w:r>
           </w:p>
@@ -3134,10 +4604,18 @@
         <w:tc>
           <w:tcPr>
             <w:tcW w:type="dxa" w:w="2946"/>
-            <w:shd w:fill="EBF0FA"/>
           </w:tcPr>
           <w:p>
+            <w:pPr>
+              <w:spacing w:before="40" w:after="40"/>
+              <w:ind w:firstLine="0"/>
+            </w:pPr>
+            <w:r/>
             <w:r>
+              <w:rPr>
+                <w:rFonts w:ascii="Times New Roman" w:hAnsi="Times New Roman"/>
+                <w:sz w:val="22"/>
+              </w:rPr>
               <w:t>Copper Area (Ground Plane) + Rebuild</w:t>
             </w:r>
           </w:p>
@@ -3145,10 +4623,19 @@
         <w:tc>
           <w:tcPr>
             <w:tcW w:type="dxa" w:w="2946"/>
-            <w:shd w:fill="EBF0FA"/>
           </w:tcPr>
           <w:p>
+            <w:pPr>
+              <w:spacing w:before="40" w:after="40"/>
+              <w:ind w:firstLine="0"/>
+            </w:pPr>
             <w:r/>
+            <w:r>
+              <w:rPr>
+                <w:rFonts w:ascii="Times New Roman" w:hAnsi="Times New Roman"/>
+                <w:sz w:val="22"/>
+              </w:rPr>
+            </w:r>
           </w:p>
         </w:tc>
       </w:tr>
@@ -3156,10 +4643,19 @@
         <w:tc>
           <w:tcPr>
             <w:tcW w:type="dxa" w:w="2946"/>
-            <w:shd w:fill="FFFFFF"/>
+            <w:shd w:val="clear" w:color="auto" w:fill="EBF0FA"/>
           </w:tcPr>
           <w:p>
+            <w:pPr>
+              <w:spacing w:before="40" w:after="40"/>
+              <w:ind w:firstLine="0"/>
+            </w:pPr>
+            <w:r/>
             <w:r>
+              <w:rPr>
+                <w:rFonts w:ascii="Times New Roman" w:hAnsi="Times New Roman"/>
+                <w:sz w:val="22"/>
+              </w:rPr>
               <w:t>8</w:t>
             </w:r>
           </w:p>
@@ -3167,10 +4663,19 @@
         <w:tc>
           <w:tcPr>
             <w:tcW w:type="dxa" w:w="2946"/>
-            <w:shd w:fill="FFFFFF"/>
+            <w:shd w:val="clear" w:color="auto" w:fill="EBF0FA"/>
           </w:tcPr>
           <w:p>
+            <w:pPr>
+              <w:spacing w:before="40" w:after="40"/>
+              <w:ind w:firstLine="0"/>
+            </w:pPr>
+            <w:r/>
             <w:r>
+              <w:rPr>
+                <w:rFonts w:ascii="Times New Roman" w:hAnsi="Times New Roman"/>
+                <w:sz w:val="22"/>
+              </w:rPr>
               <w:t>Auto Router (jalankan dan tampilkan hasil)</w:t>
             </w:r>
           </w:p>
@@ -3178,10 +4683,20 @@
         <w:tc>
           <w:tcPr>
             <w:tcW w:type="dxa" w:w="2946"/>
-            <w:shd w:fill="FFFFFF"/>
+            <w:shd w:val="clear" w:color="auto" w:fill="EBF0FA"/>
           </w:tcPr>
           <w:p>
+            <w:pPr>
+              <w:spacing w:before="40" w:after="40"/>
+              <w:ind w:firstLine="0"/>
+            </w:pPr>
             <w:r/>
+            <w:r>
+              <w:rPr>
+                <w:rFonts w:ascii="Times New Roman" w:hAnsi="Times New Roman"/>
+                <w:sz w:val="22"/>
+              </w:rPr>
+            </w:r>
           </w:p>
         </w:tc>
       </w:tr>
@@ -3189,10 +4704,18 @@
         <w:tc>
           <w:tcPr>
             <w:tcW w:type="dxa" w:w="2946"/>
-            <w:shd w:fill="EBF0FA"/>
           </w:tcPr>
           <w:p>
+            <w:pPr>
+              <w:spacing w:before="40" w:after="40"/>
+              <w:ind w:firstLine="0"/>
+            </w:pPr>
+            <w:r/>
             <w:r>
+              <w:rPr>
+                <w:rFonts w:ascii="Times New Roman" w:hAnsi="Times New Roman"/>
+                <w:sz w:val="22"/>
+              </w:rPr>
               <w:t>9</w:t>
             </w:r>
           </w:p>
@@ -3200,10 +4723,18 @@
         <w:tc>
           <w:tcPr>
             <w:tcW w:type="dxa" w:w="2946"/>
-            <w:shd w:fill="EBF0FA"/>
           </w:tcPr>
           <w:p>
+            <w:pPr>
+              <w:spacing w:before="40" w:after="40"/>
+              <w:ind w:firstLine="0"/>
+            </w:pPr>
+            <w:r/>
             <w:r>
+              <w:rPr>
+                <w:rFonts w:ascii="Times New Roman" w:hAnsi="Times New Roman"/>
+                <w:sz w:val="22"/>
+              </w:rPr>
               <w:t>DRC (jalankan + perbaiki + tampilkan bersih)</w:t>
             </w:r>
           </w:p>
@@ -3211,10 +4742,19 @@
         <w:tc>
           <w:tcPr>
             <w:tcW w:type="dxa" w:w="2946"/>
-            <w:shd w:fill="EBF0FA"/>
           </w:tcPr>
           <w:p>
+            <w:pPr>
+              <w:spacing w:before="40" w:after="40"/>
+              <w:ind w:firstLine="0"/>
+            </w:pPr>
             <w:r/>
+            <w:r>
+              <w:rPr>
+                <w:rFonts w:ascii="Times New Roman" w:hAnsi="Times New Roman"/>
+                <w:sz w:val="22"/>
+              </w:rPr>
+            </w:r>
           </w:p>
         </w:tc>
       </w:tr>
@@ -3222,10 +4762,19 @@
         <w:tc>
           <w:tcPr>
             <w:tcW w:type="dxa" w:w="2946"/>
-            <w:shd w:fill="FFFFFF"/>
+            <w:shd w:val="clear" w:color="auto" w:fill="EBF0FA"/>
           </w:tcPr>
           <w:p>
+            <w:pPr>
+              <w:spacing w:before="40" w:after="40"/>
+              <w:ind w:firstLine="0"/>
+            </w:pPr>
+            <w:r/>
             <w:r>
+              <w:rPr>
+                <w:rFonts w:ascii="Times New Roman" w:hAnsi="Times New Roman"/>
+                <w:sz w:val="22"/>
+              </w:rPr>
               <w:t>10</w:t>
             </w:r>
           </w:p>
@@ -3233,10 +4782,19 @@
         <w:tc>
           <w:tcPr>
             <w:tcW w:type="dxa" w:w="2946"/>
-            <w:shd w:fill="FFFFFF"/>
+            <w:shd w:val="clear" w:color="auto" w:fill="EBF0FA"/>
           </w:tcPr>
           <w:p>
+            <w:pPr>
+              <w:spacing w:before="40" w:after="40"/>
+              <w:ind w:firstLine="0"/>
+            </w:pPr>
+            <w:r/>
             <w:r>
+              <w:rPr>
+                <w:rFonts w:ascii="Times New Roman" w:hAnsi="Times New Roman"/>
+                <w:sz w:val="22"/>
+              </w:rPr>
               <w:t>Photo View dan 3D View</w:t>
             </w:r>
           </w:p>
@@ -3244,10 +4802,20 @@
         <w:tc>
           <w:tcPr>
             <w:tcW w:type="dxa" w:w="2946"/>
-            <w:shd w:fill="FFFFFF"/>
+            <w:shd w:val="clear" w:color="auto" w:fill="EBF0FA"/>
           </w:tcPr>
           <w:p>
+            <w:pPr>
+              <w:spacing w:before="40" w:after="40"/>
+              <w:ind w:firstLine="0"/>
+            </w:pPr>
             <w:r/>
+            <w:r>
+              <w:rPr>
+                <w:rFonts w:ascii="Times New Roman" w:hAnsi="Times New Roman"/>
+                <w:sz w:val="22"/>
+              </w:rPr>
+            </w:r>
           </w:p>
         </w:tc>
       </w:tr>
@@ -3255,10 +4823,18 @@
         <w:tc>
           <w:tcPr>
             <w:tcW w:type="dxa" w:w="2946"/>
-            <w:shd w:fill="EBF0FA"/>
           </w:tcPr>
           <w:p>
+            <w:pPr>
+              <w:spacing w:before="40" w:after="40"/>
+              <w:ind w:firstLine="0"/>
+            </w:pPr>
+            <w:r/>
             <w:r>
+              <w:rPr>
+                <w:rFonts w:ascii="Times New Roman" w:hAnsi="Times New Roman"/>
+                <w:sz w:val="22"/>
+              </w:rPr>
               <w:t>TOTAL</w:t>
             </w:r>
           </w:p>
@@ -3266,19 +4842,36 @@
         <w:tc>
           <w:tcPr>
             <w:tcW w:type="dxa" w:w="2946"/>
-            <w:shd w:fill="EBF0FA"/>
           </w:tcPr>
           <w:p>
+            <w:pPr>
+              <w:spacing w:before="40" w:after="40"/>
+              <w:ind w:firstLine="0"/>
+            </w:pPr>
             <w:r/>
+            <w:r>
+              <w:rPr>
+                <w:rFonts w:ascii="Times New Roman" w:hAnsi="Times New Roman"/>
+                <w:sz w:val="22"/>
+              </w:rPr>
+            </w:r>
           </w:p>
         </w:tc>
         <w:tc>
           <w:tcPr>
             <w:tcW w:type="dxa" w:w="2946"/>
-            <w:shd w:fill="EBF0FA"/>
           </w:tcPr>
           <w:p>
+            <w:pPr>
+              <w:spacing w:before="40" w:after="40"/>
+              <w:ind w:firstLine="0"/>
+            </w:pPr>
+            <w:r/>
             <w:r>
+              <w:rPr>
+                <w:rFonts w:ascii="Times New Roman" w:hAnsi="Times New Roman"/>
+                <w:sz w:val="22"/>
+              </w:rPr>
               <w:t>/10</w:t>
             </w:r>
           </w:p>
@@ -3286,15 +4879,15 @@
       </w:tr>
     </w:tbl>
     <w:p>
-      <w:bookmarkStart w:id="20" w:name="rubrik_C5"/>
       <w:pPr>
-        <w:pStyle w:val="Heading3"/>
-        <w:spacing w:before="120" w:after="60"/>
+        <w:spacing w:line="276" w:lineRule="auto" w:before="80" w:after="60"/>
+        <w:ind w:firstLine="0"/>
         <w:jc w:val="left"/>
       </w:pPr>
+      <w:bookmarkStart w:id="20" w:name="rubrik_C5"/>
       <w:r>
         <w:rPr>
-          <w:rFonts w:ascii="Times New Roman" w:hAnsi="Times New Roman" w:eastAsia="Times New Roman"/>
+          <w:rFonts w:ascii="Times New Roman" w:hAnsi="Times New Roman"/>
           <w:b/>
           <w:sz w:val="24"/>
         </w:rPr>
@@ -3317,14 +4910,20 @@
         <w:tc>
           <w:tcPr>
             <w:tcW w:type="dxa" w:w="2946"/>
-            <w:shd w:fill="2E4057"/>
-            <w:shd w:fill="FFFFFF"/>
+            <w:shd w:val="clear" w:color="auto" w:fill="2E4057"/>
           </w:tcPr>
           <w:p>
+            <w:pPr>
+              <w:spacing w:before="40" w:after="40"/>
+              <w:ind w:firstLine="0"/>
+            </w:pPr>
+            <w:r/>
             <w:r>
               <w:rPr>
+                <w:rFonts w:ascii="Times New Roman" w:hAnsi="Times New Roman"/>
                 <w:b/>
                 <w:color w:val="FFFFFF"/>
+                <w:sz w:val="22"/>
               </w:rPr>
               <w:t>Komponen</w:t>
             </w:r>
@@ -3333,14 +4932,20 @@
         <w:tc>
           <w:tcPr>
             <w:tcW w:type="dxa" w:w="2946"/>
-            <w:shd w:fill="2E4057"/>
-            <w:shd w:fill="FFFFFF"/>
+            <w:shd w:val="clear" w:color="auto" w:fill="2E4057"/>
           </w:tcPr>
           <w:p>
+            <w:pPr>
+              <w:spacing w:before="40" w:after="40"/>
+              <w:ind w:firstLine="0"/>
+            </w:pPr>
+            <w:r/>
             <w:r>
               <w:rPr>
+                <w:rFonts w:ascii="Times New Roman" w:hAnsi="Times New Roman"/>
                 <w:b/>
                 <w:color w:val="FFFFFF"/>
+                <w:sz w:val="22"/>
               </w:rPr>
               <w:t>Bobot</w:t>
             </w:r>
@@ -3349,14 +4954,20 @@
         <w:tc>
           <w:tcPr>
             <w:tcW w:type="dxa" w:w="2946"/>
-            <w:shd w:fill="2E4057"/>
-            <w:shd w:fill="FFFFFF"/>
+            <w:shd w:val="clear" w:color="auto" w:fill="2E4057"/>
           </w:tcPr>
           <w:p>
+            <w:pPr>
+              <w:spacing w:before="40" w:after="40"/>
+              <w:ind w:firstLine="0"/>
+            </w:pPr>
+            <w:r/>
             <w:r>
               <w:rPr>
+                <w:rFonts w:ascii="Times New Roman" w:hAnsi="Times New Roman"/>
                 <w:b/>
                 <w:color w:val="FFFFFF"/>
+                <w:sz w:val="22"/>
               </w:rPr>
               <w:t>Nilai Didapat</w:t>
             </w:r>
@@ -3367,10 +4978,18 @@
         <w:tc>
           <w:tcPr>
             <w:tcW w:type="dxa" w:w="2946"/>
-            <w:shd w:fill="EBF0FA"/>
           </w:tcPr>
           <w:p>
+            <w:pPr>
+              <w:spacing w:before="40" w:after="40"/>
+              <w:ind w:firstLine="0"/>
+            </w:pPr>
+            <w:r/>
             <w:r>
+              <w:rPr>
+                <w:rFonts w:ascii="Times New Roman" w:hAnsi="Times New Roman"/>
+                <w:sz w:val="22"/>
+              </w:rPr>
               <w:t>Kelengkapan Konten</w:t>
             </w:r>
           </w:p>
@@ -3378,10 +4997,18 @@
         <w:tc>
           <w:tcPr>
             <w:tcW w:type="dxa" w:w="2946"/>
-            <w:shd w:fill="EBF0FA"/>
           </w:tcPr>
           <w:p>
+            <w:pPr>
+              <w:spacing w:before="40" w:after="40"/>
+              <w:ind w:firstLine="0"/>
+            </w:pPr>
+            <w:r/>
             <w:r>
+              <w:rPr>
+                <w:rFonts w:ascii="Times New Roman" w:hAnsi="Times New Roman"/>
+                <w:sz w:val="22"/>
+              </w:rPr>
               <w:t>40</w:t>
             </w:r>
           </w:p>
@@ -3389,10 +5016,19 @@
         <w:tc>
           <w:tcPr>
             <w:tcW w:type="dxa" w:w="2946"/>
-            <w:shd w:fill="EBF0FA"/>
           </w:tcPr>
           <w:p>
+            <w:pPr>
+              <w:spacing w:before="40" w:after="40"/>
+              <w:ind w:firstLine="0"/>
+            </w:pPr>
             <w:r/>
+            <w:r>
+              <w:rPr>
+                <w:rFonts w:ascii="Times New Roman" w:hAnsi="Times New Roman"/>
+                <w:sz w:val="22"/>
+              </w:rPr>
+            </w:r>
           </w:p>
         </w:tc>
       </w:tr>
@@ -3400,10 +5036,19 @@
         <w:tc>
           <w:tcPr>
             <w:tcW w:type="dxa" w:w="2946"/>
-            <w:shd w:fill="FFFFFF"/>
+            <w:shd w:val="clear" w:color="auto" w:fill="EBF0FA"/>
           </w:tcPr>
           <w:p>
+            <w:pPr>
+              <w:spacing w:before="40" w:after="40"/>
+              <w:ind w:firstLine="0"/>
+            </w:pPr>
+            <w:r/>
             <w:r>
+              <w:rPr>
+                <w:rFonts w:ascii="Times New Roman" w:hAnsi="Times New Roman"/>
+                <w:sz w:val="22"/>
+              </w:rPr>
               <w:t>Akurasi Teknis</w:t>
             </w:r>
           </w:p>
@@ -3411,10 +5056,19 @@
         <w:tc>
           <w:tcPr>
             <w:tcW w:type="dxa" w:w="2946"/>
-            <w:shd w:fill="FFFFFF"/>
+            <w:shd w:val="clear" w:color="auto" w:fill="EBF0FA"/>
           </w:tcPr>
           <w:p>
+            <w:pPr>
+              <w:spacing w:before="40" w:after="40"/>
+              <w:ind w:firstLine="0"/>
+            </w:pPr>
+            <w:r/>
             <w:r>
+              <w:rPr>
+                <w:rFonts w:ascii="Times New Roman" w:hAnsi="Times New Roman"/>
+                <w:sz w:val="22"/>
+              </w:rPr>
               <w:t>30</w:t>
             </w:r>
           </w:p>
@@ -3422,10 +5076,20 @@
         <w:tc>
           <w:tcPr>
             <w:tcW w:type="dxa" w:w="2946"/>
-            <w:shd w:fill="FFFFFF"/>
+            <w:shd w:val="clear" w:color="auto" w:fill="EBF0FA"/>
           </w:tcPr>
           <w:p>
+            <w:pPr>
+              <w:spacing w:before="40" w:after="40"/>
+              <w:ind w:firstLine="0"/>
+            </w:pPr>
             <w:r/>
+            <w:r>
+              <w:rPr>
+                <w:rFonts w:ascii="Times New Roman" w:hAnsi="Times New Roman"/>
+                <w:sz w:val="22"/>
+              </w:rPr>
+            </w:r>
           </w:p>
         </w:tc>
       </w:tr>
@@ -3433,10 +5097,18 @@
         <w:tc>
           <w:tcPr>
             <w:tcW w:type="dxa" w:w="2946"/>
-            <w:shd w:fill="EBF0FA"/>
           </w:tcPr>
           <w:p>
+            <w:pPr>
+              <w:spacing w:before="40" w:after="40"/>
+              <w:ind w:firstLine="0"/>
+            </w:pPr>
+            <w:r/>
             <w:r>
+              <w:rPr>
+                <w:rFonts w:ascii="Times New Roman" w:hAnsi="Times New Roman"/>
+                <w:sz w:val="22"/>
+              </w:rPr>
               <w:t>Kualitas Presentasi</w:t>
             </w:r>
           </w:p>
@@ -3444,10 +5116,18 @@
         <w:tc>
           <w:tcPr>
             <w:tcW w:type="dxa" w:w="2946"/>
-            <w:shd w:fill="EBF0FA"/>
           </w:tcPr>
           <w:p>
+            <w:pPr>
+              <w:spacing w:before="40" w:after="40"/>
+              <w:ind w:firstLine="0"/>
+            </w:pPr>
+            <w:r/>
             <w:r>
+              <w:rPr>
+                <w:rFonts w:ascii="Times New Roman" w:hAnsi="Times New Roman"/>
+                <w:sz w:val="22"/>
+              </w:rPr>
               <w:t>20</w:t>
             </w:r>
           </w:p>
@@ -3455,10 +5135,19 @@
         <w:tc>
           <w:tcPr>
             <w:tcW w:type="dxa" w:w="2946"/>
-            <w:shd w:fill="EBF0FA"/>
           </w:tcPr>
           <w:p>
+            <w:pPr>
+              <w:spacing w:before="40" w:after="40"/>
+              <w:ind w:firstLine="0"/>
+            </w:pPr>
             <w:r/>
+            <w:r>
+              <w:rPr>
+                <w:rFonts w:ascii="Times New Roman" w:hAnsi="Times New Roman"/>
+                <w:sz w:val="22"/>
+              </w:rPr>
+            </w:r>
           </w:p>
         </w:tc>
       </w:tr>
@@ -3466,10 +5155,19 @@
         <w:tc>
           <w:tcPr>
             <w:tcW w:type="dxa" w:w="2946"/>
-            <w:shd w:fill="FFFFFF"/>
+            <w:shd w:val="clear" w:color="auto" w:fill="EBF0FA"/>
           </w:tcPr>
           <w:p>
+            <w:pPr>
+              <w:spacing w:before="40" w:after="40"/>
+              <w:ind w:firstLine="0"/>
+            </w:pPr>
+            <w:r/>
             <w:r>
+              <w:rPr>
+                <w:rFonts w:ascii="Times New Roman" w:hAnsi="Times New Roman"/>
+                <w:sz w:val="22"/>
+              </w:rPr>
               <w:t>Demonstrasi Fitur EasyEDA</w:t>
             </w:r>
           </w:p>
@@ -3477,10 +5175,19 @@
         <w:tc>
           <w:tcPr>
             <w:tcW w:type="dxa" w:w="2946"/>
-            <w:shd w:fill="FFFFFF"/>
+            <w:shd w:val="clear" w:color="auto" w:fill="EBF0FA"/>
           </w:tcPr>
           <w:p>
+            <w:pPr>
+              <w:spacing w:before="40" w:after="40"/>
+              <w:ind w:firstLine="0"/>
+            </w:pPr>
+            <w:r/>
             <w:r>
+              <w:rPr>
+                <w:rFonts w:ascii="Times New Roman" w:hAnsi="Times New Roman"/>
+                <w:sz w:val="22"/>
+              </w:rPr>
               <w:t>10</w:t>
             </w:r>
           </w:p>
@@ -3488,10 +5195,20 @@
         <w:tc>
           <w:tcPr>
             <w:tcW w:type="dxa" w:w="2946"/>
-            <w:shd w:fill="FFFFFF"/>
+            <w:shd w:val="clear" w:color="auto" w:fill="EBF0FA"/>
           </w:tcPr>
           <w:p>
+            <w:pPr>
+              <w:spacing w:before="40" w:after="40"/>
+              <w:ind w:firstLine="0"/>
+            </w:pPr>
             <w:r/>
+            <w:r>
+              <w:rPr>
+                <w:rFonts w:ascii="Times New Roman" w:hAnsi="Times New Roman"/>
+                <w:sz w:val="22"/>
+              </w:rPr>
+            </w:r>
           </w:p>
         </w:tc>
       </w:tr>
@@ -3499,10 +5216,18 @@
         <w:tc>
           <w:tcPr>
             <w:tcW w:type="dxa" w:w="2946"/>
-            <w:shd w:fill="EBF0FA"/>
           </w:tcPr>
           <w:p>
+            <w:pPr>
+              <w:spacing w:before="40" w:after="40"/>
+              <w:ind w:firstLine="0"/>
+            </w:pPr>
+            <w:r/>
             <w:r>
+              <w:rPr>
+                <w:rFonts w:ascii="Times New Roman" w:hAnsi="Times New Roman"/>
+                <w:sz w:val="22"/>
+              </w:rPr>
               <w:t>TOTAL</w:t>
             </w:r>
           </w:p>
@@ -3510,10 +5235,18 @@
         <w:tc>
           <w:tcPr>
             <w:tcW w:type="dxa" w:w="2946"/>
-            <w:shd w:fill="EBF0FA"/>
           </w:tcPr>
           <w:p>
+            <w:pPr>
+              <w:spacing w:before="40" w:after="40"/>
+              <w:ind w:firstLine="0"/>
+            </w:pPr>
+            <w:r/>
             <w:r>
+              <w:rPr>
+                <w:rFonts w:ascii="Times New Roman" w:hAnsi="Times New Roman"/>
+                <w:sz w:val="22"/>
+              </w:rPr>
               <w:t>100</w:t>
             </w:r>
           </w:p>
@@ -3521,10 +5254,19 @@
         <w:tc>
           <w:tcPr>
             <w:tcW w:type="dxa" w:w="2946"/>
-            <w:shd w:fill="EBF0FA"/>
           </w:tcPr>
           <w:p>
+            <w:pPr>
+              <w:spacing w:before="40" w:after="40"/>
+              <w:ind w:firstLine="0"/>
+            </w:pPr>
             <w:r/>
+            <w:r>
+              <w:rPr>
+                <w:rFonts w:ascii="Times New Roman" w:hAnsi="Times New Roman"/>
+                <w:sz w:val="22"/>
+              </w:rPr>
+            </w:r>
           </w:p>
         </w:tc>
       </w:tr>
@@ -3532,10 +5274,19 @@
         <w:tc>
           <w:tcPr>
             <w:tcW w:type="dxa" w:w="2946"/>
-            <w:shd w:fill="FFFFFF"/>
+            <w:shd w:val="clear" w:color="auto" w:fill="EBF0FA"/>
           </w:tcPr>
           <w:p>
+            <w:pPr>
+              <w:spacing w:before="40" w:after="40"/>
+              <w:ind w:firstLine="0"/>
+            </w:pPr>
+            <w:r/>
             <w:r>
+              <w:rPr>
+                <w:rFonts w:ascii="Times New Roman" w:hAnsi="Times New Roman"/>
+                <w:sz w:val="22"/>
+              </w:rPr>
               <w:t>Penilai</w:t>
             </w:r>
           </w:p>
@@ -3543,10 +5294,19 @@
         <w:tc>
           <w:tcPr>
             <w:tcW w:type="dxa" w:w="2946"/>
-            <w:shd w:fill="FFFFFF"/>
+            <w:shd w:val="clear" w:color="auto" w:fill="EBF0FA"/>
           </w:tcPr>
           <w:p>
+            <w:pPr>
+              <w:spacing w:before="40" w:after="40"/>
+              <w:ind w:firstLine="0"/>
+            </w:pPr>
+            <w:r/>
             <w:r>
+              <w:rPr>
+                <w:rFonts w:ascii="Times New Roman" w:hAnsi="Times New Roman"/>
+                <w:sz w:val="22"/>
+              </w:rPr>
               <w:t>_______________________</w:t>
             </w:r>
           </w:p>
@@ -3554,10 +5314,20 @@
         <w:tc>
           <w:tcPr>
             <w:tcW w:type="dxa" w:w="2946"/>
-            <w:shd w:fill="FFFFFF"/>
+            <w:shd w:val="clear" w:color="auto" w:fill="EBF0FA"/>
           </w:tcPr>
           <w:p>
+            <w:pPr>
+              <w:spacing w:before="40" w:after="40"/>
+              <w:ind w:firstLine="0"/>
+            </w:pPr>
             <w:r/>
+            <w:r>
+              <w:rPr>
+                <w:rFonts w:ascii="Times New Roman" w:hAnsi="Times New Roman"/>
+                <w:sz w:val="22"/>
+              </w:rPr>
+            </w:r>
           </w:p>
         </w:tc>
       </w:tr>
@@ -3565,10 +5335,18 @@
         <w:tc>
           <w:tcPr>
             <w:tcW w:type="dxa" w:w="2946"/>
-            <w:shd w:fill="EBF0FA"/>
           </w:tcPr>
           <w:p>
+            <w:pPr>
+              <w:spacing w:before="40" w:after="40"/>
+              <w:ind w:firstLine="0"/>
+            </w:pPr>
+            <w:r/>
             <w:r>
+              <w:rPr>
+                <w:rFonts w:ascii="Times New Roman" w:hAnsi="Times New Roman"/>
+                <w:sz w:val="22"/>
+              </w:rPr>
               <w:t>Tanggal</w:t>
             </w:r>
           </w:p>
@@ -3576,10 +5354,18 @@
         <w:tc>
           <w:tcPr>
             <w:tcW w:type="dxa" w:w="2946"/>
-            <w:shd w:fill="EBF0FA"/>
           </w:tcPr>
           <w:p>
+            <w:pPr>
+              <w:spacing w:before="40" w:after="40"/>
+              <w:ind w:firstLine="0"/>
+            </w:pPr>
+            <w:r/>
             <w:r>
+              <w:rPr>
+                <w:rFonts w:ascii="Times New Roman" w:hAnsi="Times New Roman"/>
+                <w:sz w:val="22"/>
+              </w:rPr>
               <w:t>_______________________</w:t>
             </w:r>
           </w:p>
@@ -3587,10 +5373,19 @@
         <w:tc>
           <w:tcPr>
             <w:tcW w:type="dxa" w:w="2946"/>
-            <w:shd w:fill="EBF0FA"/>
           </w:tcPr>
           <w:p>
+            <w:pPr>
+              <w:spacing w:before="40" w:after="40"/>
+              <w:ind w:firstLine="0"/>
+            </w:pPr>
             <w:r/>
+            <w:r>
+              <w:rPr>
+                <w:rFonts w:ascii="Times New Roman" w:hAnsi="Times New Roman"/>
+                <w:sz w:val="22"/>
+              </w:rPr>
+            </w:r>
           </w:p>
         </w:tc>
       </w:tr>
@@ -3598,10 +5393,19 @@
         <w:tc>
           <w:tcPr>
             <w:tcW w:type="dxa" w:w="2946"/>
-            <w:shd w:fill="FFFFFF"/>
+            <w:shd w:val="clear" w:color="auto" w:fill="EBF0FA"/>
           </w:tcPr>
           <w:p>
+            <w:pPr>
+              <w:spacing w:before="40" w:after="40"/>
+              <w:ind w:firstLine="0"/>
+            </w:pPr>
+            <w:r/>
             <w:r>
+              <w:rPr>
+                <w:rFonts w:ascii="Times New Roman" w:hAnsi="Times New Roman"/>
+                <w:sz w:val="22"/>
+              </w:rPr>
               <w:t>Catatan</w:t>
             </w:r>
           </w:p>
@@ -3609,33 +5413,53 @@
         <w:tc>
           <w:tcPr>
             <w:tcW w:type="dxa" w:w="2946"/>
-            <w:shd w:fill="FFFFFF"/>
+            <w:shd w:val="clear" w:color="auto" w:fill="EBF0FA"/>
           </w:tcPr>
           <w:p>
+            <w:pPr>
+              <w:spacing w:before="40" w:after="40"/>
+              <w:ind w:firstLine="0"/>
+            </w:pPr>
             <w:r/>
+            <w:r>
+              <w:rPr>
+                <w:rFonts w:ascii="Times New Roman" w:hAnsi="Times New Roman"/>
+                <w:sz w:val="22"/>
+              </w:rPr>
+            </w:r>
           </w:p>
         </w:tc>
         <w:tc>
           <w:tcPr>
             <w:tcW w:type="dxa" w:w="2946"/>
-            <w:shd w:fill="FFFFFF"/>
+            <w:shd w:val="clear" w:color="auto" w:fill="EBF0FA"/>
           </w:tcPr>
           <w:p>
+            <w:pPr>
+              <w:spacing w:before="40" w:after="40"/>
+              <w:ind w:firstLine="0"/>
+            </w:pPr>
             <w:r/>
+            <w:r>
+              <w:rPr>
+                <w:rFonts w:ascii="Times New Roman" w:hAnsi="Times New Roman"/>
+                <w:sz w:val="22"/>
+              </w:rPr>
+            </w:r>
           </w:p>
         </w:tc>
       </w:tr>
     </w:tbl>
     <w:p>
-      <w:bookmarkStart w:id="21" w:name="bagian_D"/>
       <w:pPr>
-        <w:pStyle w:val="Heading2"/>
-        <w:spacing w:before="120" w:after="60"/>
+        <w:spacing w:line="276" w:lineRule="auto" w:before="120" w:after="60"/>
+        <w:ind w:firstLine="0"/>
         <w:jc w:val="left"/>
       </w:pPr>
+      <w:bookmarkStart w:id="21" w:name="bagian_D"/>
       <w:r>
         <w:rPr>
-          <w:rFonts w:ascii="Times New Roman" w:hAnsi="Times New Roman" w:eastAsia="Times New Roman"/>
+          <w:rFonts w:ascii="Times New Roman" w:hAnsi="Times New Roman"/>
           <w:b/>
           <w:sz w:val="24"/>
         </w:rPr>
@@ -3644,15 +5468,15 @@
       <w:bookmarkEnd w:id="21"/>
     </w:p>
     <w:p>
-      <w:bookmarkStart w:id="22" w:name="panduan_D1"/>
       <w:pPr>
-        <w:pStyle w:val="Heading3"/>
-        <w:spacing w:before="120" w:after="60"/>
+        <w:spacing w:line="276" w:lineRule="auto" w:before="80" w:after="60"/>
+        <w:ind w:firstLine="0"/>
         <w:jc w:val="left"/>
       </w:pPr>
+      <w:bookmarkStart w:id="22" w:name="panduan_D1"/>
       <w:r>
         <w:rPr>
-          <w:rFonts w:ascii="Times New Roman" w:hAnsi="Times New Roman" w:eastAsia="Times New Roman"/>
+          <w:rFonts w:ascii="Times New Roman" w:hAnsi="Times New Roman"/>
           <w:b/>
           <w:sz w:val="24"/>
         </w:rPr>
@@ -3676,14 +5500,20 @@
         <w:tc>
           <w:tcPr>
             <w:tcW w:type="dxa" w:w="2209"/>
-            <w:shd w:fill="2E4057"/>
-            <w:shd w:fill="FFFFFF"/>
+            <w:shd w:val="clear" w:color="auto" w:fill="2E4057"/>
           </w:tcPr>
           <w:p>
+            <w:pPr>
+              <w:spacing w:before="40" w:after="40"/>
+              <w:ind w:firstLine="0"/>
+            </w:pPr>
+            <w:r/>
             <w:r>
               <w:rPr>
+                <w:rFonts w:ascii="Times New Roman" w:hAnsi="Times New Roman"/>
                 <w:b/>
                 <w:color w:val="FFFFFF"/>
+                <w:sz w:val="22"/>
               </w:rPr>
               <w:t>Tool</w:t>
             </w:r>
@@ -3692,14 +5522,20 @@
         <w:tc>
           <w:tcPr>
             <w:tcW w:type="dxa" w:w="2209"/>
-            <w:shd w:fill="2E4057"/>
-            <w:shd w:fill="FFFFFF"/>
+            <w:shd w:val="clear" w:color="auto" w:fill="2E4057"/>
           </w:tcPr>
           <w:p>
+            <w:pPr>
+              <w:spacing w:before="40" w:after="40"/>
+              <w:ind w:firstLine="0"/>
+            </w:pPr>
+            <w:r/>
             <w:r>
               <w:rPr>
+                <w:rFonts w:ascii="Times New Roman" w:hAnsi="Times New Roman"/>
                 <w:b/>
                 <w:color w:val="FFFFFF"/>
+                <w:sz w:val="22"/>
               </w:rPr>
               <w:t>Platform</w:t>
             </w:r>
@@ -3708,14 +5544,20 @@
         <w:tc>
           <w:tcPr>
             <w:tcW w:type="dxa" w:w="2209"/>
-            <w:shd w:fill="2E4057"/>
-            <w:shd w:fill="FFFFFF"/>
+            <w:shd w:val="clear" w:color="auto" w:fill="2E4057"/>
           </w:tcPr>
           <w:p>
+            <w:pPr>
+              <w:spacing w:before="40" w:after="40"/>
+              <w:ind w:firstLine="0"/>
+            </w:pPr>
+            <w:r/>
             <w:r>
               <w:rPr>
+                <w:rFonts w:ascii="Times New Roman" w:hAnsi="Times New Roman"/>
                 <w:b/>
                 <w:color w:val="FFFFFF"/>
+                <w:sz w:val="22"/>
               </w:rPr>
               <w:t>Link</w:t>
             </w:r>
@@ -3724,14 +5566,20 @@
         <w:tc>
           <w:tcPr>
             <w:tcW w:type="dxa" w:w="2209"/>
-            <w:shd w:fill="2E4057"/>
-            <w:shd w:fill="FFFFFF"/>
+            <w:shd w:val="clear" w:color="auto" w:fill="2E4057"/>
           </w:tcPr>
           <w:p>
+            <w:pPr>
+              <w:spacing w:before="40" w:after="40"/>
+              <w:ind w:firstLine="0"/>
+            </w:pPr>
+            <w:r/>
             <w:r>
               <w:rPr>
+                <w:rFonts w:ascii="Times New Roman" w:hAnsi="Times New Roman"/>
                 <w:b/>
                 <w:color w:val="FFFFFF"/>
+                <w:sz w:val="22"/>
               </w:rPr>
               <w:t>Keterangan</w:t>
             </w:r>
@@ -3742,10 +5590,18 @@
         <w:tc>
           <w:tcPr>
             <w:tcW w:type="dxa" w:w="2209"/>
-            <w:shd w:fill="EBF0FA"/>
           </w:tcPr>
           <w:p>
+            <w:pPr>
+              <w:spacing w:before="40" w:after="40"/>
+              <w:ind w:firstLine="0"/>
+            </w:pPr>
+            <w:r/>
             <w:r>
+              <w:rPr>
+                <w:rFonts w:ascii="Times New Roman" w:hAnsi="Times New Roman"/>
+                <w:sz w:val="22"/>
+              </w:rPr>
               <w:t>OBS Studio</w:t>
             </w:r>
           </w:p>
@@ -3753,10 +5609,18 @@
         <w:tc>
           <w:tcPr>
             <w:tcW w:type="dxa" w:w="2209"/>
-            <w:shd w:fill="EBF0FA"/>
           </w:tcPr>
           <w:p>
+            <w:pPr>
+              <w:spacing w:before="40" w:after="40"/>
+              <w:ind w:firstLine="0"/>
+            </w:pPr>
+            <w:r/>
             <w:r>
+              <w:rPr>
+                <w:rFonts w:ascii="Times New Roman" w:hAnsi="Times New Roman"/>
+                <w:sz w:val="22"/>
+              </w:rPr>
               <w:t>Win/Mac/Linux</w:t>
             </w:r>
           </w:p>
@@ -3764,10 +5628,18 @@
         <w:tc>
           <w:tcPr>
             <w:tcW w:type="dxa" w:w="2209"/>
-            <w:shd w:fill="EBF0FA"/>
           </w:tcPr>
           <w:p>
+            <w:pPr>
+              <w:spacing w:before="40" w:after="40"/>
+              <w:ind w:firstLine="0"/>
+            </w:pPr>
+            <w:r/>
             <w:r>
+              <w:rPr>
+                <w:rFonts w:ascii="Times New Roman" w:hAnsi="Times New Roman"/>
+                <w:sz w:val="22"/>
+              </w:rPr>
               <w:t>obsproject.com</w:t>
             </w:r>
           </w:p>
@@ -3775,10 +5647,18 @@
         <w:tc>
           <w:tcPr>
             <w:tcW w:type="dxa" w:w="2209"/>
-            <w:shd w:fill="EBF0FA"/>
           </w:tcPr>
           <w:p>
+            <w:pPr>
+              <w:spacing w:before="40" w:after="40"/>
+              <w:ind w:firstLine="0"/>
+            </w:pPr>
+            <w:r/>
             <w:r>
+              <w:rPr>
+                <w:rFonts w:ascii="Times New Roman" w:hAnsi="Times New Roman"/>
+                <w:sz w:val="22"/>
+              </w:rPr>
               <w:t>Gratis, paling lengkap</w:t>
             </w:r>
           </w:p>
@@ -3788,10 +5668,19 @@
         <w:tc>
           <w:tcPr>
             <w:tcW w:type="dxa" w:w="2209"/>
-            <w:shd w:fill="FFFFFF"/>
+            <w:shd w:val="clear" w:color="auto" w:fill="EBF0FA"/>
           </w:tcPr>
           <w:p>
+            <w:pPr>
+              <w:spacing w:before="40" w:after="40"/>
+              <w:ind w:firstLine="0"/>
+            </w:pPr>
+            <w:r/>
             <w:r>
+              <w:rPr>
+                <w:rFonts w:ascii="Times New Roman" w:hAnsi="Times New Roman"/>
+                <w:sz w:val="22"/>
+              </w:rPr>
               <w:t>Windows Game Bar</w:t>
             </w:r>
           </w:p>
@@ -3799,10 +5688,19 @@
         <w:tc>
           <w:tcPr>
             <w:tcW w:type="dxa" w:w="2209"/>
-            <w:shd w:fill="FFFFFF"/>
+            <w:shd w:val="clear" w:color="auto" w:fill="EBF0FA"/>
           </w:tcPr>
           <w:p>
+            <w:pPr>
+              <w:spacing w:before="40" w:after="40"/>
+              <w:ind w:firstLine="0"/>
+            </w:pPr>
+            <w:r/>
             <w:r>
+              <w:rPr>
+                <w:rFonts w:ascii="Times New Roman" w:hAnsi="Times New Roman"/>
+                <w:sz w:val="22"/>
+              </w:rPr>
               <w:t>Windows</w:t>
             </w:r>
           </w:p>
@@ -3810,10 +5708,19 @@
         <w:tc>
           <w:tcPr>
             <w:tcW w:type="dxa" w:w="2209"/>
-            <w:shd w:fill="FFFFFF"/>
+            <w:shd w:val="clear" w:color="auto" w:fill="EBF0FA"/>
           </w:tcPr>
           <w:p>
+            <w:pPr>
+              <w:spacing w:before="40" w:after="40"/>
+              <w:ind w:firstLine="0"/>
+            </w:pPr>
+            <w:r/>
             <w:r>
+              <w:rPr>
+                <w:rFonts w:ascii="Times New Roman" w:hAnsi="Times New Roman"/>
+                <w:sz w:val="22"/>
+              </w:rPr>
               <w:t>Win+G</w:t>
             </w:r>
           </w:p>
@@ -3821,10 +5728,19 @@
         <w:tc>
           <w:tcPr>
             <w:tcW w:type="dxa" w:w="2209"/>
-            <w:shd w:fill="FFFFFF"/>
+            <w:shd w:val="clear" w:color="auto" w:fill="EBF0FA"/>
           </w:tcPr>
           <w:p>
+            <w:pPr>
+              <w:spacing w:before="40" w:after="40"/>
+              <w:ind w:firstLine="0"/>
+            </w:pPr>
+            <w:r/>
             <w:r>
+              <w:rPr>
+                <w:rFonts w:ascii="Times New Roman" w:hAnsi="Times New Roman"/>
+                <w:sz w:val="22"/>
+              </w:rPr>
               <w:t>Built-in, mudah</w:t>
             </w:r>
           </w:p>
@@ -3834,10 +5750,18 @@
         <w:tc>
           <w:tcPr>
             <w:tcW w:type="dxa" w:w="2209"/>
-            <w:shd w:fill="EBF0FA"/>
           </w:tcPr>
           <w:p>
+            <w:pPr>
+              <w:spacing w:before="40" w:after="40"/>
+              <w:ind w:firstLine="0"/>
+            </w:pPr>
+            <w:r/>
             <w:r>
+              <w:rPr>
+                <w:rFonts w:ascii="Times New Roman" w:hAnsi="Times New Roman"/>
+                <w:sz w:val="22"/>
+              </w:rPr>
               <w:t>Loom</w:t>
             </w:r>
           </w:p>
@@ -3845,10 +5769,18 @@
         <w:tc>
           <w:tcPr>
             <w:tcW w:type="dxa" w:w="2209"/>
-            <w:shd w:fill="EBF0FA"/>
           </w:tcPr>
           <w:p>
+            <w:pPr>
+              <w:spacing w:before="40" w:after="40"/>
+              <w:ind w:firstLine="0"/>
+            </w:pPr>
+            <w:r/>
             <w:r>
+              <w:rPr>
+                <w:rFonts w:ascii="Times New Roman" w:hAnsi="Times New Roman"/>
+                <w:sz w:val="22"/>
+              </w:rPr>
               <w:t>Browser/App</w:t>
             </w:r>
           </w:p>
@@ -3856,10 +5788,18 @@
         <w:tc>
           <w:tcPr>
             <w:tcW w:type="dxa" w:w="2209"/>
-            <w:shd w:fill="EBF0FA"/>
           </w:tcPr>
           <w:p>
+            <w:pPr>
+              <w:spacing w:before="40" w:after="40"/>
+              <w:ind w:firstLine="0"/>
+            </w:pPr>
+            <w:r/>
             <w:r>
+              <w:rPr>
+                <w:rFonts w:ascii="Times New Roman" w:hAnsi="Times New Roman"/>
+                <w:sz w:val="22"/>
+              </w:rPr>
               <w:t>loom.com</w:t>
             </w:r>
           </w:p>
@@ -3867,10 +5807,18 @@
         <w:tc>
           <w:tcPr>
             <w:tcW w:type="dxa" w:w="2209"/>
-            <w:shd w:fill="EBF0FA"/>
           </w:tcPr>
           <w:p>
+            <w:pPr>
+              <w:spacing w:before="40" w:after="40"/>
+              <w:ind w:firstLine="0"/>
+            </w:pPr>
+            <w:r/>
             <w:r>
+              <w:rPr>
+                <w:rFonts w:ascii="Times New Roman" w:hAnsi="Times New Roman"/>
+                <w:sz w:val="22"/>
+              </w:rPr>
               <w:t>Gratis (terbatas), langsung share</w:t>
             </w:r>
           </w:p>
@@ -3880,10 +5828,19 @@
         <w:tc>
           <w:tcPr>
             <w:tcW w:type="dxa" w:w="2209"/>
-            <w:shd w:fill="FFFFFF"/>
+            <w:shd w:val="clear" w:color="auto" w:fill="EBF0FA"/>
           </w:tcPr>
           <w:p>
+            <w:pPr>
+              <w:spacing w:before="40" w:after="40"/>
+              <w:ind w:firstLine="0"/>
+            </w:pPr>
+            <w:r/>
             <w:r>
+              <w:rPr>
+                <w:rFonts w:ascii="Times New Roman" w:hAnsi="Times New Roman"/>
+                <w:sz w:val="22"/>
+              </w:rPr>
               <w:t>CapScreen / ShareX</w:t>
             </w:r>
           </w:p>
@@ -3891,10 +5848,19 @@
         <w:tc>
           <w:tcPr>
             <w:tcW w:type="dxa" w:w="2209"/>
-            <w:shd w:fill="FFFFFF"/>
+            <w:shd w:val="clear" w:color="auto" w:fill="EBF0FA"/>
           </w:tcPr>
           <w:p>
+            <w:pPr>
+              <w:spacing w:before="40" w:after="40"/>
+              <w:ind w:firstLine="0"/>
+            </w:pPr>
+            <w:r/>
             <w:r>
+              <w:rPr>
+                <w:rFonts w:ascii="Times New Roman" w:hAnsi="Times New Roman"/>
+                <w:sz w:val="22"/>
+              </w:rPr>
               <w:t>Windows</w:t>
             </w:r>
           </w:p>
@@ -3902,21 +5868,39 @@
         <w:tc>
           <w:tcPr>
             <w:tcW w:type="dxa" w:w="2209"/>
-            <w:shd w:fill="FFFFFF"/>
+            <w:shd w:val="clear" w:color="auto" w:fill="EBF0FA"/>
           </w:tcPr>
           <w:p>
+            <w:pPr>
+              <w:spacing w:before="40" w:after="40"/>
+              <w:ind w:firstLine="0"/>
+            </w:pPr>
+            <w:r/>
             <w:r>
-              <w:t>—</w:t>
+              <w:rPr>
+                <w:rFonts w:ascii="Times New Roman" w:hAnsi="Times New Roman"/>
+                <w:sz w:val="22"/>
+              </w:rPr>
+              <w:t>-</w:t>
             </w:r>
           </w:p>
         </w:tc>
         <w:tc>
           <w:tcPr>
             <w:tcW w:type="dxa" w:w="2209"/>
-            <w:shd w:fill="FFFFFF"/>
+            <w:shd w:val="clear" w:color="auto" w:fill="EBF0FA"/>
           </w:tcPr>
           <w:p>
+            <w:pPr>
+              <w:spacing w:before="40" w:after="40"/>
+              <w:ind w:firstLine="0"/>
+            </w:pPr>
+            <w:r/>
             <w:r>
+              <w:rPr>
+                <w:rFonts w:ascii="Times New Roman" w:hAnsi="Times New Roman"/>
+                <w:sz w:val="22"/>
+              </w:rPr>
               <w:t>Gratis, banyak fitur</w:t>
             </w:r>
           </w:p>
@@ -3924,15 +5908,15 @@
       </w:tr>
     </w:tbl>
     <w:p>
-      <w:bookmarkStart w:id="23" w:name="panduan_D2"/>
       <w:pPr>
-        <w:pStyle w:val="Heading3"/>
-        <w:spacing w:before="120" w:after="60"/>
+        <w:spacing w:line="276" w:lineRule="auto" w:before="80" w:after="60"/>
+        <w:ind w:firstLine="0"/>
         <w:jc w:val="left"/>
       </w:pPr>
+      <w:bookmarkStart w:id="23" w:name="panduan_D2"/>
       <w:r>
         <w:rPr>
-          <w:rFonts w:ascii="Times New Roman" w:hAnsi="Times New Roman" w:eastAsia="Times New Roman"/>
+          <w:rFonts w:ascii="Times New Roman" w:hAnsi="Times New Roman"/>
           <w:b/>
           <w:sz w:val="24"/>
         </w:rPr>
@@ -3954,14 +5938,20 @@
         <w:tc>
           <w:tcPr>
             <w:tcW w:type="dxa" w:w="4419"/>
-            <w:shd w:fill="2E4057"/>
-            <w:shd w:fill="FFFFFF"/>
+            <w:shd w:val="clear" w:color="auto" w:fill="2E4057"/>
           </w:tcPr>
           <w:p>
+            <w:pPr>
+              <w:spacing w:before="40" w:after="40"/>
+              <w:ind w:firstLine="0"/>
+            </w:pPr>
+            <w:r/>
             <w:r>
               <w:rPr>
+                <w:rFonts w:ascii="Times New Roman" w:hAnsi="Times New Roman"/>
                 <w:b/>
                 <w:color w:val="FFFFFF"/>
+                <w:sz w:val="22"/>
               </w:rPr>
               <w:t>Aspek</w:t>
             </w:r>
@@ -3970,14 +5960,20 @@
         <w:tc>
           <w:tcPr>
             <w:tcW w:type="dxa" w:w="4419"/>
-            <w:shd w:fill="2E4057"/>
-            <w:shd w:fill="FFFFFF"/>
+            <w:shd w:val="clear" w:color="auto" w:fill="2E4057"/>
           </w:tcPr>
           <w:p>
+            <w:pPr>
+              <w:spacing w:before="40" w:after="40"/>
+              <w:ind w:firstLine="0"/>
+            </w:pPr>
+            <w:r/>
             <w:r>
               <w:rPr>
+                <w:rFonts w:ascii="Times New Roman" w:hAnsi="Times New Roman"/>
                 <w:b/>
                 <w:color w:val="FFFFFF"/>
+                <w:sz w:val="22"/>
               </w:rPr>
               <w:t>Rekomendasi</w:t>
             </w:r>
@@ -3988,10 +5984,18 @@
         <w:tc>
           <w:tcPr>
             <w:tcW w:type="dxa" w:w="4419"/>
-            <w:shd w:fill="EBF0FA"/>
           </w:tcPr>
           <w:p>
+            <w:pPr>
+              <w:spacing w:before="40" w:after="40"/>
+              <w:ind w:firstLine="0"/>
+            </w:pPr>
+            <w:r/>
             <w:r>
+              <w:rPr>
+                <w:rFonts w:ascii="Times New Roman" w:hAnsi="Times New Roman"/>
+                <w:sz w:val="22"/>
+              </w:rPr>
               <w:t>Resolusi</w:t>
             </w:r>
           </w:p>
@@ -3999,11 +6003,19 @@
         <w:tc>
           <w:tcPr>
             <w:tcW w:type="dxa" w:w="4419"/>
-            <w:shd w:fill="EBF0FA"/>
           </w:tcPr>
           <w:p>
+            <w:pPr>
+              <w:spacing w:before="40" w:after="40"/>
+              <w:ind w:firstLine="0"/>
+            </w:pPr>
+            <w:r/>
             <w:r>
-              <w:t>1920×1080 (Full HD) atau minimal 1280×720</w:t>
+              <w:rPr>
+                <w:rFonts w:ascii="Times New Roman" w:hAnsi="Times New Roman"/>
+                <w:sz w:val="22"/>
+              </w:rPr>
+              <w:t>1920x1080 (Full HD) atau minimal 1280x720</w:t>
             </w:r>
           </w:p>
         </w:tc>
@@ -4012,10 +6024,19 @@
         <w:tc>
           <w:tcPr>
             <w:tcW w:type="dxa" w:w="4419"/>
-            <w:shd w:fill="FFFFFF"/>
+            <w:shd w:val="clear" w:color="auto" w:fill="EBF0FA"/>
           </w:tcPr>
           <w:p>
+            <w:pPr>
+              <w:spacing w:before="40" w:after="40"/>
+              <w:ind w:firstLine="0"/>
+            </w:pPr>
+            <w:r/>
             <w:r>
+              <w:rPr>
+                <w:rFonts w:ascii="Times New Roman" w:hAnsi="Times New Roman"/>
+                <w:sz w:val="22"/>
+              </w:rPr>
               <w:t>Frame rate</w:t>
             </w:r>
           </w:p>
@@ -4023,10 +6044,19 @@
         <w:tc>
           <w:tcPr>
             <w:tcW w:type="dxa" w:w="4419"/>
-            <w:shd w:fill="FFFFFF"/>
+            <w:shd w:val="clear" w:color="auto" w:fill="EBF0FA"/>
           </w:tcPr>
           <w:p>
+            <w:pPr>
+              <w:spacing w:before="40" w:after="40"/>
+              <w:ind w:firstLine="0"/>
+            </w:pPr>
+            <w:r/>
             <w:r>
+              <w:rPr>
+                <w:rFonts w:ascii="Times New Roman" w:hAnsi="Times New Roman"/>
+                <w:sz w:val="22"/>
+              </w:rPr>
               <w:t>30 fps (cukup untuk screen recording)</w:t>
             </w:r>
           </w:p>
@@ -4036,10 +6066,18 @@
         <w:tc>
           <w:tcPr>
             <w:tcW w:type="dxa" w:w="4419"/>
-            <w:shd w:fill="EBF0FA"/>
           </w:tcPr>
           <w:p>
+            <w:pPr>
+              <w:spacing w:before="40" w:after="40"/>
+              <w:ind w:firstLine="0"/>
+            </w:pPr>
+            <w:r/>
             <w:r>
+              <w:rPr>
+                <w:rFonts w:ascii="Times New Roman" w:hAnsi="Times New Roman"/>
+                <w:sz w:val="22"/>
+              </w:rPr>
               <w:t>Audio</w:t>
             </w:r>
           </w:p>
@@ -4047,11 +6085,19 @@
         <w:tc>
           <w:tcPr>
             <w:tcW w:type="dxa" w:w="4419"/>
-            <w:shd w:fill="EBF0FA"/>
           </w:tcPr>
           <w:p>
+            <w:pPr>
+              <w:spacing w:before="40" w:after="40"/>
+              <w:ind w:firstLine="0"/>
+            </w:pPr>
+            <w:r/>
             <w:r>
-              <w:t>Headset microphone — lebih bersih dari mic internal laptop</w:t>
+              <w:rPr>
+                <w:rFonts w:ascii="Times New Roman" w:hAnsi="Times New Roman"/>
+                <w:sz w:val="22"/>
+              </w:rPr>
+              <w:t>Headset microphone - lebih bersih dari mic internal laptop</w:t>
             </w:r>
           </w:p>
         </w:tc>
@@ -4060,10 +6106,19 @@
         <w:tc>
           <w:tcPr>
             <w:tcW w:type="dxa" w:w="4419"/>
-            <w:shd w:fill="FFFFFF"/>
+            <w:shd w:val="clear" w:color="auto" w:fill="EBF0FA"/>
           </w:tcPr>
           <w:p>
+            <w:pPr>
+              <w:spacing w:before="40" w:after="40"/>
+              <w:ind w:firstLine="0"/>
+            </w:pPr>
+            <w:r/>
             <w:r>
+              <w:rPr>
+                <w:rFonts w:ascii="Times New Roman" w:hAnsi="Times New Roman"/>
+                <w:sz w:val="22"/>
+              </w:rPr>
               <w:t>Format</w:t>
             </w:r>
           </w:p>
@@ -4071,10 +6126,19 @@
         <w:tc>
           <w:tcPr>
             <w:tcW w:type="dxa" w:w="4419"/>
-            <w:shd w:fill="FFFFFF"/>
+            <w:shd w:val="clear" w:color="auto" w:fill="EBF0FA"/>
           </w:tcPr>
           <w:p>
+            <w:pPr>
+              <w:spacing w:before="40" w:after="40"/>
+              <w:ind w:firstLine="0"/>
+            </w:pPr>
+            <w:r/>
             <w:r>
+              <w:rPr>
+                <w:rFonts w:ascii="Times New Roman" w:hAnsi="Times New Roman"/>
+                <w:sz w:val="22"/>
+              </w:rPr>
               <w:t>MP4 (H.264)</w:t>
             </w:r>
           </w:p>
@@ -4084,10 +6148,18 @@
         <w:tc>
           <w:tcPr>
             <w:tcW w:type="dxa" w:w="4419"/>
-            <w:shd w:fill="EBF0FA"/>
           </w:tcPr>
           <w:p>
+            <w:pPr>
+              <w:spacing w:before="40" w:after="40"/>
+              <w:ind w:firstLine="0"/>
+            </w:pPr>
+            <w:r/>
             <w:r>
+              <w:rPr>
+                <w:rFonts w:ascii="Times New Roman" w:hAnsi="Times New Roman"/>
+                <w:sz w:val="22"/>
+              </w:rPr>
               <w:t>Ukuran file maksimal</w:t>
             </w:r>
           </w:p>
@@ -4095,10 +6167,18 @@
         <w:tc>
           <w:tcPr>
             <w:tcW w:type="dxa" w:w="4419"/>
-            <w:shd w:fill="EBF0FA"/>
           </w:tcPr>
           <w:p>
+            <w:pPr>
+              <w:spacing w:before="40" w:after="40"/>
+              <w:ind w:firstLine="0"/>
+            </w:pPr>
+            <w:r/>
             <w:r>
+              <w:rPr>
+                <w:rFonts w:ascii="Times New Roman" w:hAnsi="Times New Roman"/>
+                <w:sz w:val="22"/>
+              </w:rPr>
               <w:t>2 GB</w:t>
             </w:r>
           </w:p>
@@ -4106,15 +6186,15 @@
       </w:tr>
     </w:tbl>
     <w:p>
-      <w:bookmarkStart w:id="24" w:name="panduan_D3"/>
       <w:pPr>
-        <w:pStyle w:val="Heading3"/>
-        <w:spacing w:before="120" w:after="60"/>
+        <w:spacing w:line="276" w:lineRule="auto" w:before="80" w:after="60"/>
+        <w:ind w:firstLine="0"/>
         <w:jc w:val="left"/>
       </w:pPr>
+      <w:bookmarkStart w:id="24" w:name="panduan_D3"/>
       <w:r>
         <w:rPr>
-          <w:rFonts w:ascii="Times New Roman" w:hAnsi="Times New Roman" w:eastAsia="Times New Roman"/>
+          <w:rFonts w:ascii="Times New Roman" w:hAnsi="Times New Roman"/>
           <w:b/>
           <w:sz w:val="24"/>
         </w:rPr>
@@ -4126,23 +6206,25 @@
       <w:pPr>
         <w:pStyle w:val="ListNumber"/>
         <w:spacing w:line="276" w:lineRule="auto" w:before="60" w:after="60"/>
+        <w:ind w:firstLine="0"/>
       </w:pPr>
       <w:r>
         <w:rPr>
-          <w:rFonts w:ascii="Times New Roman" w:hAnsi="Times New Roman" w:eastAsia="Times New Roman"/>
+          <w:rFonts w:ascii="Times New Roman" w:hAnsi="Times New Roman"/>
           <w:sz w:val="24"/>
         </w:rPr>
-        <w:t>Zoom in ke area yang sedang dikerjakan di EasyEDA — gunakan Ctrl+Scroll.</w:t>
+        <w:t>Zoom in ke area yang sedang dikerjakan di EasyEDA - gunakan Ctrl+Scroll.</w:t>
       </w:r>
     </w:p>
     <w:p>
       <w:pPr>
         <w:pStyle w:val="ListNumber"/>
         <w:spacing w:line="276" w:lineRule="auto" w:before="60" w:after="60"/>
+        <w:ind w:firstLine="0"/>
       </w:pPr>
       <w:r>
         <w:rPr>
-          <w:rFonts w:ascii="Times New Roman" w:hAnsi="Times New Roman" w:eastAsia="Times New Roman"/>
+          <w:rFonts w:ascii="Times New Roman" w:hAnsi="Times New Roman"/>
           <w:sz w:val="24"/>
         </w:rPr>
         <w:t>Aktifkan Show Mouse Clicks di OBS agar penonton tahu di mana Anda mengklik.</w:t>
@@ -4152,10 +6234,11 @@
       <w:pPr>
         <w:pStyle w:val="ListNumber"/>
         <w:spacing w:line="276" w:lineRule="auto" w:before="60" w:after="60"/>
+        <w:ind w:firstLine="0"/>
       </w:pPr>
       <w:r>
         <w:rPr>
-          <w:rFonts w:ascii="Times New Roman" w:hAnsi="Times New Roman" w:eastAsia="Times New Roman"/>
+          <w:rFonts w:ascii="Times New Roman" w:hAnsi="Times New Roman"/>
           <w:sz w:val="24"/>
         </w:rPr>
         <w:t>Tutup notifikasi sistem sebelum merekam (Do Not Disturb mode).</w:t>
@@ -4165,23 +6248,25 @@
       <w:pPr>
         <w:pStyle w:val="ListNumber"/>
         <w:spacing w:line="276" w:lineRule="auto" w:before="60" w:after="60"/>
+        <w:ind w:firstLine="0"/>
       </w:pPr>
       <w:r>
         <w:rPr>
-          <w:rFonts w:ascii="Times New Roman" w:hAnsi="Times New Roman" w:eastAsia="Times New Roman"/>
+          <w:rFonts w:ascii="Times New Roman" w:hAnsi="Times New Roman"/>
           <w:sz w:val="24"/>
         </w:rPr>
-        <w:t>Jelaskan sebelum melakukan — beri tahu apa yang akan diklik sebelum mengkliknya.</w:t>
+        <w:t>Jelaskan sebelum melakukan - beri tahu apa yang akan diklik sebelum mengkliknya.</w:t>
       </w:r>
     </w:p>
     <w:p>
       <w:pPr>
         <w:pStyle w:val="ListNumber"/>
         <w:spacing w:line="276" w:lineRule="auto" w:before="60" w:after="60"/>
+        <w:ind w:firstLine="0"/>
       </w:pPr>
       <w:r>
         <w:rPr>
-          <w:rFonts w:ascii="Times New Roman" w:hAnsi="Times New Roman" w:eastAsia="Times New Roman"/>
+          <w:rFonts w:ascii="Times New Roman" w:hAnsi="Times New Roman"/>
           <w:sz w:val="24"/>
         </w:rPr>
         <w:t>Saat menampilkan dialog/menu EasyEDA, perlambat sedikit agar penonton bisa membaca.</w:t>
@@ -4191,25 +6276,26 @@
       <w:pPr>
         <w:pStyle w:val="ListNumber"/>
         <w:spacing w:line="276" w:lineRule="auto" w:before="60" w:after="60"/>
+        <w:ind w:firstLine="0"/>
       </w:pPr>
       <w:r>
         <w:rPr>
-          <w:rFonts w:ascii="Times New Roman" w:hAnsi="Times New Roman" w:eastAsia="Times New Roman"/>
+          <w:rFonts w:ascii="Times New Roman" w:hAnsi="Times New Roman"/>
           <w:sz w:val="24"/>
         </w:rPr>
-        <w:t>Jika salah, jangan dipotong — jelaskan error yang terjadi dan cara memperbaikinya (ini justru nilai tambah).</w:t>
+        <w:t>Jika salah, jangan dipotong - jelaskan error yang terjadi dan cara memperbaikinya (ini justru nilai tambah).</w:t>
       </w:r>
     </w:p>
     <w:p>
-      <w:bookmarkStart w:id="25" w:name="panduan_D4"/>
       <w:pPr>
-        <w:pStyle w:val="Heading3"/>
-        <w:spacing w:before="120" w:after="60"/>
+        <w:spacing w:line="276" w:lineRule="auto" w:before="80" w:after="60"/>
+        <w:ind w:firstLine="0"/>
         <w:jc w:val="left"/>
       </w:pPr>
+      <w:bookmarkStart w:id="25" w:name="panduan_D4"/>
       <w:r>
         <w:rPr>
-          <w:rFonts w:ascii="Times New Roman" w:hAnsi="Times New Roman" w:eastAsia="Times New Roman"/>
+          <w:rFonts w:ascii="Times New Roman" w:hAnsi="Times New Roman"/>
           <w:b/>
           <w:sz w:val="24"/>
         </w:rPr>
@@ -4231,14 +6317,20 @@
         <w:tc>
           <w:tcPr>
             <w:tcW w:type="dxa" w:w="4419"/>
-            <w:shd w:fill="2E4057"/>
-            <w:shd w:fill="FFFFFF"/>
+            <w:shd w:val="clear" w:color="auto" w:fill="2E4057"/>
           </w:tcPr>
           <w:p>
+            <w:pPr>
+              <w:spacing w:before="40" w:after="40"/>
+              <w:ind w:firstLine="0"/>
+            </w:pPr>
+            <w:r/>
             <w:r>
               <w:rPr>
+                <w:rFonts w:ascii="Times New Roman" w:hAnsi="Times New Roman"/>
                 <w:b/>
                 <w:color w:val="FFFFFF"/>
+                <w:sz w:val="22"/>
               </w:rPr>
               <w:t>Durasi</w:t>
             </w:r>
@@ -4247,14 +6339,20 @@
         <w:tc>
           <w:tcPr>
             <w:tcW w:type="dxa" w:w="4419"/>
-            <w:shd w:fill="2E4057"/>
-            <w:shd w:fill="FFFFFF"/>
+            <w:shd w:val="clear" w:color="auto" w:fill="2E4057"/>
           </w:tcPr>
           <w:p>
+            <w:pPr>
+              <w:spacing w:before="40" w:after="40"/>
+              <w:ind w:firstLine="0"/>
+            </w:pPr>
+            <w:r/>
             <w:r>
               <w:rPr>
+                <w:rFonts w:ascii="Times New Roman" w:hAnsi="Times New Roman"/>
                 <w:b/>
                 <w:color w:val="FFFFFF"/>
+                <w:sz w:val="22"/>
               </w:rPr>
               <w:t>Konten</w:t>
             </w:r>
@@ -4265,21 +6363,37 @@
         <w:tc>
           <w:tcPr>
             <w:tcW w:type="dxa" w:w="4419"/>
-            <w:shd w:fill="EBF0FA"/>
           </w:tcPr>
           <w:p>
+            <w:pPr>
+              <w:spacing w:before="40" w:after="40"/>
+              <w:ind w:firstLine="0"/>
+            </w:pPr>
+            <w:r/>
             <w:r>
-              <w:t>0:00 – 0:20</w:t>
+              <w:rPr>
+                <w:rFonts w:ascii="Times New Roman" w:hAnsi="Times New Roman"/>
+                <w:sz w:val="22"/>
+              </w:rPr>
+              <w:t>0:00 - 0:20</w:t>
             </w:r>
           </w:p>
         </w:tc>
         <w:tc>
           <w:tcPr>
             <w:tcW w:type="dxa" w:w="4419"/>
-            <w:shd w:fill="EBF0FA"/>
           </w:tcPr>
           <w:p>
+            <w:pPr>
+              <w:spacing w:before="40" w:after="40"/>
+              <w:ind w:firstLine="0"/>
+            </w:pPr>
+            <w:r/>
             <w:r>
+              <w:rPr>
+                <w:rFonts w:ascii="Times New Roman" w:hAnsi="Times New Roman"/>
+                <w:sz w:val="22"/>
+              </w:rPr>
               <w:t>Opening: Nama, NIM, nama board yang didesain</w:t>
             </w:r>
           </w:p>
@@ -4289,21 +6403,39 @@
         <w:tc>
           <w:tcPr>
             <w:tcW w:type="dxa" w:w="4419"/>
-            <w:shd w:fill="FFFFFF"/>
+            <w:shd w:val="clear" w:color="auto" w:fill="EBF0FA"/>
           </w:tcPr>
           <w:p>
+            <w:pPr>
+              <w:spacing w:before="40" w:after="40"/>
+              <w:ind w:firstLine="0"/>
+            </w:pPr>
+            <w:r/>
             <w:r>
-              <w:t>0:20 – 3:20</w:t>
+              <w:rPr>
+                <w:rFonts w:ascii="Times New Roman" w:hAnsi="Times New Roman"/>
+                <w:sz w:val="22"/>
+              </w:rPr>
+              <w:t>0:20 - 3:20</w:t>
             </w:r>
           </w:p>
         </w:tc>
         <w:tc>
           <w:tcPr>
             <w:tcW w:type="dxa" w:w="4419"/>
-            <w:shd w:fill="FFFFFF"/>
+            <w:shd w:val="clear" w:color="auto" w:fill="EBF0FA"/>
           </w:tcPr>
           <w:p>
+            <w:pPr>
+              <w:spacing w:before="40" w:after="40"/>
+              <w:ind w:firstLine="0"/>
+            </w:pPr>
+            <w:r/>
             <w:r>
+              <w:rPr>
+                <w:rFonts w:ascii="Times New Roman" w:hAnsi="Times New Roman"/>
+                <w:sz w:val="22"/>
+              </w:rPr>
               <w:t>Bagian 1: Teori dasar PCB</w:t>
             </w:r>
           </w:p>
@@ -4313,22 +6445,38 @@
         <w:tc>
           <w:tcPr>
             <w:tcW w:type="dxa" w:w="4419"/>
-            <w:shd w:fill="EBF0FA"/>
           </w:tcPr>
           <w:p>
+            <w:pPr>
+              <w:spacing w:before="40" w:after="40"/>
+              <w:ind w:firstLine="0"/>
+            </w:pPr>
+            <w:r/>
             <w:r>
-              <w:t>3:20 – 5:20</w:t>
+              <w:rPr>
+                <w:rFonts w:ascii="Times New Roman" w:hAnsi="Times New Roman"/>
+                <w:sz w:val="22"/>
+              </w:rPr>
+              <w:t>3:20 - 5:20</w:t>
             </w:r>
           </w:p>
         </w:tc>
         <w:tc>
           <w:tcPr>
             <w:tcW w:type="dxa" w:w="4419"/>
-            <w:shd w:fill="EBF0FA"/>
           </w:tcPr>
           <w:p>
+            <w:pPr>
+              <w:spacing w:before="40" w:after="40"/>
+              <w:ind w:firstLine="0"/>
+            </w:pPr>
+            <w:r/>
             <w:r>
-              <w:t>Bagian 2–3: EasyEDA overview + spesifikasi</w:t>
+              <w:rPr>
+                <w:rFonts w:ascii="Times New Roman" w:hAnsi="Times New Roman"/>
+                <w:sz w:val="22"/>
+              </w:rPr>
+              <w:t>Bagian 2-3: EasyEDA overview + spesifikasi</w:t>
             </w:r>
           </w:p>
         </w:tc>
@@ -4337,22 +6485,40 @@
         <w:tc>
           <w:tcPr>
             <w:tcW w:type="dxa" w:w="4419"/>
-            <w:shd w:fill="FFFFFF"/>
+            <w:shd w:val="clear" w:color="auto" w:fill="EBF0FA"/>
           </w:tcPr>
           <w:p>
+            <w:pPr>
+              <w:spacing w:before="40" w:after="40"/>
+              <w:ind w:firstLine="0"/>
+            </w:pPr>
+            <w:r/>
             <w:r>
-              <w:t>5:20 – 9:20</w:t>
+              <w:rPr>
+                <w:rFonts w:ascii="Times New Roman" w:hAnsi="Times New Roman"/>
+                <w:sz w:val="22"/>
+              </w:rPr>
+              <w:t>5:20 - 9:20</w:t>
             </w:r>
           </w:p>
         </w:tc>
         <w:tc>
           <w:tcPr>
             <w:tcW w:type="dxa" w:w="4419"/>
-            <w:shd w:fill="FFFFFF"/>
+            <w:shd w:val="clear" w:color="auto" w:fill="EBF0FA"/>
           </w:tcPr>
           <w:p>
+            <w:pPr>
+              <w:spacing w:before="40" w:after="40"/>
+              <w:ind w:firstLine="0"/>
+            </w:pPr>
+            <w:r/>
             <w:r>
-              <w:t>Bagian 4–5: Skematik + footprint</w:t>
+              <w:rPr>
+                <w:rFonts w:ascii="Times New Roman" w:hAnsi="Times New Roman"/>
+                <w:sz w:val="22"/>
+              </w:rPr>
+              <w:t>Bagian 4-5: Skematik + footprint</w:t>
             </w:r>
           </w:p>
         </w:tc>
@@ -4361,22 +6527,38 @@
         <w:tc>
           <w:tcPr>
             <w:tcW w:type="dxa" w:w="4419"/>
-            <w:shd w:fill="EBF0FA"/>
           </w:tcPr>
           <w:p>
+            <w:pPr>
+              <w:spacing w:before="40" w:after="40"/>
+              <w:ind w:firstLine="0"/>
+            </w:pPr>
+            <w:r/>
             <w:r>
-              <w:t>9:20 – 13:20</w:t>
+              <w:rPr>
+                <w:rFonts w:ascii="Times New Roman" w:hAnsi="Times New Roman"/>
+                <w:sz w:val="22"/>
+              </w:rPr>
+              <w:t>9:20 - 13:20</w:t>
             </w:r>
           </w:p>
         </w:tc>
         <w:tc>
           <w:tcPr>
             <w:tcW w:type="dxa" w:w="4419"/>
-            <w:shd w:fill="EBF0FA"/>
           </w:tcPr>
           <w:p>
+            <w:pPr>
+              <w:spacing w:before="40" w:after="40"/>
+              <w:ind w:firstLine="0"/>
+            </w:pPr>
+            <w:r/>
             <w:r>
-              <w:t>Bagian 6–7: Layout + routing + copper area</w:t>
+              <w:rPr>
+                <w:rFonts w:ascii="Times New Roman" w:hAnsi="Times New Roman"/>
+                <w:sz w:val="22"/>
+              </w:rPr>
+              <w:t>Bagian 6-7: Layout + routing + copper area</w:t>
             </w:r>
           </w:p>
         </w:tc>
@@ -4385,22 +6567,40 @@
         <w:tc>
           <w:tcPr>
             <w:tcW w:type="dxa" w:w="4419"/>
-            <w:shd w:fill="FFFFFF"/>
+            <w:shd w:val="clear" w:color="auto" w:fill="EBF0FA"/>
           </w:tcPr>
           <w:p>
+            <w:pPr>
+              <w:spacing w:before="40" w:after="40"/>
+              <w:ind w:firstLine="0"/>
+            </w:pPr>
+            <w:r/>
             <w:r>
-              <w:t>13:20 – 15:20</w:t>
+              <w:rPr>
+                <w:rFonts w:ascii="Times New Roman" w:hAnsi="Times New Roman"/>
+                <w:sz w:val="22"/>
+              </w:rPr>
+              <w:t>13:20 - 15:20</w:t>
             </w:r>
           </w:p>
         </w:tc>
         <w:tc>
           <w:tcPr>
             <w:tcW w:type="dxa" w:w="4419"/>
-            <w:shd w:fill="FFFFFF"/>
+            <w:shd w:val="clear" w:color="auto" w:fill="EBF0FA"/>
           </w:tcPr>
           <w:p>
+            <w:pPr>
+              <w:spacing w:before="40" w:after="40"/>
+              <w:ind w:firstLine="0"/>
+            </w:pPr>
+            <w:r/>
             <w:r>
-              <w:t>Bagian 8–9: DRC + silkscreen + 3D + Photo View</w:t>
+              <w:rPr>
+                <w:rFonts w:ascii="Times New Roman" w:hAnsi="Times New Roman"/>
+                <w:sz w:val="22"/>
+              </w:rPr>
+              <w:t>Bagian 8-9: DRC + silkscreen + 3D + Photo View</w:t>
             </w:r>
           </w:p>
         </w:tc>
@@ -4409,22 +6609,38 @@
         <w:tc>
           <w:tcPr>
             <w:tcW w:type="dxa" w:w="4419"/>
-            <w:shd w:fill="EBF0FA"/>
           </w:tcPr>
           <w:p>
+            <w:pPr>
+              <w:spacing w:before="40" w:after="40"/>
+              <w:ind w:firstLine="0"/>
+            </w:pPr>
+            <w:r/>
             <w:r>
-              <w:t>15:20 – 17:20</w:t>
+              <w:rPr>
+                <w:rFonts w:ascii="Times New Roman" w:hAnsi="Times New Roman"/>
+                <w:sz w:val="22"/>
+              </w:rPr>
+              <w:t>15:20 - 17:20</w:t>
             </w:r>
           </w:p>
         </w:tc>
         <w:tc>
           <w:tcPr>
             <w:tcW w:type="dxa" w:w="4419"/>
-            <w:shd w:fill="EBF0FA"/>
           </w:tcPr>
           <w:p>
+            <w:pPr>
+              <w:spacing w:before="40" w:after="40"/>
+              <w:ind w:firstLine="0"/>
+            </w:pPr>
+            <w:r/>
             <w:r>
-              <w:t>Bagian 10–11: Gerber export + order JLCPCB</w:t>
+              <w:rPr>
+                <w:rFonts w:ascii="Times New Roman" w:hAnsi="Times New Roman"/>
+                <w:sz w:val="22"/>
+              </w:rPr>
+              <w:t>Bagian 10-11: Gerber export + order JLCPCB</w:t>
             </w:r>
           </w:p>
         </w:tc>
@@ -4433,21 +6649,39 @@
         <w:tc>
           <w:tcPr>
             <w:tcW w:type="dxa" w:w="4419"/>
-            <w:shd w:fill="FFFFFF"/>
+            <w:shd w:val="clear" w:color="auto" w:fill="EBF0FA"/>
           </w:tcPr>
           <w:p>
+            <w:pPr>
+              <w:spacing w:before="40" w:after="40"/>
+              <w:ind w:firstLine="0"/>
+            </w:pPr>
+            <w:r/>
             <w:r>
-              <w:t>17:20 – 18:00</w:t>
+              <w:rPr>
+                <w:rFonts w:ascii="Times New Roman" w:hAnsi="Times New Roman"/>
+                <w:sz w:val="22"/>
+              </w:rPr>
+              <w:t>17:20 - 18:00</w:t>
             </w:r>
           </w:p>
         </w:tc>
         <w:tc>
           <w:tcPr>
             <w:tcW w:type="dxa" w:w="4419"/>
-            <w:shd w:fill="FFFFFF"/>
+            <w:shd w:val="clear" w:color="auto" w:fill="EBF0FA"/>
           </w:tcPr>
           <w:p>
+            <w:pPr>
+              <w:spacing w:before="40" w:after="40"/>
+              <w:ind w:firstLine="0"/>
+            </w:pPr>
+            <w:r/>
             <w:r>
+              <w:rPr>
+                <w:rFonts w:ascii="Times New Roman" w:hAnsi="Times New Roman"/>
+                <w:sz w:val="22"/>
+              </w:rPr>
               <w:t>Penutup: ringkasan singkat</w:t>
             </w:r>
           </w:p>
@@ -4455,15 +6689,15 @@
       </w:tr>
     </w:tbl>
     <w:p>
-      <w:bookmarkStart w:id="26" w:name="bagian_E"/>
       <w:pPr>
-        <w:pStyle w:val="Heading2"/>
-        <w:spacing w:before="120" w:after="60"/>
+        <w:spacing w:line="276" w:lineRule="auto" w:before="120" w:after="60"/>
+        <w:ind w:firstLine="0"/>
         <w:jc w:val="left"/>
       </w:pPr>
+      <w:bookmarkStart w:id="26" w:name="bagian_E"/>
       <w:r>
         <w:rPr>
-          <w:rFonts w:ascii="Times New Roman" w:hAnsi="Times New Roman" w:eastAsia="Times New Roman"/>
+          <w:rFonts w:ascii="Times New Roman" w:hAnsi="Times New Roman"/>
           <w:b/>
           <w:sz w:val="24"/>
         </w:rPr>
@@ -4473,13 +6707,13 @@
     </w:p>
     <w:p>
       <w:pPr>
-        <w:pStyle w:val="Heading3"/>
-        <w:spacing w:before="120" w:after="60"/>
+        <w:spacing w:line="276" w:lineRule="auto" w:before="80" w:after="60"/>
+        <w:ind w:firstLine="0"/>
         <w:jc w:val="left"/>
       </w:pPr>
       <w:r>
         <w:rPr>
-          <w:rFonts w:ascii="Times New Roman" w:hAnsi="Times New Roman" w:eastAsia="Times New Roman"/>
+          <w:rFonts w:ascii="Times New Roman" w:hAnsi="Times New Roman"/>
           <w:b/>
           <w:sz w:val="24"/>
         </w:rPr>
@@ -4490,23 +6724,25 @@
       <w:pPr>
         <w:pStyle w:val="ListBullet"/>
         <w:spacing w:line="276" w:lineRule="auto" w:before="60" w:after="60"/>
+        <w:ind w:firstLine="0"/>
       </w:pPr>
       <w:r>
         <w:rPr>
-          <w:rFonts w:ascii="Times New Roman" w:hAnsi="Times New Roman" w:eastAsia="Times New Roman"/>
+          <w:rFonts w:ascii="Times New Roman" w:hAnsi="Times New Roman"/>
           <w:sz w:val="24"/>
         </w:rPr>
-        <w:t>[ ] Semua 11 bagian ada dalam video (cek menggunakan daftar di atas).</w:t>
+        <w:t>[ ] Semua 11 bagian ada dalam video.</w:t>
       </w:r>
     </w:p>
     <w:p>
       <w:pPr>
         <w:pStyle w:val="ListBullet"/>
         <w:spacing w:line="276" w:lineRule="auto" w:before="60" w:after="60"/>
+        <w:ind w:firstLine="0"/>
       </w:pPr>
       <w:r>
         <w:rPr>
-          <w:rFonts w:ascii="Times New Roman" w:hAnsi="Times New Roman" w:eastAsia="Times New Roman"/>
+          <w:rFonts w:ascii="Times New Roman" w:hAnsi="Times New Roman"/>
           <w:sz w:val="24"/>
         </w:rPr>
         <w:t>[ ] Nama dan NIM tampil di awal video.</w:t>
@@ -4516,10 +6752,11 @@
       <w:pPr>
         <w:pStyle w:val="ListBullet"/>
         <w:spacing w:line="276" w:lineRule="auto" w:before="60" w:after="60"/>
+        <w:ind w:firstLine="0"/>
       </w:pPr>
       <w:r>
         <w:rPr>
-          <w:rFonts w:ascii="Times New Roman" w:hAnsi="Times New Roman" w:eastAsia="Times New Roman"/>
+          <w:rFonts w:ascii="Times New Roman" w:hAnsi="Times New Roman"/>
           <w:sz w:val="24"/>
         </w:rPr>
         <w:t>[ ] Minimal 5 fitur EasyEDA didemonstrasikan (bukan hanya disebutkan).</w:t>
@@ -4529,10 +6766,11 @@
       <w:pPr>
         <w:pStyle w:val="ListBullet"/>
         <w:spacing w:line="276" w:lineRule="auto" w:before="60" w:after="60"/>
+        <w:ind w:firstLine="0"/>
       </w:pPr>
       <w:r>
         <w:rPr>
-          <w:rFonts w:ascii="Times New Roman" w:hAnsi="Times New Roman" w:eastAsia="Times New Roman"/>
+          <w:rFonts w:ascii="Times New Roman" w:hAnsi="Times New Roman"/>
           <w:sz w:val="24"/>
         </w:rPr>
         <w:t>[ ] ERC bersih dari error ditampilkan.</w:t>
@@ -4542,10 +6780,11 @@
       <w:pPr>
         <w:pStyle w:val="ListBullet"/>
         <w:spacing w:line="276" w:lineRule="auto" w:before="60" w:after="60"/>
+        <w:ind w:firstLine="0"/>
       </w:pPr>
       <w:r>
         <w:rPr>
-          <w:rFonts w:ascii="Times New Roman" w:hAnsi="Times New Roman" w:eastAsia="Times New Roman"/>
+          <w:rFonts w:ascii="Times New Roman" w:hAnsi="Times New Roman"/>
           <w:sz w:val="24"/>
         </w:rPr>
         <w:t>[ ] DRC bersih dari error ditampilkan.</w:t>
@@ -4555,10 +6794,11 @@
       <w:pPr>
         <w:pStyle w:val="ListBullet"/>
         <w:spacing w:line="276" w:lineRule="auto" w:before="60" w:after="60"/>
+        <w:ind w:firstLine="0"/>
       </w:pPr>
       <w:r>
         <w:rPr>
-          <w:rFonts w:ascii="Times New Roman" w:hAnsi="Times New Roman" w:eastAsia="Times New Roman"/>
+          <w:rFonts w:ascii="Times New Roman" w:hAnsi="Times New Roman"/>
           <w:sz w:val="24"/>
         </w:rPr>
         <w:t>[ ] Gerber berhasil di-generate dan ditampilkan di Gerber Viewer.</w:t>
@@ -4568,10 +6808,11 @@
       <w:pPr>
         <w:pStyle w:val="ListBullet"/>
         <w:spacing w:line="276" w:lineRule="auto" w:before="60" w:after="60"/>
+        <w:ind w:firstLine="0"/>
       </w:pPr>
       <w:r>
         <w:rPr>
-          <w:rFonts w:ascii="Times New Roman" w:hAnsi="Times New Roman" w:eastAsia="Times New Roman"/>
+          <w:rFonts w:ascii="Times New Roman" w:hAnsi="Times New Roman"/>
           <w:sz w:val="24"/>
         </w:rPr>
         <w:t>[ ] Halaman order JLCPCB ditampilkan dengan estimasi harga.</w:t>
@@ -4579,13 +6820,13 @@
     </w:p>
     <w:p>
       <w:pPr>
-        <w:pStyle w:val="Heading3"/>
-        <w:spacing w:before="120" w:after="60"/>
+        <w:spacing w:line="276" w:lineRule="auto" w:before="80" w:after="60"/>
+        <w:ind w:firstLine="0"/>
         <w:jc w:val="left"/>
       </w:pPr>
       <w:r>
         <w:rPr>
-          <w:rFonts w:ascii="Times New Roman" w:hAnsi="Times New Roman" w:eastAsia="Times New Roman"/>
+          <w:rFonts w:ascii="Times New Roman" w:hAnsi="Times New Roman"/>
           <w:b/>
           <w:sz w:val="24"/>
         </w:rPr>
@@ -4596,10 +6837,11 @@
       <w:pPr>
         <w:pStyle w:val="ListBullet"/>
         <w:spacing w:line="276" w:lineRule="auto" w:before="60" w:after="60"/>
+        <w:ind w:firstLine="0"/>
       </w:pPr>
       <w:r>
         <w:rPr>
-          <w:rFonts w:ascii="Times New Roman" w:hAnsi="Times New Roman" w:eastAsia="Times New Roman"/>
+          <w:rFonts w:ascii="Times New Roman" w:hAnsi="Times New Roman"/>
           <w:sz w:val="24"/>
         </w:rPr>
         <w:t>[ ] Resolusi minimal HD 720p.</w:t>
@@ -4609,10 +6851,11 @@
       <w:pPr>
         <w:pStyle w:val="ListBullet"/>
         <w:spacing w:line="276" w:lineRule="auto" w:before="60" w:after="60"/>
+        <w:ind w:firstLine="0"/>
       </w:pPr>
       <w:r>
         <w:rPr>
-          <w:rFonts w:ascii="Times New Roman" w:hAnsi="Times New Roman" w:eastAsia="Times New Roman"/>
+          <w:rFonts w:ascii="Times New Roman" w:hAnsi="Times New Roman"/>
           <w:sz w:val="24"/>
         </w:rPr>
         <w:t>[ ] Audio jelas tanpa noise berlebihan.</w:t>
@@ -4622,23 +6865,25 @@
       <w:pPr>
         <w:pStyle w:val="ListBullet"/>
         <w:spacing w:line="276" w:lineRule="auto" w:before="60" w:after="60"/>
+        <w:ind w:firstLine="0"/>
       </w:pPr>
       <w:r>
         <w:rPr>
-          <w:rFonts w:ascii="Times New Roman" w:hAnsi="Times New Roman" w:eastAsia="Times New Roman"/>
+          <w:rFonts w:ascii="Times New Roman" w:hAnsi="Times New Roman"/>
           <w:sz w:val="24"/>
         </w:rPr>
-        <w:t>[ ] Durasi 10–20 menit.</w:t>
+        <w:t>[ ] Durasi 10-20 menit.</w:t>
       </w:r>
     </w:p>
     <w:p>
       <w:pPr>
         <w:pStyle w:val="ListBullet"/>
         <w:spacing w:line="276" w:lineRule="auto" w:before="60" w:after="60"/>
+        <w:ind w:firstLine="0"/>
       </w:pPr>
       <w:r>
         <w:rPr>
-          <w:rFonts w:ascii="Times New Roman" w:hAnsi="Times New Roman" w:eastAsia="Times New Roman"/>
+          <w:rFonts w:ascii="Times New Roman" w:hAnsi="Times New Roman"/>
           <w:sz w:val="24"/>
         </w:rPr>
         <w:t>[ ] Teks/angka di layar EasyEDA bisa terbaca.</w:t>
@@ -4646,13 +6891,13 @@
     </w:p>
     <w:p>
       <w:pPr>
-        <w:pStyle w:val="Heading3"/>
-        <w:spacing w:before="120" w:after="60"/>
+        <w:spacing w:line="276" w:lineRule="auto" w:before="80" w:after="60"/>
+        <w:ind w:firstLine="0"/>
         <w:jc w:val="left"/>
       </w:pPr>
       <w:r>
         <w:rPr>
-          <w:rFonts w:ascii="Times New Roman" w:hAnsi="Times New Roman" w:eastAsia="Times New Roman"/>
+          <w:rFonts w:ascii="Times New Roman" w:hAnsi="Times New Roman"/>
           <w:b/>
           <w:sz w:val="24"/>
         </w:rPr>
@@ -4663,10 +6908,11 @@
       <w:pPr>
         <w:pStyle w:val="ListBullet"/>
         <w:spacing w:line="276" w:lineRule="auto" w:before="60" w:after="60"/>
+        <w:ind w:firstLine="0"/>
       </w:pPr>
       <w:r>
         <w:rPr>
-          <w:rFonts w:ascii="Times New Roman" w:hAnsi="Times New Roman" w:eastAsia="Times New Roman"/>
+          <w:rFonts w:ascii="Times New Roman" w:hAnsi="Times New Roman"/>
           <w:sz w:val="24"/>
         </w:rPr>
         <w:t>[ ] Format MP4.</w:t>
@@ -4676,10 +6922,11 @@
       <w:pPr>
         <w:pStyle w:val="ListBullet"/>
         <w:spacing w:line="276" w:lineRule="auto" w:before="60" w:after="60"/>
+        <w:ind w:firstLine="0"/>
       </w:pPr>
       <w:r>
         <w:rPr>
-          <w:rFonts w:ascii="Times New Roman" w:hAnsi="Times New Roman" w:eastAsia="Times New Roman"/>
+          <w:rFonts w:ascii="Times New Roman" w:hAnsi="Times New Roman"/>
           <w:sz w:val="24"/>
         </w:rPr>
         <w:t>[ ] Nama file: Video_PCB_[NIM]_[NamaLengkap].mp4</w:t>
@@ -4689,10 +6936,11 @@
       <w:pPr>
         <w:pStyle w:val="ListBullet"/>
         <w:spacing w:line="276" w:lineRule="auto" w:before="60" w:after="60"/>
+        <w:ind w:firstLine="0"/>
       </w:pPr>
       <w:r>
         <w:rPr>
-          <w:rFonts w:ascii="Times New Roman" w:hAnsi="Times New Roman" w:eastAsia="Times New Roman"/>
+          <w:rFonts w:ascii="Times New Roman" w:hAnsi="Times New Roman"/>
           <w:sz w:val="24"/>
         </w:rPr>
         <w:t>[ ] Diupload ke platform yang ditentukan dosen sebelum batas waktu.</w:t>
@@ -4700,28 +6948,17 @@
     </w:p>
     <w:p>
       <w:pPr>
-        <w:pStyle w:val="ListBullet"/>
         <w:spacing w:line="276" w:lineRule="auto" w:before="60" w:after="60"/>
+        <w:ind w:firstLine="0"/>
+        <w:jc w:val="both"/>
       </w:pPr>
       <w:r>
         <w:rPr>
-          <w:rFonts w:ascii="Times New Roman" w:hAnsi="Times New Roman" w:eastAsia="Times New Roman"/>
+          <w:rFonts w:ascii="Times New Roman" w:hAnsi="Times New Roman"/>
+          <w:b/>
           <w:sz w:val="24"/>
         </w:rPr>
-        <w:t>Catatan: Video yang tidak memenuhi minimal 70% kelengkapan konten tidak akan dinilai.</w:t>
-      </w:r>
-    </w:p>
-    <w:p>
-      <w:pPr>
-        <w:pStyle w:val="ListBullet"/>
-        <w:spacing w:line="276" w:lineRule="auto" w:before="60" w:after="60"/>
-      </w:pPr>
-      <w:r>
-        <w:rPr>
-          <w:rFonts w:ascii="Times New Roman" w:hAnsi="Times New Roman" w:eastAsia="Times New Roman"/>
-          <w:sz w:val="24"/>
-        </w:rPr>
-        <w:t>Catatan: Tugas video dikerjakan secara INDIVIDUAL — tidak boleh bergabung dengan anggota kelompok lain.</w:t>
+        <w:t>Catatan: Video yang tidak memenuhi minimal 70% kelengkapan konten tidak akan dinilai. Tugas video dikerjakan secara INDIVIDUAL - tidak boleh bergabung dengan anggota kelompok lain.</w:t>
       </w:r>
     </w:p>
     <w:sectPr>
@@ -4739,12 +6976,19 @@
 <w:ftr xmlns:m="http://schemas.openxmlformats.org/officeDocument/2006/math" xmlns:mc="http://schemas.openxmlformats.org/markup-compatibility/2006" xmlns:mo="http://schemas.microsoft.com/office/mac/office/2008/main" xmlns:mv="urn:schemas-microsoft-com:mac:vml" xmlns:o="urn:schemas-microsoft-com:office:office" xmlns:r="http://schemas.openxmlformats.org/officeDocument/2006/relationships" xmlns:v="urn:schemas-microsoft-com:vml" xmlns:w10="urn:schemas-microsoft-com:office:word" xmlns:w14="http://schemas.microsoft.com/office/word/2010/wordml" xmlns:w="http://schemas.openxmlformats.org/wordprocessingml/2006/main" xmlns:wne="http://schemas.microsoft.com/office/word/2006/wordml" xmlns:wp14="http://schemas.microsoft.com/office/word/2010/wordprocessingDrawing" xmlns:wp="http://schemas.openxmlformats.org/drawingml/2006/wordprocessingDrawing" xmlns:wpc="http://schemas.microsoft.com/office/word/2010/wordprocessingCanvas" xmlns:wpg="http://schemas.microsoft.com/office/word/2010/wordprocessingGroup" xmlns:wpi="http://schemas.microsoft.com/office/word/2010/wordprocessingInk" xmlns:wps="http://schemas.microsoft.com/office/word/2010/wordprocessingShape" mc:Ignorable="w14 wp14">
   <w:p>
     <w:pPr>
+      <w:pStyle w:val="Footer"/>
+      <w:ind w:firstLine="0"/>
       <w:jc w:val="right"/>
     </w:pPr>
-    <w:fldChar w:fldCharType="begin"/>
-    <w:instrText xml:space="preserve">PAGE</w:instrText>
-    <w:fldChar w:fldCharType="separate"/>
-    <w:fldChar w:fldCharType="end"/>
+    <w:r>
+      <w:rPr>
+        <w:rFonts w:ascii="Times New Roman" w:hAnsi="Times New Roman"/>
+        <w:sz w:val="20"/>
+      </w:rPr>
+      <w:fldChar w:fldCharType="begin"/>
+      <w:instrText>PAGE</w:instrText>
+      <w:fldChar w:fldCharType="end"/>
+    </w:r>
   </w:p>
 </w:ftr>
 </file>
@@ -5112,6 +7356,15 @@
     <w:name w:val="Normal"/>
     <w:qFormat/>
     <w:rsid w:val="00FC693F"/>
+    <w:pPr>
+      <w:spacing w:line="276" w:lineRule="auto" w:before="60" w:after="60"/>
+      <w:ind w:firstLine="567"/>
+      <w:jc w:val="both"/>
+    </w:pPr>
+    <w:rPr>
+      <w:rFonts w:ascii="Times New Roman" w:hAnsi="Times New Roman"/>
+      <w:sz w:val="24"/>
+    </w:rPr>
   </w:style>
   <w:style w:type="paragraph" w:styleId="Header">
     <w:name w:val="header"/>
